--- a/word_templates/template_债权转让协议_非分期.docx
+++ b/word_templates/template_债权转让协议_非分期.docx
@@ -29,13 +29,59 @@
         </w:rPr>
         <w:t>编号：</w:t>
       </w:r>
+      <w:proofErr w:type="gramStart"/>
       <w:r>
         <w:rPr>
           <w:sz w:val="24"/>
           <w:szCs w:val="24"/>
           <w:highlight w:val="yellow"/>
         </w:rPr>
-        <w:t>{{ contract_no }}</w:t>
+        <w:t xml:space="preserve">{{ </w:t>
+      </w:r>
+      <w:proofErr w:type="spellStart"/>
+      <w:r>
+        <w:rPr>
+          <w:sz w:val="24"/>
+          <w:szCs w:val="24"/>
+          <w:highlight w:val="yellow"/>
+        </w:rPr>
+        <w:t>contract</w:t>
+      </w:r>
+      <w:proofErr w:type="gramEnd"/>
+      <w:r>
+        <w:rPr>
+          <w:sz w:val="24"/>
+          <w:szCs w:val="24"/>
+          <w:highlight w:val="yellow"/>
+        </w:rPr>
+        <w:t>_</w:t>
+      </w:r>
+      <w:proofErr w:type="gramStart"/>
+      <w:r>
+        <w:rPr>
+          <w:sz w:val="24"/>
+          <w:szCs w:val="24"/>
+          <w:highlight w:val="yellow"/>
+        </w:rPr>
+        <w:t>no</w:t>
+      </w:r>
+      <w:proofErr w:type="spellEnd"/>
+      <w:r>
+        <w:rPr>
+          <w:sz w:val="24"/>
+          <w:szCs w:val="24"/>
+          <w:highlight w:val="yellow"/>
+        </w:rPr>
+        <w:t xml:space="preserve"> }</w:t>
+      </w:r>
+      <w:proofErr w:type="gramEnd"/>
+      <w:r>
+        <w:rPr>
+          <w:sz w:val="24"/>
+          <w:szCs w:val="24"/>
+          <w:highlight w:val="yellow"/>
+        </w:rPr>
+        <w:t>}</w:t>
       </w:r>
     </w:p>
     <w:p>
@@ -213,13 +259,59 @@
         </w:rPr>
         <w:t>：</w:t>
       </w:r>
-      <w:r>
-        <w:rPr>
-          <w:sz w:val="28"/>
-          <w:szCs w:val="28"/>
-          <w:highlight w:val="yellow"/>
-        </w:rPr>
-        <w:t>{{ party_b_name }}</w:t>
+      <w:proofErr w:type="gramStart"/>
+      <w:r>
+        <w:rPr>
+          <w:sz w:val="28"/>
+          <w:szCs w:val="28"/>
+          <w:highlight w:val="yellow"/>
+        </w:rPr>
+        <w:t xml:space="preserve">{{ </w:t>
+      </w:r>
+      <w:proofErr w:type="spellStart"/>
+      <w:r>
+        <w:rPr>
+          <w:sz w:val="28"/>
+          <w:szCs w:val="28"/>
+          <w:highlight w:val="yellow"/>
+        </w:rPr>
+        <w:t>party</w:t>
+      </w:r>
+      <w:proofErr w:type="gramEnd"/>
+      <w:r>
+        <w:rPr>
+          <w:sz w:val="28"/>
+          <w:szCs w:val="28"/>
+          <w:highlight w:val="yellow"/>
+        </w:rPr>
+        <w:t>_b_</w:t>
+      </w:r>
+      <w:proofErr w:type="gramStart"/>
+      <w:r>
+        <w:rPr>
+          <w:sz w:val="28"/>
+          <w:szCs w:val="28"/>
+          <w:highlight w:val="yellow"/>
+        </w:rPr>
+        <w:t>name</w:t>
+      </w:r>
+      <w:proofErr w:type="spellEnd"/>
+      <w:r>
+        <w:rPr>
+          <w:sz w:val="28"/>
+          <w:szCs w:val="28"/>
+          <w:highlight w:val="yellow"/>
+        </w:rPr>
+        <w:t xml:space="preserve"> }</w:t>
+      </w:r>
+      <w:proofErr w:type="gramEnd"/>
+      <w:r>
+        <w:rPr>
+          <w:sz w:val="28"/>
+          <w:szCs w:val="28"/>
+          <w:highlight w:val="yellow"/>
+        </w:rPr>
+        <w:t>}</w:t>
       </w:r>
     </w:p>
     <w:p>
@@ -273,13 +365,59 @@
         </w:rPr>
         <w:t>执行事务合伙人：</w:t>
       </w:r>
-      <w:r>
-        <w:rPr>
-          <w:sz w:val="28"/>
-          <w:szCs w:val="28"/>
-          <w:highlight w:val="yellow"/>
-        </w:rPr>
-        <w:t>{{ party_b_legal_rep }}</w:t>
+      <w:proofErr w:type="gramStart"/>
+      <w:r>
+        <w:rPr>
+          <w:sz w:val="28"/>
+          <w:szCs w:val="28"/>
+          <w:highlight w:val="yellow"/>
+        </w:rPr>
+        <w:t xml:space="preserve">{{ </w:t>
+      </w:r>
+      <w:proofErr w:type="spellStart"/>
+      <w:r>
+        <w:rPr>
+          <w:sz w:val="28"/>
+          <w:szCs w:val="28"/>
+          <w:highlight w:val="yellow"/>
+        </w:rPr>
+        <w:t>party</w:t>
+      </w:r>
+      <w:proofErr w:type="gramEnd"/>
+      <w:r>
+        <w:rPr>
+          <w:sz w:val="28"/>
+          <w:szCs w:val="28"/>
+          <w:highlight w:val="yellow"/>
+        </w:rPr>
+        <w:t>_b_legal_</w:t>
+      </w:r>
+      <w:proofErr w:type="gramStart"/>
+      <w:r>
+        <w:rPr>
+          <w:sz w:val="28"/>
+          <w:szCs w:val="28"/>
+          <w:highlight w:val="yellow"/>
+        </w:rPr>
+        <w:t>rep</w:t>
+      </w:r>
+      <w:proofErr w:type="spellEnd"/>
+      <w:r>
+        <w:rPr>
+          <w:sz w:val="28"/>
+          <w:szCs w:val="28"/>
+          <w:highlight w:val="yellow"/>
+        </w:rPr>
+        <w:t xml:space="preserve"> }</w:t>
+      </w:r>
+      <w:proofErr w:type="gramEnd"/>
+      <w:r>
+        <w:rPr>
+          <w:sz w:val="28"/>
+          <w:szCs w:val="28"/>
+          <w:highlight w:val="yellow"/>
+        </w:rPr>
+        <w:t>}</w:t>
       </w:r>
     </w:p>
     <w:p>
@@ -301,26 +439,97 @@
         </w:rPr>
         <w:t>注册地：</w:t>
       </w:r>
-      <w:r>
-        <w:rPr>
-          <w:sz w:val="28"/>
-          <w:szCs w:val="28"/>
-          <w:highlight w:val="yellow"/>
-        </w:rPr>
-        <w:t>{{ party_b_address }}</w:t>
-      </w:r>
-    </w:p>
-    <w:p>
-      <w:pPr>
-        <w:snapToGrid w:val="0"/>
-        <w:spacing w:line="312" w:lineRule="auto"/>
-        <w:rPr>
-          <w:b/>
+      <w:proofErr w:type="gramStart"/>
+      <w:r>
+        <w:rPr>
+          <w:sz w:val="28"/>
+          <w:szCs w:val="28"/>
+          <w:highlight w:val="yellow"/>
+        </w:rPr>
+        <w:t xml:space="preserve">{{ </w:t>
+      </w:r>
+      <w:proofErr w:type="spellStart"/>
+      <w:r>
+        <w:rPr>
+          <w:sz w:val="28"/>
+          <w:szCs w:val="28"/>
+          <w:highlight w:val="yellow"/>
+        </w:rPr>
+        <w:t>party</w:t>
+      </w:r>
+      <w:proofErr w:type="gramEnd"/>
+      <w:r>
+        <w:rPr>
+          <w:sz w:val="28"/>
+          <w:szCs w:val="28"/>
+          <w:highlight w:val="yellow"/>
+        </w:rPr>
+        <w:t>_b_</w:t>
+      </w:r>
+      <w:proofErr w:type="gramStart"/>
+      <w:r>
+        <w:rPr>
+          <w:sz w:val="28"/>
+          <w:szCs w:val="28"/>
+          <w:highlight w:val="yellow"/>
+        </w:rPr>
+        <w:t>address</w:t>
+      </w:r>
+      <w:proofErr w:type="spellEnd"/>
+      <w:r>
+        <w:rPr>
+          <w:sz w:val="28"/>
+          <w:szCs w:val="28"/>
+          <w:highlight w:val="yellow"/>
+        </w:rPr>
+        <w:t xml:space="preserve"> }</w:t>
+      </w:r>
+      <w:proofErr w:type="gramEnd"/>
+      <w:r>
+        <w:rPr>
+          <w:sz w:val="28"/>
+          <w:szCs w:val="28"/>
+          <w:highlight w:val="yellow"/>
+        </w:rPr>
+        <w:t>}</w:t>
+      </w:r>
+    </w:p>
+    <w:p>
+      <w:pPr>
+        <w:snapToGrid w:val="0"/>
+        <w:spacing w:line="312" w:lineRule="auto"/>
+        <w:ind w:firstLineChars="200" w:firstLine="560"/>
+        <w:rPr>
+          <w:bCs/>
           <w:sz w:val="28"/>
           <w:szCs w:val="28"/>
           <w:u w:val="single"/>
         </w:rPr>
       </w:pPr>
+      <w:r>
+        <w:rPr>
+          <w:rFonts w:hint="eastAsia"/>
+          <w:bCs/>
+          <w:sz w:val="28"/>
+          <w:szCs w:val="28"/>
+          <w:highlight w:val="yellow"/>
+          <w:u w:val="single"/>
+        </w:rPr>
+        <w:t>【如为自然人，需同时填写身份证号、住所地】</w:t>
+      </w:r>
+    </w:p>
+    <w:p>
+      <w:pPr>
+        <w:snapToGrid w:val="0"/>
+        <w:spacing w:line="312" w:lineRule="auto"/>
+        <w:rPr>
+          <w:rFonts w:hint="eastAsia"/>
+          <w:bCs/>
+          <w:sz w:val="28"/>
+          <w:szCs w:val="28"/>
+          <w:u w:val="single"/>
+        </w:rPr>
+      </w:pPr>
     </w:p>
     <w:p>
       <w:pPr>
@@ -470,7 +679,7 @@
           <w:sz w:val="28"/>
           <w:szCs w:val="28"/>
         </w:rPr>
-        <w:t>或风险和预期利益无法实现的风险，乙方保证不因任何原因主张协议无效或要求撤销本合同或要求甲方回购标的债权或要求甲方承担赔偿责任。乙方经独立慎重判断决定签署本合同，并同意按本合同约定的条款和条件及</w:t>
+        <w:t>或风险和预期利益无法实现的风险，乙方保证不因任何原因主张协议无效或要求撤销本合同或要求甲方回购标的债权或要求甲方承担赔偿责任。乙方</w:t>
       </w:r>
       <w:r>
         <w:rPr>
@@ -478,7 +687,7 @@
           <w:szCs w:val="28"/>
         </w:rPr>
         <w:lastRenderedPageBreak/>
-        <w:t>标的债权的现状受让标的债权。标的债权现状包括但不限于标的债权的债权本金、权属状态、法律状态、实际使用状况、债权文件的状态以及标的债权可能或实际存在的瑕疵和风险等。</w:t>
+        <w:t>经独立慎重判断决定签署本合同，并同意按本合同约定的条款和条件及标的债权的现状受让标的债权。标的债权现状包括但不限于标的债权的债权本金、权属状态、法律状态、实际使用状况、债权文件的状态以及标的债权可能或实际存在的瑕疵和风险等。</w:t>
       </w:r>
     </w:p>
     <w:p>
@@ -696,7 +905,31 @@
           <w:sz w:val="28"/>
           <w:szCs w:val="28"/>
         </w:rPr>
-        <w:t>在基准日前发生的费用（律师费、诉讼费、评估费、拍卖费及其他实现债权而发生的费用）作为标的债权一并转让。乙方确认，基准日前发生的甲方为实现债权而支付的费用做零定价转让，因该部分债权无法实现、无法得到法律支持等，不影响整体债权的定价及转让效力。</w:t>
+        <w:t>在基准日前发生的费用（律师费、诉讼费、评估费、拍卖费及其他实现债权而发生的费用）作为标的债权一并转让。乙方确认，</w:t>
+      </w:r>
+      <w:r>
+        <w:rPr>
+          <w:rFonts w:hint="eastAsia"/>
+          <w:sz w:val="28"/>
+          <w:szCs w:val="28"/>
+        </w:rPr>
+        <w:t>基准日前发生的甲方为实现债权而已经支付的费用形成的债权以零定价转让给</w:t>
+      </w:r>
+      <w:r>
+        <w:rPr>
+          <w:rFonts w:hint="eastAsia"/>
+          <w:sz w:val="28"/>
+          <w:szCs w:val="28"/>
+        </w:rPr>
+        <w:lastRenderedPageBreak/>
+        <w:t>乙方，</w:t>
+      </w:r>
+      <w:r>
+        <w:rPr>
+          <w:sz w:val="28"/>
+          <w:szCs w:val="28"/>
+        </w:rPr>
+        <w:t>因该部分债权无法实现、无法得到法律支持等，不影响整体债权的定价及转让效力。</w:t>
       </w:r>
     </w:p>
     <w:p>
@@ -716,23 +949,402 @@
           <w:sz w:val="28"/>
           <w:szCs w:val="28"/>
         </w:rPr>
+        <w:t>1.4</w:t>
+      </w:r>
+      <w:r>
+        <w:rPr>
+          <w:b/>
+          <w:sz w:val="28"/>
+          <w:szCs w:val="28"/>
+        </w:rPr>
+        <w:t>转让价款</w:t>
+      </w:r>
+      <w:r>
+        <w:rPr>
+          <w:sz w:val="28"/>
+          <w:szCs w:val="28"/>
+        </w:rPr>
+        <w:t>：指乙方受让标的债权所应支付的价款。</w:t>
+      </w:r>
+    </w:p>
+    <w:p>
+      <w:pPr>
+        <w:snapToGrid w:val="0"/>
+        <w:spacing w:line="312" w:lineRule="auto"/>
+        <w:ind w:firstLineChars="196" w:firstLine="551"/>
+        <w:jc w:val="both"/>
+        <w:rPr>
+          <w:sz w:val="28"/>
+          <w:szCs w:val="28"/>
+        </w:rPr>
+      </w:pPr>
+      <w:r>
+        <w:rPr>
+          <w:b/>
+          <w:sz w:val="28"/>
+          <w:szCs w:val="28"/>
+        </w:rPr>
+        <w:t>1.5</w:t>
+      </w:r>
+      <w:r>
+        <w:rPr>
+          <w:b/>
+          <w:sz w:val="28"/>
+          <w:szCs w:val="28"/>
+        </w:rPr>
+        <w:t>标的债权证明文件：</w:t>
+      </w:r>
+      <w:r>
+        <w:rPr>
+          <w:sz w:val="28"/>
+          <w:szCs w:val="28"/>
+        </w:rPr>
+        <w:t>限于贷款合同、借据、担保合同、抵（质）押担保权利凭证、判决书、调解书、裁定书、和解协议、债务重组协议、以物（股权）抵债协议、抵债资产权属证书或证明、破产债权申报书、逾期贷款催收通知书、甲方与前手权利人的分户债权转让协议、债权转让暨催收公告等。但甲方向乙方提供的标的债权证明文件以其预先披露并在交割日继续持有的全部法律文件为限，甲方未对标的债权证明文件的真实性、完整性、准确性做出任何保证或承诺。为避免疑义，甲方对标的债权的内部文件（包括但不限于内部审批文件、为内部程序而进行的法律、财务尽调、评估文件等）不属于标的债权证明文件的范围之内。</w:t>
+      </w:r>
+    </w:p>
+    <w:p>
+      <w:pPr>
+        <w:snapToGrid w:val="0"/>
+        <w:spacing w:line="312" w:lineRule="auto"/>
+        <w:ind w:firstLineChars="196" w:firstLine="551"/>
+        <w:jc w:val="both"/>
+        <w:rPr>
+          <w:sz w:val="28"/>
+          <w:szCs w:val="28"/>
+        </w:rPr>
+      </w:pPr>
+      <w:r>
+        <w:rPr>
+          <w:b/>
+          <w:sz w:val="28"/>
+          <w:szCs w:val="28"/>
+        </w:rPr>
+        <w:t>1.6</w:t>
+      </w:r>
+      <w:r>
+        <w:rPr>
+          <w:b/>
+          <w:sz w:val="28"/>
+          <w:szCs w:val="28"/>
+        </w:rPr>
+        <w:t>基准日：</w:t>
+      </w:r>
+      <w:r>
+        <w:rPr>
+          <w:sz w:val="28"/>
+          <w:szCs w:val="28"/>
+        </w:rPr>
+        <w:t>指甲方确定且为乙方认可的计算标的债权项下主债权本金、利息余额（罚息、复利）、违约金、赔偿金、实现债权的费用（包括但不限于诉讼费、保全费）的截止日，</w:t>
+      </w:r>
+      <w:r>
+        <w:rPr>
+          <w:sz w:val="28"/>
+          <w:szCs w:val="28"/>
+          <w:highlight w:val="yellow"/>
+        </w:rPr>
+        <w:t>即</w:t>
+      </w:r>
+      <w:r>
+        <w:rPr>
+          <w:sz w:val="28"/>
+          <w:szCs w:val="28"/>
+          <w:highlight w:val="yellow"/>
+        </w:rPr>
+        <w:t xml:space="preserve">{{ </w:t>
+      </w:r>
+      <w:proofErr w:type="spellStart"/>
+      <w:r>
+        <w:rPr>
+          <w:sz w:val="28"/>
+          <w:szCs w:val="28"/>
+          <w:highlight w:val="yellow"/>
+        </w:rPr>
+        <w:t>base_date</w:t>
+      </w:r>
+      <w:proofErr w:type="spellEnd"/>
+      <w:r>
+        <w:rPr>
+          <w:sz w:val="28"/>
+          <w:szCs w:val="28"/>
+          <w:highlight w:val="yellow"/>
+        </w:rPr>
+        <w:t xml:space="preserve"> }}</w:t>
+      </w:r>
+      <w:r>
+        <w:rPr>
+          <w:sz w:val="28"/>
+          <w:szCs w:val="28"/>
+        </w:rPr>
+        <w:t>。</w:t>
+      </w:r>
+    </w:p>
+    <w:p>
+      <w:pPr>
+        <w:snapToGrid w:val="0"/>
+        <w:spacing w:line="312" w:lineRule="auto"/>
+        <w:ind w:firstLineChars="196" w:firstLine="551"/>
+        <w:jc w:val="both"/>
+        <w:rPr>
+          <w:sz w:val="28"/>
+          <w:szCs w:val="28"/>
+        </w:rPr>
+      </w:pPr>
+      <w:r>
+        <w:rPr>
+          <w:b/>
+          <w:sz w:val="28"/>
+          <w:szCs w:val="28"/>
+        </w:rPr>
+        <w:t>1.7</w:t>
+      </w:r>
+      <w:r>
+        <w:rPr>
+          <w:b/>
+          <w:sz w:val="28"/>
+          <w:szCs w:val="28"/>
+        </w:rPr>
+        <w:t>交割日：</w:t>
+      </w:r>
+      <w:r>
+        <w:rPr>
+          <w:sz w:val="28"/>
+          <w:szCs w:val="28"/>
+        </w:rPr>
+        <w:t>指标的债权转移之日，但任何情况下，甲方于交割日向乙方转移标的债权均须以本合同第</w:t>
+      </w:r>
+      <w:r>
+        <w:rPr>
+          <w:sz w:val="28"/>
+          <w:szCs w:val="28"/>
+        </w:rPr>
+        <w:t>7.2</w:t>
+      </w:r>
+      <w:r>
+        <w:rPr>
+          <w:sz w:val="28"/>
+          <w:szCs w:val="28"/>
+        </w:rPr>
+        <w:t>款约定的交割条件成就为前提。</w:t>
+      </w:r>
+    </w:p>
+    <w:p>
+      <w:pPr>
+        <w:snapToGrid w:val="0"/>
+        <w:spacing w:line="312" w:lineRule="auto"/>
+        <w:ind w:firstLineChars="196" w:firstLine="551"/>
+        <w:jc w:val="both"/>
+        <w:rPr>
+          <w:sz w:val="28"/>
+          <w:szCs w:val="28"/>
+        </w:rPr>
+      </w:pPr>
+      <w:r>
+        <w:rPr>
+          <w:b/>
+          <w:sz w:val="28"/>
+          <w:szCs w:val="28"/>
+        </w:rPr>
+        <w:t>1.8</w:t>
+      </w:r>
+      <w:r>
+        <w:rPr>
+          <w:b/>
+          <w:sz w:val="28"/>
+          <w:szCs w:val="28"/>
+        </w:rPr>
+        <w:t>过渡期：</w:t>
+      </w:r>
+      <w:r>
+        <w:rPr>
+          <w:sz w:val="28"/>
+          <w:szCs w:val="28"/>
+        </w:rPr>
+        <w:t>指自基准日起至交割日止的期间。</w:t>
+      </w:r>
+    </w:p>
+    <w:p>
+      <w:pPr>
+        <w:snapToGrid w:val="0"/>
+        <w:spacing w:line="312" w:lineRule="auto"/>
+        <w:ind w:firstLineChars="196" w:firstLine="551"/>
+        <w:jc w:val="both"/>
+        <w:rPr>
+          <w:sz w:val="28"/>
+          <w:szCs w:val="28"/>
+        </w:rPr>
+      </w:pPr>
+      <w:r>
+        <w:rPr>
+          <w:b/>
+          <w:sz w:val="28"/>
+          <w:szCs w:val="28"/>
+        </w:rPr>
+        <w:t>1.9</w:t>
+      </w:r>
+      <w:r>
+        <w:rPr>
+          <w:b/>
+          <w:sz w:val="28"/>
+          <w:szCs w:val="28"/>
+        </w:rPr>
+        <w:t>抵债资产：</w:t>
+      </w:r>
+      <w:r>
+        <w:rPr>
+          <w:sz w:val="28"/>
+          <w:szCs w:val="28"/>
+        </w:rPr>
+        <w:t>指基准日前，债务人或担保人以协议</w:t>
+      </w:r>
+      <w:r>
+        <w:rPr>
+          <w:rFonts w:hint="eastAsia"/>
+          <w:sz w:val="28"/>
+          <w:szCs w:val="28"/>
+        </w:rPr>
+        <w:t>或裁定</w:t>
+      </w:r>
+      <w:r>
+        <w:rPr>
+          <w:rFonts w:hint="eastAsia"/>
+          <w:sz w:val="28"/>
+          <w:szCs w:val="28"/>
+        </w:rPr>
+        <w:t>方式</w:t>
+      </w:r>
+      <w:r>
+        <w:rPr>
+          <w:sz w:val="28"/>
+          <w:szCs w:val="28"/>
+        </w:rPr>
+        <w:t>抵偿所欠甲方相应债务且未办理完毕产权过户登记的土地使用权、建筑物所有权、在建工程、知识产权等，以及过渡期内，经协议或裁定方式抵偿所欠甲方相应债务的资产。</w:t>
+      </w:r>
+    </w:p>
+    <w:p>
+      <w:pPr>
+        <w:snapToGrid w:val="0"/>
+        <w:spacing w:line="312" w:lineRule="auto"/>
+        <w:ind w:firstLineChars="196" w:firstLine="551"/>
+        <w:jc w:val="both"/>
+        <w:rPr>
+          <w:sz w:val="28"/>
+          <w:szCs w:val="28"/>
+        </w:rPr>
+      </w:pPr>
+      <w:r>
+        <w:rPr>
+          <w:b/>
+          <w:sz w:val="28"/>
+          <w:szCs w:val="28"/>
+        </w:rPr>
+        <w:t>1.10</w:t>
+      </w:r>
+      <w:r>
+        <w:rPr>
+          <w:b/>
+          <w:sz w:val="28"/>
+          <w:szCs w:val="28"/>
+        </w:rPr>
+        <w:t>处置费用：</w:t>
+      </w:r>
+      <w:r>
+        <w:rPr>
+          <w:sz w:val="28"/>
+          <w:szCs w:val="28"/>
+        </w:rPr>
+        <w:t>指甲方在过渡期内管理、维护、处置标的债权实际发生的一切费用，包括但不限于以下内容：（</w:t>
+      </w:r>
+      <w:r>
+        <w:rPr>
+          <w:sz w:val="28"/>
+          <w:szCs w:val="28"/>
+        </w:rPr>
+        <w:t>1</w:t>
+      </w:r>
+      <w:r>
+        <w:rPr>
+          <w:sz w:val="28"/>
+          <w:szCs w:val="28"/>
+        </w:rPr>
+        <w:t>）在对债务人或其他义务人的诉讼或仲裁以及财产保全、强制执行过程中需支付的法院或仲裁机构收费及为将任何抵债资产变现或过户登记而产生的税收或其他政府机构收费；（</w:t>
+      </w:r>
+      <w:r>
+        <w:rPr>
+          <w:sz w:val="28"/>
+          <w:szCs w:val="28"/>
+        </w:rPr>
+        <w:t>2</w:t>
+      </w:r>
+      <w:r>
+        <w:rPr>
+          <w:sz w:val="28"/>
+          <w:szCs w:val="28"/>
+        </w:rPr>
+        <w:t>）委托中介机构提供有关服务而支付的报酬和费用；（</w:t>
+      </w:r>
+      <w:r>
+        <w:rPr>
+          <w:sz w:val="28"/>
+          <w:szCs w:val="28"/>
+        </w:rPr>
+        <w:t>3</w:t>
+      </w:r>
+      <w:r>
+        <w:rPr>
+          <w:sz w:val="28"/>
+          <w:szCs w:val="28"/>
+        </w:rPr>
+        <w:t>）</w:t>
+      </w:r>
+      <w:r>
+        <w:rPr>
+          <w:sz w:val="28"/>
+          <w:szCs w:val="28"/>
+        </w:rPr>
         <w:lastRenderedPageBreak/>
-        <w:t>1.4</w:t>
-      </w:r>
-      <w:r>
-        <w:rPr>
-          <w:b/>
-          <w:sz w:val="28"/>
-          <w:szCs w:val="28"/>
-        </w:rPr>
-        <w:t>转让价款</w:t>
-      </w:r>
-      <w:r>
-        <w:rPr>
-          <w:sz w:val="28"/>
-          <w:szCs w:val="28"/>
-        </w:rPr>
-        <w:t>：指乙方受让标的债权所应支付的价款。</w:t>
+        <w:t>为获取和查阅有关标的债权的文件和信息而发生的相关政府机构收费；（</w:t>
+      </w:r>
+      <w:r>
+        <w:rPr>
+          <w:sz w:val="28"/>
+          <w:szCs w:val="28"/>
+        </w:rPr>
+        <w:t>4</w:t>
+      </w:r>
+      <w:r>
+        <w:rPr>
+          <w:sz w:val="28"/>
+          <w:szCs w:val="28"/>
+        </w:rPr>
+        <w:t>）为保全或完善（包括办理备案、登记或其他手续）标的债权权益而产生的费用；（</w:t>
+      </w:r>
+      <w:r>
+        <w:rPr>
+          <w:sz w:val="28"/>
+          <w:szCs w:val="28"/>
+        </w:rPr>
+        <w:t>5</w:t>
+      </w:r>
+      <w:r>
+        <w:rPr>
+          <w:sz w:val="28"/>
+          <w:szCs w:val="28"/>
+        </w:rPr>
+        <w:t>）抵债资产的保险、维修及运营费用，以及将其出租或出售时附带产生的相关费用；（</w:t>
+      </w:r>
+      <w:r>
+        <w:rPr>
+          <w:sz w:val="28"/>
+          <w:szCs w:val="28"/>
+        </w:rPr>
+        <w:t>6</w:t>
+      </w:r>
+      <w:r>
+        <w:rPr>
+          <w:sz w:val="28"/>
+          <w:szCs w:val="28"/>
+        </w:rPr>
+        <w:t>）其他管理、维护、处置标的债权产生的费用。</w:t>
       </w:r>
     </w:p>
     <w:p>
@@ -749,25 +1361,26 @@
       <w:r>
         <w:rPr>
           <w:b/>
-          <w:sz w:val="28"/>
-          <w:szCs w:val="28"/>
-        </w:rPr>
-        <w:t>1.5</w:t>
-      </w:r>
-      <w:r>
-        <w:rPr>
-          <w:b/>
-          <w:sz w:val="28"/>
-          <w:szCs w:val="28"/>
-        </w:rPr>
-        <w:t>标的债权证明文件：</w:t>
-      </w:r>
-      <w:r>
-        <w:rPr>
-          <w:sz w:val="28"/>
-          <w:szCs w:val="28"/>
-        </w:rPr>
-        <w:t>限于贷款合同、借据、担保合同、抵（质）押担保权利凭证、判决书、调解书、裁定书、和解协议、债务重组协议、以物（股权）抵债协议、抵债资产权属证书或证明、破产债权申报书、逾期贷款催收通知书、甲方与前手权利人的分户债权转让协议、债权转让暨催收公告等。但甲方向乙方提供的标的债权证明文件以其预先披露并在交割日继续持有的全部法律文件为限，甲方未对标的债权证明文件的真实性、完整性、准确性做出任何保证或承诺。为避免疑义，甲方对标的债权的内部文件（包括但不限于内部审批文件、为内部程序而进行的法律、财务尽调、评估文件等）不属于标的债权证明文件的范围之内。</w:t>
+          <w:color w:val="000000"/>
+          <w:sz w:val="28"/>
+          <w:szCs w:val="28"/>
+        </w:rPr>
+        <w:t>1.11</w:t>
+      </w:r>
+      <w:r>
+        <w:rPr>
+          <w:b/>
+          <w:sz w:val="28"/>
+          <w:szCs w:val="28"/>
+        </w:rPr>
+        <w:t>过渡期服务报酬：</w:t>
+      </w:r>
+      <w:r>
+        <w:rPr>
+          <w:sz w:val="28"/>
+          <w:szCs w:val="28"/>
+        </w:rPr>
+        <w:t>系指甲方收取的对标的债权提供过渡期服务的报酬。</w:t>
       </w:r>
     </w:p>
     <w:p>
@@ -787,45 +1400,22 @@
           <w:sz w:val="28"/>
           <w:szCs w:val="28"/>
         </w:rPr>
-        <w:t>1.6</w:t>
-      </w:r>
-      <w:r>
-        <w:rPr>
-          <w:b/>
-          <w:sz w:val="28"/>
-          <w:szCs w:val="28"/>
-        </w:rPr>
-        <w:t>基准日：</w:t>
-      </w:r>
-      <w:r>
-        <w:rPr>
-          <w:sz w:val="28"/>
-          <w:szCs w:val="28"/>
-        </w:rPr>
-        <w:t>指甲方确定且为乙方认可的计算标的债权项下主债权本金、利息余额（罚息、复利）、违约金、赔偿金、实现债权的费用（包括但不限于诉讼费、保全费）的截止日，</w:t>
-      </w:r>
-      <w:r>
-        <w:rPr>
-          <w:sz w:val="28"/>
-          <w:szCs w:val="28"/>
-          <w:highlight w:val="yellow"/>
-        </w:rPr>
-        <w:t>即</w:t>
-      </w:r>
-      <w:r>
-        <w:rPr>
-          <w:sz w:val="28"/>
-          <w:szCs w:val="28"/>
-          <w:highlight w:val="yellow"/>
-        </w:rPr>
-        <w:t>{{ base_date }}</w:t>
-      </w:r>
-      <w:r>
-        <w:rPr>
-          <w:sz w:val="28"/>
-          <w:szCs w:val="28"/>
-        </w:rPr>
-        <w:t>。</w:t>
+        <w:t>1.12</w:t>
+      </w:r>
+      <w:r>
+        <w:rPr>
+          <w:b/>
+          <w:sz w:val="28"/>
+          <w:szCs w:val="28"/>
+        </w:rPr>
+        <w:t>服务协议</w:t>
+      </w:r>
+      <w:r>
+        <w:rPr>
+          <w:sz w:val="28"/>
+          <w:szCs w:val="28"/>
+        </w:rPr>
+        <w:t>：指甲方或标的债权原债权人在基准日前以及过渡期内为标的债权的管理和处置的目的与任何中介机构签署的相关服务协议或合同。</w:t>
       </w:r>
     </w:p>
     <w:p>
@@ -845,36 +1435,22 @@
           <w:sz w:val="28"/>
           <w:szCs w:val="28"/>
         </w:rPr>
-        <w:t>1.7</w:t>
-      </w:r>
-      <w:r>
-        <w:rPr>
-          <w:b/>
-          <w:sz w:val="28"/>
-          <w:szCs w:val="28"/>
-        </w:rPr>
-        <w:t>交割日：</w:t>
-      </w:r>
-      <w:r>
-        <w:rPr>
-          <w:sz w:val="28"/>
-          <w:szCs w:val="28"/>
-        </w:rPr>
-        <w:t>指标的债权转移之日，但任何情况下，甲方于交割日向乙方转移标的债权均须以本合同第</w:t>
-      </w:r>
-      <w:r>
-        <w:rPr>
-          <w:sz w:val="28"/>
-          <w:szCs w:val="28"/>
-        </w:rPr>
-        <w:t>7.2</w:t>
-      </w:r>
-      <w:r>
-        <w:rPr>
-          <w:sz w:val="28"/>
-          <w:szCs w:val="28"/>
-        </w:rPr>
-        <w:t>款约定的交割条件成就为前提。</w:t>
+        <w:t>1.13</w:t>
+      </w:r>
+      <w:r>
+        <w:rPr>
+          <w:b/>
+          <w:sz w:val="28"/>
+          <w:szCs w:val="28"/>
+        </w:rPr>
+        <w:t>瑕疵</w:t>
+      </w:r>
+      <w:r>
+        <w:rPr>
+          <w:sz w:val="28"/>
+          <w:szCs w:val="28"/>
+        </w:rPr>
+        <w:t>：指标的债权自身存在的影响其回收价值的各种因素，包括但不限于：主体因素、时效因素、标的债权证明文件因素、诉讼效果因素等各种因素。</w:t>
       </w:r>
     </w:p>
     <w:p>
@@ -894,109 +1470,99 @@
           <w:sz w:val="28"/>
           <w:szCs w:val="28"/>
         </w:rPr>
-        <w:t>1.8</w:t>
-      </w:r>
-      <w:r>
-        <w:rPr>
-          <w:b/>
-          <w:sz w:val="28"/>
-          <w:szCs w:val="28"/>
-        </w:rPr>
-        <w:t>过渡期：</w:t>
-      </w:r>
-      <w:r>
-        <w:rPr>
-          <w:sz w:val="28"/>
-          <w:szCs w:val="28"/>
-        </w:rPr>
-        <w:t>指自基准日起至交割日止的期间。</w:t>
-      </w:r>
-    </w:p>
-    <w:p>
-      <w:pPr>
-        <w:snapToGrid w:val="0"/>
-        <w:spacing w:line="312" w:lineRule="auto"/>
-        <w:ind w:firstLineChars="196" w:firstLine="551"/>
-        <w:jc w:val="both"/>
-        <w:rPr>
-          <w:sz w:val="28"/>
-          <w:szCs w:val="28"/>
-        </w:rPr>
-      </w:pPr>
-      <w:r>
-        <w:rPr>
-          <w:b/>
-          <w:sz w:val="28"/>
-          <w:szCs w:val="28"/>
-        </w:rPr>
-        <w:t>1.9</w:t>
-      </w:r>
-      <w:r>
-        <w:rPr>
-          <w:b/>
-          <w:sz w:val="28"/>
-          <w:szCs w:val="28"/>
-        </w:rPr>
-        <w:t>抵债资产：</w:t>
-      </w:r>
-      <w:r>
-        <w:rPr>
-          <w:sz w:val="28"/>
-          <w:szCs w:val="28"/>
-        </w:rPr>
-        <w:t>指基准日前，债务人或担保人以协议方式抵偿所欠甲方相应债务且未办理完毕产权过户登记的土地使用权、建筑物所有权、在建工程、知识产权等，以及过渡期内，经协议或裁定方式抵偿所欠甲方相应债务的资产。</w:t>
-      </w:r>
-    </w:p>
-    <w:p>
-      <w:pPr>
-        <w:snapToGrid w:val="0"/>
-        <w:spacing w:line="312" w:lineRule="auto"/>
-        <w:ind w:firstLineChars="196" w:firstLine="551"/>
-        <w:jc w:val="both"/>
-        <w:rPr>
-          <w:sz w:val="28"/>
-          <w:szCs w:val="28"/>
-        </w:rPr>
-      </w:pPr>
-      <w:r>
-        <w:rPr>
-          <w:b/>
-          <w:sz w:val="28"/>
-          <w:szCs w:val="28"/>
-        </w:rPr>
-        <w:t>1.10</w:t>
-      </w:r>
-      <w:r>
-        <w:rPr>
-          <w:b/>
-          <w:sz w:val="28"/>
-          <w:szCs w:val="28"/>
-        </w:rPr>
-        <w:t>处置费用：</w:t>
-      </w:r>
-      <w:r>
-        <w:rPr>
-          <w:sz w:val="28"/>
-          <w:szCs w:val="28"/>
-        </w:rPr>
-        <w:t>指甲方在过渡期内管理、维护、处置标的债权实际发生的一切费用，包括但不限于以下内容：（</w:t>
-      </w:r>
-      <w:r>
-        <w:rPr>
-          <w:sz w:val="28"/>
-          <w:szCs w:val="28"/>
-        </w:rPr>
-        <w:t>1</w:t>
-      </w:r>
-      <w:r>
-        <w:rPr>
-          <w:sz w:val="28"/>
-          <w:szCs w:val="28"/>
-        </w:rPr>
-        <w:t>）在对债务人或其他义务人的诉讼或仲裁以及财产保全、强制执行过程中需支付的法院或仲裁机构收费及为将任何抵债资产变现或过户登记而产生的税收或其他政府机构收费；（</w:t>
-      </w:r>
-      <w:r>
-        <w:rPr>
+        <w:t>1.14</w:t>
+      </w:r>
+      <w:r>
+        <w:rPr>
+          <w:b/>
+          <w:sz w:val="28"/>
+          <w:szCs w:val="28"/>
+        </w:rPr>
+        <w:t>风险</w:t>
+      </w:r>
+      <w:r>
+        <w:rPr>
+          <w:sz w:val="28"/>
+          <w:szCs w:val="28"/>
+        </w:rPr>
+        <w:t>：指乙方受让标的债权后，由于各种主观、客观原因，导致预期利益不能实现的可能性。</w:t>
+      </w:r>
+    </w:p>
+    <w:p>
+      <w:pPr>
+        <w:snapToGrid w:val="0"/>
+        <w:spacing w:line="312" w:lineRule="auto"/>
+        <w:ind w:firstLineChars="196" w:firstLine="549"/>
+        <w:jc w:val="both"/>
+        <w:rPr>
+          <w:sz w:val="28"/>
+          <w:szCs w:val="28"/>
+        </w:rPr>
+      </w:pPr>
+    </w:p>
+    <w:p>
+      <w:pPr>
+        <w:snapToGrid w:val="0"/>
+        <w:spacing w:line="312" w:lineRule="auto"/>
+        <w:ind w:firstLineChars="200" w:firstLine="562"/>
+        <w:jc w:val="both"/>
+        <w:rPr>
+          <w:b/>
+          <w:bCs/>
+          <w:sz w:val="28"/>
+          <w:szCs w:val="28"/>
+        </w:rPr>
+      </w:pPr>
+      <w:r>
+        <w:rPr>
+          <w:b/>
+          <w:sz w:val="28"/>
+          <w:szCs w:val="28"/>
+        </w:rPr>
+        <w:t>第二条</w:t>
+      </w:r>
+      <w:r>
+        <w:rPr>
+          <w:b/>
+          <w:sz w:val="28"/>
+          <w:szCs w:val="28"/>
+        </w:rPr>
+        <w:t xml:space="preserve">  </w:t>
+      </w:r>
+      <w:r>
+        <w:rPr>
+          <w:b/>
+          <w:sz w:val="28"/>
+          <w:szCs w:val="28"/>
+        </w:rPr>
+        <w:t>瑕疵和</w:t>
+      </w:r>
+      <w:r>
+        <w:rPr>
+          <w:b/>
+          <w:bCs/>
+          <w:sz w:val="28"/>
+          <w:szCs w:val="28"/>
+        </w:rPr>
+        <w:t>风险揭示</w:t>
+      </w:r>
+    </w:p>
+    <w:p>
+      <w:pPr>
+        <w:snapToGrid w:val="0"/>
+        <w:spacing w:line="312" w:lineRule="auto"/>
+        <w:ind w:right="-87" w:firstLineChars="200" w:firstLine="562"/>
+        <w:jc w:val="both"/>
+        <w:rPr>
+          <w:sz w:val="28"/>
+          <w:szCs w:val="28"/>
+        </w:rPr>
+      </w:pPr>
+      <w:r>
+        <w:rPr>
+          <w:b/>
+          <w:bCs/>
+          <w:color w:val="000000"/>
           <w:sz w:val="28"/>
           <w:szCs w:val="28"/>
         </w:rPr>
@@ -1004,361 +1570,86 @@
       </w:r>
       <w:r>
         <w:rPr>
-          <w:sz w:val="28"/>
-          <w:szCs w:val="28"/>
-        </w:rPr>
-        <w:t>）委托中介机构提供有关服务而支付的报酬和费用；（</w:t>
-      </w:r>
-      <w:r>
-        <w:rPr>
-          <w:sz w:val="28"/>
-          <w:szCs w:val="28"/>
-        </w:rPr>
-        <w:t>3</w:t>
-      </w:r>
-      <w:r>
-        <w:rPr>
-          <w:sz w:val="28"/>
-          <w:szCs w:val="28"/>
-        </w:rPr>
-        <w:t>）为获取和查阅有关标的债权的文件和信息而发生的相关政府机构收费；（</w:t>
-      </w:r>
-      <w:r>
-        <w:rPr>
-          <w:sz w:val="28"/>
-          <w:szCs w:val="28"/>
-        </w:rPr>
-        <w:t>4</w:t>
-      </w:r>
-      <w:r>
-        <w:rPr>
-          <w:sz w:val="28"/>
-          <w:szCs w:val="28"/>
-        </w:rPr>
-        <w:t>）为保全或完善（包括办理备案、登记或其他手续）标的债权权益而</w:t>
-      </w:r>
-      <w:r>
-        <w:rPr>
+          <w:b/>
+          <w:color w:val="000000"/>
+          <w:sz w:val="28"/>
+          <w:szCs w:val="28"/>
+        </w:rPr>
+        <w:t>.1</w:t>
+      </w:r>
+      <w:r>
+        <w:rPr>
+          <w:sz w:val="28"/>
+          <w:szCs w:val="28"/>
+        </w:rPr>
+        <w:t>乙方已被告知并完全理解，甲方转让给乙方的标的债权，存在或可能存在下列瑕疵或风险，且因甲方并非标的债权的原始权利人，甲方无法对其承继的、由任何第三方制作的标的债权证明文件的真实性、有效性、准确性和完整性提供保证或承担任何责任，以至于乙方受让标的债权的预期利益可能部分或全部无法实现。该等瑕疵或风险包括但不限于下列一项或多项：</w:t>
+      </w:r>
+    </w:p>
+    <w:p>
+      <w:pPr>
+        <w:snapToGrid w:val="0"/>
+        <w:spacing w:line="312" w:lineRule="auto"/>
+        <w:ind w:right="-87" w:firstLineChars="200" w:firstLine="560"/>
+        <w:jc w:val="both"/>
+        <w:rPr>
+          <w:color w:val="000000"/>
+          <w:sz w:val="28"/>
+          <w:szCs w:val="28"/>
+        </w:rPr>
+      </w:pPr>
+      <w:r>
+        <w:rPr>
+          <w:color w:val="000000"/>
+          <w:sz w:val="28"/>
+          <w:szCs w:val="28"/>
+        </w:rPr>
+        <w:t>2.1.1</w:t>
+      </w:r>
+      <w:r>
+        <w:rPr>
+          <w:color w:val="000000"/>
+          <w:sz w:val="28"/>
+          <w:szCs w:val="28"/>
+        </w:rPr>
+        <w:t>标的债权系不良资产，存在着部分或全部不能回收的风险特性以及清收的困难性，其可回收价值与账面金额</w:t>
+      </w:r>
+      <w:r>
+        <w:rPr>
+          <w:rFonts w:hint="eastAsia"/>
+          <w:color w:val="000000"/>
+          <w:sz w:val="28"/>
+          <w:szCs w:val="28"/>
+        </w:rPr>
+        <w:t>可能存在差异，可回收价值的金额</w:t>
+      </w:r>
+      <w:r>
+        <w:rPr>
+          <w:color w:val="000000"/>
+          <w:sz w:val="28"/>
+          <w:szCs w:val="28"/>
+        </w:rPr>
+        <w:t>存在不确定性；</w:t>
+      </w:r>
+    </w:p>
+    <w:p>
+      <w:pPr>
+        <w:snapToGrid w:val="0"/>
+        <w:spacing w:line="312" w:lineRule="auto"/>
+        <w:ind w:right="-87" w:firstLineChars="200" w:firstLine="560"/>
+        <w:jc w:val="both"/>
+        <w:rPr>
+          <w:color w:val="000000"/>
+          <w:sz w:val="28"/>
+          <w:szCs w:val="28"/>
+        </w:rPr>
+      </w:pPr>
+      <w:r>
+        <w:rPr>
+          <w:color w:val="000000"/>
           <w:sz w:val="28"/>
           <w:szCs w:val="28"/>
         </w:rPr>
         <w:lastRenderedPageBreak/>
-        <w:t>产生的费用；（</w:t>
-      </w:r>
-      <w:r>
-        <w:rPr>
-          <w:sz w:val="28"/>
-          <w:szCs w:val="28"/>
-        </w:rPr>
-        <w:t>5</w:t>
-      </w:r>
-      <w:r>
-        <w:rPr>
-          <w:sz w:val="28"/>
-          <w:szCs w:val="28"/>
-        </w:rPr>
-        <w:t>）抵债资产的保险、维修及运营费用，以及将其出租或出售时附带产生的相关费用；（</w:t>
-      </w:r>
-      <w:r>
-        <w:rPr>
-          <w:sz w:val="28"/>
-          <w:szCs w:val="28"/>
-        </w:rPr>
-        <w:t>6</w:t>
-      </w:r>
-      <w:r>
-        <w:rPr>
-          <w:sz w:val="28"/>
-          <w:szCs w:val="28"/>
-        </w:rPr>
-        <w:t>）其他管理、维护、处置标的债权产生的费用。</w:t>
-      </w:r>
-    </w:p>
-    <w:p>
-      <w:pPr>
-        <w:snapToGrid w:val="0"/>
-        <w:spacing w:line="312" w:lineRule="auto"/>
-        <w:ind w:firstLineChars="196" w:firstLine="551"/>
-        <w:jc w:val="both"/>
-        <w:rPr>
-          <w:sz w:val="28"/>
-          <w:szCs w:val="28"/>
-        </w:rPr>
-      </w:pPr>
-      <w:r>
-        <w:rPr>
-          <w:b/>
-          <w:color w:val="000000"/>
-          <w:sz w:val="28"/>
-          <w:szCs w:val="28"/>
-        </w:rPr>
-        <w:t>1.11</w:t>
-      </w:r>
-      <w:r>
-        <w:rPr>
-          <w:b/>
-          <w:sz w:val="28"/>
-          <w:szCs w:val="28"/>
-        </w:rPr>
-        <w:t>过渡期服务报酬：</w:t>
-      </w:r>
-      <w:r>
-        <w:rPr>
-          <w:sz w:val="28"/>
-          <w:szCs w:val="28"/>
-        </w:rPr>
-        <w:t>系指甲方收取的对标的债权提供过渡期服务的报酬。</w:t>
-      </w:r>
-    </w:p>
-    <w:p>
-      <w:pPr>
-        <w:snapToGrid w:val="0"/>
-        <w:spacing w:line="312" w:lineRule="auto"/>
-        <w:ind w:firstLineChars="196" w:firstLine="551"/>
-        <w:jc w:val="both"/>
-        <w:rPr>
-          <w:sz w:val="28"/>
-          <w:szCs w:val="28"/>
-        </w:rPr>
-      </w:pPr>
-      <w:r>
-        <w:rPr>
-          <w:b/>
-          <w:sz w:val="28"/>
-          <w:szCs w:val="28"/>
-        </w:rPr>
-        <w:t>1.12</w:t>
-      </w:r>
-      <w:r>
-        <w:rPr>
-          <w:b/>
-          <w:sz w:val="28"/>
-          <w:szCs w:val="28"/>
-        </w:rPr>
-        <w:t>服务协议</w:t>
-      </w:r>
-      <w:r>
-        <w:rPr>
-          <w:sz w:val="28"/>
-          <w:szCs w:val="28"/>
-        </w:rPr>
-        <w:t>：指甲方或标的债权原债权人在基准日前以及过渡期内为标的债权的管理和处置的目的与任何中介机构签署的相关服务协议或合同。</w:t>
-      </w:r>
-    </w:p>
-    <w:p>
-      <w:pPr>
-        <w:snapToGrid w:val="0"/>
-        <w:spacing w:line="312" w:lineRule="auto"/>
-        <w:ind w:firstLineChars="196" w:firstLine="551"/>
-        <w:jc w:val="both"/>
-        <w:rPr>
-          <w:sz w:val="28"/>
-          <w:szCs w:val="28"/>
-        </w:rPr>
-      </w:pPr>
-      <w:r>
-        <w:rPr>
-          <w:b/>
-          <w:sz w:val="28"/>
-          <w:szCs w:val="28"/>
-        </w:rPr>
-        <w:t>1.13</w:t>
-      </w:r>
-      <w:r>
-        <w:rPr>
-          <w:b/>
-          <w:sz w:val="28"/>
-          <w:szCs w:val="28"/>
-        </w:rPr>
-        <w:t>瑕疵</w:t>
-      </w:r>
-      <w:r>
-        <w:rPr>
-          <w:sz w:val="28"/>
-          <w:szCs w:val="28"/>
-        </w:rPr>
-        <w:t>：指标的债权自身存在的影响其回收价值的各种因素，包括但不限于：主体因素、时效因素、标的债权证明文件因素、诉讼效果因素等各种因素。</w:t>
-      </w:r>
-    </w:p>
-    <w:p>
-      <w:pPr>
-        <w:snapToGrid w:val="0"/>
-        <w:spacing w:line="312" w:lineRule="auto"/>
-        <w:ind w:firstLineChars="196" w:firstLine="551"/>
-        <w:jc w:val="both"/>
-        <w:rPr>
-          <w:sz w:val="28"/>
-          <w:szCs w:val="28"/>
-        </w:rPr>
-      </w:pPr>
-      <w:r>
-        <w:rPr>
-          <w:b/>
-          <w:sz w:val="28"/>
-          <w:szCs w:val="28"/>
-        </w:rPr>
-        <w:t>1.14</w:t>
-      </w:r>
-      <w:r>
-        <w:rPr>
-          <w:b/>
-          <w:sz w:val="28"/>
-          <w:szCs w:val="28"/>
-        </w:rPr>
-        <w:t>风险</w:t>
-      </w:r>
-      <w:r>
-        <w:rPr>
-          <w:sz w:val="28"/>
-          <w:szCs w:val="28"/>
-        </w:rPr>
-        <w:t>：指乙方受让标的债权后，由于各种主观、客观原因，导致预期利益不能实现的可能性。</w:t>
-      </w:r>
-    </w:p>
-    <w:p>
-      <w:pPr>
-        <w:snapToGrid w:val="0"/>
-        <w:spacing w:line="312" w:lineRule="auto"/>
-        <w:ind w:firstLineChars="196" w:firstLine="549"/>
-        <w:jc w:val="both"/>
-        <w:rPr>
-          <w:sz w:val="28"/>
-          <w:szCs w:val="28"/>
-        </w:rPr>
-      </w:pPr>
-    </w:p>
-    <w:p>
-      <w:pPr>
-        <w:snapToGrid w:val="0"/>
-        <w:spacing w:line="312" w:lineRule="auto"/>
-        <w:ind w:firstLineChars="200" w:firstLine="562"/>
-        <w:jc w:val="both"/>
-        <w:rPr>
-          <w:b/>
-          <w:bCs/>
-          <w:sz w:val="28"/>
-          <w:szCs w:val="28"/>
-        </w:rPr>
-      </w:pPr>
-      <w:r>
-        <w:rPr>
-          <w:b/>
-          <w:sz w:val="28"/>
-          <w:szCs w:val="28"/>
-        </w:rPr>
-        <w:t>第二条</w:t>
-      </w:r>
-      <w:r>
-        <w:rPr>
-          <w:b/>
-          <w:sz w:val="28"/>
-          <w:szCs w:val="28"/>
-        </w:rPr>
-        <w:t xml:space="preserve">  </w:t>
-      </w:r>
-      <w:r>
-        <w:rPr>
-          <w:b/>
-          <w:sz w:val="28"/>
-          <w:szCs w:val="28"/>
-        </w:rPr>
-        <w:t>瑕疵和</w:t>
-      </w:r>
-      <w:r>
-        <w:rPr>
-          <w:b/>
-          <w:bCs/>
-          <w:sz w:val="28"/>
-          <w:szCs w:val="28"/>
-        </w:rPr>
-        <w:t>风险揭示</w:t>
-      </w:r>
-    </w:p>
-    <w:p>
-      <w:pPr>
-        <w:snapToGrid w:val="0"/>
-        <w:spacing w:line="312" w:lineRule="auto"/>
-        <w:ind w:right="-87" w:firstLineChars="200" w:firstLine="562"/>
-        <w:jc w:val="both"/>
-        <w:rPr>
-          <w:sz w:val="28"/>
-          <w:szCs w:val="28"/>
-        </w:rPr>
-      </w:pPr>
-      <w:r>
-        <w:rPr>
-          <w:b/>
-          <w:bCs/>
-          <w:color w:val="000000"/>
-          <w:sz w:val="28"/>
-          <w:szCs w:val="28"/>
-        </w:rPr>
-        <w:t>2</w:t>
-      </w:r>
-      <w:r>
-        <w:rPr>
-          <w:b/>
-          <w:color w:val="000000"/>
-          <w:sz w:val="28"/>
-          <w:szCs w:val="28"/>
-        </w:rPr>
-        <w:t>.1</w:t>
-      </w:r>
-      <w:r>
-        <w:rPr>
-          <w:sz w:val="28"/>
-          <w:szCs w:val="28"/>
-        </w:rPr>
-        <w:t>乙方已被告知并完全理解，甲方转让给乙方的标的债权，存在或可能存在下列瑕疵或风险，且因甲方并非标的债权的原始权利人，甲方无法对其承继的、由任何第三方制作的标的债权证明文件的真实性、有效性、准确性和完整性提供保证或承担任何责任，以至于乙方受让标的债权的预期利益可能部分或全部无法实现。该等瑕疵或风险包括但不限于下列一项或多项：</w:t>
-      </w:r>
-    </w:p>
-    <w:p>
-      <w:pPr>
-        <w:snapToGrid w:val="0"/>
-        <w:spacing w:line="312" w:lineRule="auto"/>
-        <w:ind w:right="-87" w:firstLineChars="200" w:firstLine="560"/>
-        <w:jc w:val="both"/>
-        <w:rPr>
-          <w:color w:val="000000"/>
-          <w:sz w:val="28"/>
-          <w:szCs w:val="28"/>
-        </w:rPr>
-      </w:pPr>
-      <w:r>
-        <w:rPr>
-          <w:color w:val="000000"/>
-          <w:sz w:val="28"/>
-          <w:szCs w:val="28"/>
-        </w:rPr>
-        <w:t>2.1.1</w:t>
-      </w:r>
-      <w:r>
-        <w:rPr>
-          <w:color w:val="000000"/>
-          <w:sz w:val="28"/>
-          <w:szCs w:val="28"/>
-        </w:rPr>
-        <w:t>标的债权系不良资产，存在着部分或全部不能回收的风险特性以及清收的困难性，其可回收价值与账面金额存在不确定性；</w:t>
-      </w:r>
-    </w:p>
-    <w:p>
-      <w:pPr>
-        <w:snapToGrid w:val="0"/>
-        <w:spacing w:line="312" w:lineRule="auto"/>
-        <w:ind w:right="-87" w:firstLineChars="200" w:firstLine="560"/>
-        <w:jc w:val="both"/>
-        <w:rPr>
-          <w:color w:val="000000"/>
-          <w:sz w:val="28"/>
-          <w:szCs w:val="28"/>
-        </w:rPr>
-      </w:pPr>
-      <w:r>
-        <w:rPr>
-          <w:color w:val="000000"/>
-          <w:sz w:val="28"/>
-          <w:szCs w:val="28"/>
-        </w:rPr>
         <w:t>2.1.2</w:t>
       </w:r>
       <w:r>
@@ -1367,16 +1658,59 @@
           <w:sz w:val="28"/>
           <w:szCs w:val="28"/>
         </w:rPr>
-        <w:t>由于可能存在的计算误差或其他原因，乙方实际接收的标的债权金额与《标的债权明细表》载明的金额可能不完全一致；基于当前法律法规、有关司法政策文件和司法实践，乙方受让标的债权后向债务人</w:t>
-      </w:r>
-      <w:r>
-        <w:rPr>
-          <w:color w:val="000000"/>
-          <w:sz w:val="28"/>
-          <w:szCs w:val="28"/>
-        </w:rPr>
-        <w:lastRenderedPageBreak/>
-        <w:t>或担保人所能主张并获得司法支持的利息、罚息、复利等可能与本合同附表中所列明的金额不完全一致；</w:t>
+        <w:t>由于可能存在的计算误差</w:t>
+      </w:r>
+      <w:r>
+        <w:rPr>
+          <w:rFonts w:hint="eastAsia"/>
+          <w:color w:val="000000"/>
+          <w:sz w:val="28"/>
+          <w:szCs w:val="28"/>
+        </w:rPr>
+        <w:t>、差异</w:t>
+      </w:r>
+      <w:r>
+        <w:rPr>
+          <w:color w:val="000000"/>
+          <w:sz w:val="28"/>
+          <w:szCs w:val="28"/>
+        </w:rPr>
+        <w:t>或其他原因，乙方实际接收的标的债权金额与《标的债权明细表》载明的金额可能不完全一致；基于当前法律法规、有关司法政策文件和司法实践，乙方受让标的债权后向债务人或担保人所能主张并获得</w:t>
+      </w:r>
+      <w:proofErr w:type="gramStart"/>
+      <w:r>
+        <w:rPr>
+          <w:color w:val="000000"/>
+          <w:sz w:val="28"/>
+          <w:szCs w:val="28"/>
+        </w:rPr>
+        <w:t>司法支持</w:t>
+      </w:r>
+      <w:proofErr w:type="gramEnd"/>
+      <w:r>
+        <w:rPr>
+          <w:color w:val="000000"/>
+          <w:sz w:val="28"/>
+          <w:szCs w:val="28"/>
+        </w:rPr>
+        <w:t>的</w:t>
+      </w:r>
+      <w:r>
+        <w:rPr>
+          <w:rFonts w:hint="eastAsia"/>
+          <w:color w:val="000000"/>
+          <w:sz w:val="28"/>
+          <w:szCs w:val="28"/>
+        </w:rPr>
+        <w:t>本金、</w:t>
+      </w:r>
+      <w:r>
+        <w:rPr>
+          <w:color w:val="000000"/>
+          <w:sz w:val="28"/>
+          <w:szCs w:val="28"/>
+        </w:rPr>
+        <w:t>利息、罚息、复利等可能与本合同附表中所列明的金额不完全一致；</w:t>
       </w:r>
     </w:p>
     <w:p>
@@ -1614,7 +1948,25 @@
           <w:sz w:val="28"/>
           <w:szCs w:val="28"/>
         </w:rPr>
-        <w:t>标的债权因债务人已无任何或足够可供执行的财产、依据生效法律文书已归于消灭等事实上可能已经全部或部分灭失；</w:t>
+        <w:t>标的债权因债务人已无</w:t>
+      </w:r>
+      <w:proofErr w:type="gramStart"/>
+      <w:r>
+        <w:rPr>
+          <w:color w:val="000000"/>
+          <w:sz w:val="28"/>
+          <w:szCs w:val="28"/>
+        </w:rPr>
+        <w:t>任何或</w:t>
+      </w:r>
+      <w:proofErr w:type="gramEnd"/>
+      <w:r>
+        <w:rPr>
+          <w:color w:val="000000"/>
+          <w:sz w:val="28"/>
+          <w:szCs w:val="28"/>
+        </w:rPr>
+        <w:t>足够可供执行的财产、依据生效法律文书已归于消灭等事实上可能已经全部或部分灭失；</w:t>
       </w:r>
     </w:p>
     <w:p>
@@ -1667,6 +2019,7 @@
           <w:sz w:val="28"/>
           <w:szCs w:val="28"/>
         </w:rPr>
+        <w:lastRenderedPageBreak/>
         <w:t>2.1.11</w:t>
       </w:r>
       <w:r>
@@ -1696,16 +2049,280 @@
           <w:sz w:val="28"/>
           <w:szCs w:val="28"/>
         </w:rPr>
+        <w:t>2.1.12</w:t>
+      </w:r>
+      <w:r>
+        <w:rPr>
+          <w:color w:val="000000"/>
+          <w:sz w:val="28"/>
+          <w:szCs w:val="28"/>
+        </w:rPr>
+        <w:t>标的债权及其附属的</w:t>
+      </w:r>
+      <w:proofErr w:type="gramStart"/>
+      <w:r>
+        <w:rPr>
+          <w:color w:val="000000"/>
+          <w:sz w:val="28"/>
+          <w:szCs w:val="28"/>
+        </w:rPr>
+        <w:t>最</w:t>
+      </w:r>
+      <w:proofErr w:type="gramEnd"/>
+      <w:r>
+        <w:rPr>
+          <w:color w:val="000000"/>
+          <w:sz w:val="28"/>
+          <w:szCs w:val="28"/>
+        </w:rPr>
+        <w:t>高额抵押，可能因最高额抵押的决算期未届满而发生一次或数次转让，从而可能造成抵押权甚至主债权落空的风险；</w:t>
+      </w:r>
+    </w:p>
+    <w:p>
+      <w:pPr>
+        <w:snapToGrid w:val="0"/>
+        <w:spacing w:line="312" w:lineRule="auto"/>
+        <w:ind w:firstLineChars="196" w:firstLine="549"/>
+        <w:jc w:val="both"/>
+        <w:rPr>
+          <w:color w:val="000000"/>
+          <w:sz w:val="28"/>
+          <w:szCs w:val="28"/>
+        </w:rPr>
+      </w:pPr>
+      <w:r>
+        <w:rPr>
+          <w:color w:val="000000"/>
+          <w:sz w:val="28"/>
+          <w:szCs w:val="28"/>
+        </w:rPr>
+        <w:t>2.1.13</w:t>
+      </w:r>
+      <w:r>
+        <w:rPr>
+          <w:color w:val="000000"/>
+          <w:sz w:val="28"/>
+          <w:szCs w:val="28"/>
+        </w:rPr>
+        <w:t>全部或部分债权经法院或仲裁机构裁判未获得其支持而败诉或部分败诉、法院已裁定终结执行等诉讼风险；受让标的后对债权中的利息、罚息等诉求经法院或仲裁机构裁判未获得其支持而败诉或部分败诉、法院已裁定终结执行等诉讼风险；</w:t>
+      </w:r>
+    </w:p>
+    <w:p>
+      <w:pPr>
+        <w:snapToGrid w:val="0"/>
+        <w:spacing w:line="312" w:lineRule="auto"/>
+        <w:ind w:firstLineChars="196" w:firstLine="549"/>
+        <w:jc w:val="both"/>
+        <w:rPr>
+          <w:color w:val="000000"/>
+          <w:sz w:val="28"/>
+          <w:szCs w:val="28"/>
+        </w:rPr>
+      </w:pPr>
+      <w:r>
+        <w:rPr>
+          <w:color w:val="000000"/>
+          <w:sz w:val="28"/>
+          <w:szCs w:val="28"/>
+        </w:rPr>
+        <w:t>2.1.14</w:t>
+      </w:r>
+      <w:r>
+        <w:rPr>
+          <w:color w:val="000000"/>
+          <w:sz w:val="28"/>
+          <w:szCs w:val="28"/>
+        </w:rPr>
+        <w:t>已经进入诉讼程序的不良资产债权，可能存在由于前手权利人或甲方未能在法律规定的期限内申请继续查封、扣押、冻结而导致对债务人或担保人的资产失去控制；</w:t>
+      </w:r>
+    </w:p>
+    <w:p>
+      <w:pPr>
+        <w:snapToGrid w:val="0"/>
+        <w:spacing w:line="312" w:lineRule="auto"/>
+        <w:ind w:firstLineChars="196" w:firstLine="549"/>
+        <w:jc w:val="both"/>
+        <w:rPr>
+          <w:color w:val="000000"/>
+          <w:sz w:val="28"/>
+          <w:szCs w:val="28"/>
+        </w:rPr>
+      </w:pPr>
+      <w:r>
+        <w:rPr>
+          <w:color w:val="000000"/>
+          <w:sz w:val="28"/>
+          <w:szCs w:val="28"/>
+        </w:rPr>
+        <w:t>2.1.15</w:t>
+      </w:r>
+      <w:r>
+        <w:rPr>
+          <w:color w:val="000000"/>
+          <w:sz w:val="28"/>
+          <w:szCs w:val="28"/>
+        </w:rPr>
+        <w:t>标的债权中如果存在部分债务人为国有企业，依据有关法律法规及司法解释的规定，对该企业履行了出资职责或者持有该企业国有资本的单位对该等债权享有优先购买权，如该等单位对</w:t>
+      </w:r>
+      <w:proofErr w:type="gramStart"/>
+      <w:r>
+        <w:rPr>
+          <w:color w:val="000000"/>
+          <w:sz w:val="28"/>
+          <w:szCs w:val="28"/>
+        </w:rPr>
+        <w:t>本资产</w:t>
+      </w:r>
+      <w:proofErr w:type="gramEnd"/>
+      <w:r>
+        <w:rPr>
+          <w:color w:val="000000"/>
+          <w:sz w:val="28"/>
+          <w:szCs w:val="28"/>
+        </w:rPr>
+        <w:t>所涉及的债权行使优先购买权，从而导致甲方不能根据本合同的约定将该等债权转让给乙方或转让行为无效或使乙方存在获得该等债权的障碍，乙方对此表示理解与接受，放弃追究甲方的任何责任；</w:t>
+      </w:r>
+    </w:p>
+    <w:p>
+      <w:pPr>
+        <w:snapToGrid w:val="0"/>
+        <w:spacing w:line="312" w:lineRule="auto"/>
+        <w:ind w:firstLineChars="196" w:firstLine="549"/>
+        <w:jc w:val="both"/>
+        <w:rPr>
+          <w:color w:val="000000"/>
+          <w:sz w:val="28"/>
+          <w:szCs w:val="28"/>
+        </w:rPr>
+      </w:pPr>
+      <w:r>
+        <w:rPr>
+          <w:color w:val="000000"/>
+          <w:sz w:val="28"/>
+          <w:szCs w:val="28"/>
+        </w:rPr>
+        <w:t>2.1.16</w:t>
+      </w:r>
+      <w:r>
+        <w:rPr>
+          <w:color w:val="000000"/>
+          <w:sz w:val="28"/>
+          <w:szCs w:val="28"/>
+        </w:rPr>
+        <w:t>标的债权可能涉及地方性政策、历史遗留问题或特定行业监管规定，该等政策或规定可能对债权的有效性、可转让性或清收处置方式构成限制或增加成本，乙方承诺已对此进行充分了解并自愿承担相关风险；</w:t>
+      </w:r>
+    </w:p>
+    <w:p>
+      <w:pPr>
+        <w:snapToGrid w:val="0"/>
+        <w:spacing w:line="312" w:lineRule="auto"/>
+        <w:ind w:firstLineChars="196" w:firstLine="549"/>
+        <w:jc w:val="both"/>
+        <w:rPr>
+          <w:color w:val="000000"/>
+          <w:sz w:val="28"/>
+          <w:szCs w:val="28"/>
+        </w:rPr>
+      </w:pPr>
+      <w:r>
+        <w:rPr>
+          <w:color w:val="000000"/>
+          <w:sz w:val="28"/>
+          <w:szCs w:val="28"/>
+        </w:rPr>
+        <w:t xml:space="preserve">2.1.17 </w:t>
+      </w:r>
+      <w:r>
+        <w:rPr>
+          <w:color w:val="000000"/>
+          <w:sz w:val="28"/>
+          <w:szCs w:val="28"/>
+        </w:rPr>
+        <w:t>对于已进入破产程序的债务人，标的债权可能</w:t>
+      </w:r>
+      <w:proofErr w:type="gramStart"/>
+      <w:r>
+        <w:rPr>
+          <w:color w:val="000000"/>
+          <w:sz w:val="28"/>
+          <w:szCs w:val="28"/>
+        </w:rPr>
+        <w:t>需参与</w:t>
+      </w:r>
+      <w:proofErr w:type="gramEnd"/>
+      <w:r>
+        <w:rPr>
+          <w:color w:val="000000"/>
+          <w:sz w:val="28"/>
+          <w:szCs w:val="28"/>
+        </w:rPr>
+        <w:t>破产分配，其受偿</w:t>
+      </w:r>
+      <w:proofErr w:type="gramStart"/>
+      <w:r>
+        <w:rPr>
+          <w:color w:val="000000"/>
+          <w:sz w:val="28"/>
+          <w:szCs w:val="28"/>
+        </w:rPr>
+        <w:t>率具有</w:t>
+      </w:r>
+      <w:proofErr w:type="gramEnd"/>
+      <w:r>
+        <w:rPr>
+          <w:color w:val="000000"/>
+          <w:sz w:val="28"/>
+          <w:szCs w:val="28"/>
+        </w:rPr>
+        <w:t>高度不确定性，且可能面临重整计划草案强制批准、和解协议执行失败等风险；</w:t>
+      </w:r>
+    </w:p>
+    <w:p>
+      <w:pPr>
+        <w:snapToGrid w:val="0"/>
+        <w:spacing w:line="312" w:lineRule="auto"/>
+        <w:ind w:firstLineChars="196" w:firstLine="549"/>
+        <w:jc w:val="both"/>
+        <w:rPr>
+          <w:color w:val="000000"/>
+          <w:sz w:val="28"/>
+          <w:szCs w:val="28"/>
+        </w:rPr>
+      </w:pPr>
+      <w:r>
+        <w:rPr>
+          <w:color w:val="000000"/>
+          <w:sz w:val="28"/>
+          <w:szCs w:val="28"/>
+        </w:rPr>
         <w:lastRenderedPageBreak/>
-        <w:t>2.1.12</w:t>
-      </w:r>
-      <w:r>
-        <w:rPr>
-          <w:color w:val="000000"/>
-          <w:sz w:val="28"/>
-          <w:szCs w:val="28"/>
-        </w:rPr>
-        <w:t>标的债权及其附属的最高额抵押，可能因最高额抵押的决算期未届满而发生一次或数次转让，从而可能造成抵押权甚至主债权落空的风险；</w:t>
+        <w:t xml:space="preserve">2.1.18 </w:t>
+      </w:r>
+      <w:r>
+        <w:rPr>
+          <w:color w:val="000000"/>
+          <w:sz w:val="28"/>
+          <w:szCs w:val="28"/>
+        </w:rPr>
+        <w:t>即使法院已</w:t>
+      </w:r>
+      <w:proofErr w:type="gramStart"/>
+      <w:r>
+        <w:rPr>
+          <w:color w:val="000000"/>
+          <w:sz w:val="28"/>
+          <w:szCs w:val="28"/>
+        </w:rPr>
+        <w:t>作出</w:t>
+      </w:r>
+      <w:proofErr w:type="gramEnd"/>
+      <w:r>
+        <w:rPr>
+          <w:color w:val="000000"/>
+          <w:sz w:val="28"/>
+          <w:szCs w:val="28"/>
+        </w:rPr>
+        <w:t>有利于甲方的生效判决、裁定或调解书，仍存在因审判监督程序（如再审）或执行回转程序导致该等法律文书被变更或撤销，从而使标的债权归于无效或价值严重贬损的风险。</w:t>
       </w:r>
     </w:p>
     <w:p>
@@ -1715,191 +2332,32 @@
         <w:ind w:firstLineChars="196" w:firstLine="549"/>
         <w:jc w:val="both"/>
         <w:rPr>
-          <w:color w:val="000000"/>
-          <w:sz w:val="28"/>
-          <w:szCs w:val="28"/>
-        </w:rPr>
-      </w:pPr>
-      <w:r>
-        <w:rPr>
-          <w:color w:val="000000"/>
-          <w:sz w:val="28"/>
-          <w:szCs w:val="28"/>
-        </w:rPr>
-        <w:t>2.1.13</w:t>
-      </w:r>
-      <w:r>
-        <w:rPr>
-          <w:color w:val="000000"/>
-          <w:sz w:val="28"/>
-          <w:szCs w:val="28"/>
-        </w:rPr>
-        <w:t>全部或部分债权经法院或仲裁机构裁判未获得其支持而败诉或部分败诉、法院已裁定终结执行等诉讼风险；受让标的后对债权中的利息、罚息等诉求经法院或仲裁机构裁判未获得其支持而败诉或部分败诉、法院已裁定终结执行等诉讼风险；</w:t>
-      </w:r>
-    </w:p>
-    <w:p>
-      <w:pPr>
-        <w:snapToGrid w:val="0"/>
-        <w:spacing w:line="312" w:lineRule="auto"/>
-        <w:ind w:firstLineChars="196" w:firstLine="549"/>
-        <w:jc w:val="both"/>
-        <w:rPr>
-          <w:color w:val="000000"/>
-          <w:sz w:val="28"/>
-          <w:szCs w:val="28"/>
-        </w:rPr>
-      </w:pPr>
-      <w:r>
-        <w:rPr>
-          <w:color w:val="000000"/>
-          <w:sz w:val="28"/>
-          <w:szCs w:val="28"/>
-        </w:rPr>
-        <w:t>2.1.14</w:t>
-      </w:r>
-      <w:r>
-        <w:rPr>
-          <w:color w:val="000000"/>
-          <w:sz w:val="28"/>
-          <w:szCs w:val="28"/>
-        </w:rPr>
-        <w:t>已经进入诉讼程序的不良资产债权，可能存在由于前手权利人或甲方未能在法律规定的期限内申请继续查封、扣押、冻结而导致对债务人或担保人的资产失去控制；</w:t>
-      </w:r>
-    </w:p>
-    <w:p>
-      <w:pPr>
-        <w:snapToGrid w:val="0"/>
-        <w:spacing w:line="312" w:lineRule="auto"/>
-        <w:ind w:firstLineChars="196" w:firstLine="549"/>
-        <w:jc w:val="both"/>
-        <w:rPr>
-          <w:color w:val="000000"/>
-          <w:sz w:val="28"/>
-          <w:szCs w:val="28"/>
-        </w:rPr>
-      </w:pPr>
-      <w:r>
-        <w:rPr>
-          <w:color w:val="000000"/>
-          <w:sz w:val="28"/>
-          <w:szCs w:val="28"/>
-        </w:rPr>
-        <w:t>2.1.15</w:t>
-      </w:r>
-      <w:r>
-        <w:rPr>
-          <w:color w:val="000000"/>
-          <w:sz w:val="28"/>
-          <w:szCs w:val="28"/>
-        </w:rPr>
-        <w:t>标的债权中如果存在部分债务人为国有企业，依据有关法律法规及司法解释的规定，对该企业履行了出资职责或者持有该企业国有资本的单位对该等债权享有优先购买权，如该等单位对本资产所涉及的债权行使优先购买权，从而导致甲方不能根据本合同的约定将该等债权转让给乙方或转让行为无效或使乙方存在获得该等债权的障碍，乙方对此表示理解与接受，放弃追究甲方的任何责任；</w:t>
-      </w:r>
-    </w:p>
-    <w:p>
-      <w:pPr>
-        <w:snapToGrid w:val="0"/>
-        <w:spacing w:line="312" w:lineRule="auto"/>
-        <w:ind w:firstLineChars="196" w:firstLine="549"/>
-        <w:jc w:val="both"/>
-        <w:rPr>
-          <w:color w:val="000000"/>
-          <w:sz w:val="28"/>
-          <w:szCs w:val="28"/>
-        </w:rPr>
-      </w:pPr>
-      <w:r>
-        <w:rPr>
-          <w:color w:val="000000"/>
-          <w:sz w:val="28"/>
-          <w:szCs w:val="28"/>
-        </w:rPr>
-        <w:t>2.1.16</w:t>
-      </w:r>
-      <w:r>
-        <w:rPr>
-          <w:color w:val="000000"/>
-          <w:sz w:val="28"/>
-          <w:szCs w:val="28"/>
-        </w:rPr>
-        <w:t>标的债权可能涉及地方性政策、历史遗留问题或特定行业监管规定，该等政策或规定可能对债权的有效性、可转让性或清收处置方式构成限制或增加成本，乙方承诺已对此进行充分了解并自愿承担相关风险；</w:t>
-      </w:r>
-    </w:p>
-    <w:p>
-      <w:pPr>
-        <w:snapToGrid w:val="0"/>
-        <w:spacing w:line="312" w:lineRule="auto"/>
-        <w:ind w:firstLineChars="196" w:firstLine="549"/>
-        <w:jc w:val="both"/>
-        <w:rPr>
-          <w:color w:val="000000"/>
-          <w:sz w:val="28"/>
-          <w:szCs w:val="28"/>
-        </w:rPr>
-      </w:pPr>
-      <w:r>
-        <w:rPr>
-          <w:color w:val="000000"/>
-          <w:sz w:val="28"/>
-          <w:szCs w:val="28"/>
-        </w:rPr>
-        <w:t xml:space="preserve">2.1.17 </w:t>
-      </w:r>
-      <w:r>
-        <w:rPr>
-          <w:color w:val="000000"/>
-          <w:sz w:val="28"/>
-          <w:szCs w:val="28"/>
-        </w:rPr>
-        <w:t>对于已进入破产程序的债务人，标的债权可能需参与破产分配，其受偿率具有高度不确定性，且可能面临重整计划草案强制批准、和解协议执行失败等风险；</w:t>
-      </w:r>
-    </w:p>
-    <w:p>
-      <w:pPr>
-        <w:snapToGrid w:val="0"/>
-        <w:spacing w:line="312" w:lineRule="auto"/>
-        <w:ind w:firstLineChars="196" w:firstLine="549"/>
-        <w:jc w:val="both"/>
-        <w:rPr>
-          <w:color w:val="000000"/>
-          <w:sz w:val="28"/>
-          <w:szCs w:val="28"/>
-        </w:rPr>
-      </w:pPr>
-      <w:r>
-        <w:rPr>
-          <w:color w:val="000000"/>
-          <w:sz w:val="28"/>
-          <w:szCs w:val="28"/>
-        </w:rPr>
-        <w:t xml:space="preserve">2.1.18 </w:t>
-      </w:r>
-      <w:r>
-        <w:rPr>
-          <w:color w:val="000000"/>
-          <w:sz w:val="28"/>
-          <w:szCs w:val="28"/>
-        </w:rPr>
-        <w:t>即使法院已作出有利于甲方的生效判决、裁定或调解书，仍存在因审判监督程序（如再审）或执行回转程序导致该等法律文书被变更或撤销，从而使标的债权归于无效或价值严重贬损的风险。</w:t>
-      </w:r>
-    </w:p>
-    <w:p>
-      <w:pPr>
-        <w:snapToGrid w:val="0"/>
-        <w:spacing w:line="312" w:lineRule="auto"/>
-        <w:ind w:firstLineChars="196" w:firstLine="549"/>
-        <w:jc w:val="both"/>
-        <w:rPr>
-          <w:sz w:val="28"/>
-          <w:szCs w:val="28"/>
-        </w:rPr>
-      </w:pPr>
-      <w:r>
-        <w:rPr>
-          <w:sz w:val="28"/>
-          <w:szCs w:val="28"/>
-        </w:rPr>
-        <w:lastRenderedPageBreak/>
-        <w:t>甲方对上述瑕疵或风险不发表任何判断性结论，由乙方自行作出判断。</w:t>
+          <w:sz w:val="28"/>
+          <w:szCs w:val="28"/>
+        </w:rPr>
+      </w:pPr>
+      <w:r>
+        <w:rPr>
+          <w:sz w:val="28"/>
+          <w:szCs w:val="28"/>
+        </w:rPr>
+        <w:t>甲方对上述瑕疵或风险不发表任何判断性结论，由乙方自行</w:t>
+      </w:r>
+      <w:proofErr w:type="gramStart"/>
+      <w:r>
+        <w:rPr>
+          <w:sz w:val="28"/>
+          <w:szCs w:val="28"/>
+        </w:rPr>
+        <w:t>作出</w:t>
+      </w:r>
+      <w:proofErr w:type="gramEnd"/>
+      <w:r>
+        <w:rPr>
+          <w:sz w:val="28"/>
+          <w:szCs w:val="28"/>
+        </w:rPr>
+        <w:t>判断。</w:t>
       </w:r>
     </w:p>
     <w:p>
@@ -1995,7 +2453,37 @@
           <w:sz w:val="28"/>
           <w:szCs w:val="28"/>
         </w:rPr>
-        <w:t>甲方根据本合同转让给乙方的标的债权为，本合同附件一《标的债权明细表》所载明的全部债权及抵债资产，以及与该等资产相关的保证债权、抵押权、质权等所有从权利以及由此产生的其他相关权利和权益。</w:t>
+        <w:t>甲方根据本合同转让给乙方的标的债权为</w:t>
+      </w:r>
+      <w:r>
+        <w:rPr>
+          <w:rFonts w:hint="eastAsia"/>
+          <w:sz w:val="28"/>
+          <w:szCs w:val="28"/>
+        </w:rPr>
+        <w:t>：</w:t>
+      </w:r>
+      <w:r>
+        <w:rPr>
+          <w:sz w:val="28"/>
+          <w:szCs w:val="28"/>
+        </w:rPr>
+        <w:t>本合同附件一《标的债权明细表》所载明的全部债权及抵债资产</w:t>
+      </w:r>
+      <w:r>
+        <w:rPr>
+          <w:rFonts w:hint="eastAsia"/>
+          <w:sz w:val="28"/>
+          <w:szCs w:val="28"/>
+        </w:rPr>
+        <w:t>（如有）</w:t>
+      </w:r>
+      <w:r>
+        <w:rPr>
+          <w:sz w:val="28"/>
+          <w:szCs w:val="28"/>
+        </w:rPr>
+        <w:t>，以及与该等资产相关的保证债权、抵押权、质权等所有从权利以及由此产生的其他相关权利和权益。</w:t>
       </w:r>
     </w:p>
     <w:p>
@@ -2030,7 +2518,25 @@
           <w:szCs w:val="28"/>
           <w:highlight w:val="yellow"/>
         </w:rPr>
-        <w:t>{{ principal_amount }}</w:t>
+        <w:t xml:space="preserve">{{ </w:t>
+      </w:r>
+      <w:proofErr w:type="spellStart"/>
+      <w:r>
+        <w:rPr>
+          <w:sz w:val="28"/>
+          <w:szCs w:val="28"/>
+          <w:highlight w:val="yellow"/>
+        </w:rPr>
+        <w:t>principal_amount</w:t>
+      </w:r>
+      <w:proofErr w:type="spellEnd"/>
+      <w:r>
+        <w:rPr>
+          <w:sz w:val="28"/>
+          <w:szCs w:val="28"/>
+          <w:highlight w:val="yellow"/>
+        </w:rPr>
+        <w:t xml:space="preserve"> }}</w:t>
       </w:r>
       <w:r>
         <w:rPr>
@@ -2046,7 +2552,25 @@
           <w:szCs w:val="28"/>
           <w:highlight w:val="yellow"/>
         </w:rPr>
-        <w:t>{{ principal_cn }}</w:t>
+        <w:t xml:space="preserve">{{ </w:t>
+      </w:r>
+      <w:proofErr w:type="spellStart"/>
+      <w:r>
+        <w:rPr>
+          <w:sz w:val="28"/>
+          <w:szCs w:val="28"/>
+          <w:highlight w:val="yellow"/>
+        </w:rPr>
+        <w:t>principal_cn</w:t>
+      </w:r>
+      <w:proofErr w:type="spellEnd"/>
+      <w:r>
+        <w:rPr>
+          <w:sz w:val="28"/>
+          <w:szCs w:val="28"/>
+          <w:highlight w:val="yellow"/>
+        </w:rPr>
+        <w:t xml:space="preserve"> }}</w:t>
       </w:r>
       <w:r>
         <w:rPr>
@@ -2062,7 +2586,25 @@
           <w:szCs w:val="28"/>
           <w:highlight w:val="yellow"/>
         </w:rPr>
-        <w:t>{{ interest_amount }}</w:t>
+        <w:t xml:space="preserve">{{ </w:t>
+      </w:r>
+      <w:proofErr w:type="spellStart"/>
+      <w:r>
+        <w:rPr>
+          <w:sz w:val="28"/>
+          <w:szCs w:val="28"/>
+          <w:highlight w:val="yellow"/>
+        </w:rPr>
+        <w:t>interest_amount</w:t>
+      </w:r>
+      <w:proofErr w:type="spellEnd"/>
+      <w:r>
+        <w:rPr>
+          <w:sz w:val="28"/>
+          <w:szCs w:val="28"/>
+          <w:highlight w:val="yellow"/>
+        </w:rPr>
+        <w:t xml:space="preserve"> }}</w:t>
       </w:r>
       <w:r>
         <w:rPr>
@@ -2078,7 +2620,25 @@
           <w:szCs w:val="28"/>
           <w:highlight w:val="yellow"/>
         </w:rPr>
-        <w:t>{{ interest_cn }}</w:t>
+        <w:t xml:space="preserve">{{ </w:t>
+      </w:r>
+      <w:proofErr w:type="spellStart"/>
+      <w:r>
+        <w:rPr>
+          <w:sz w:val="28"/>
+          <w:szCs w:val="28"/>
+          <w:highlight w:val="yellow"/>
+        </w:rPr>
+        <w:t>interest_cn</w:t>
+      </w:r>
+      <w:proofErr w:type="spellEnd"/>
+      <w:r>
+        <w:rPr>
+          <w:sz w:val="28"/>
+          <w:szCs w:val="28"/>
+          <w:highlight w:val="yellow"/>
+        </w:rPr>
+        <w:t xml:space="preserve"> }}</w:t>
       </w:r>
       <w:r>
         <w:rPr>
@@ -2094,7 +2654,25 @@
           <w:szCs w:val="28"/>
           <w:highlight w:val="yellow"/>
         </w:rPr>
-        <w:t>{{ other_fees_amount }}</w:t>
+        <w:t xml:space="preserve">{{ </w:t>
+      </w:r>
+      <w:proofErr w:type="spellStart"/>
+      <w:r>
+        <w:rPr>
+          <w:sz w:val="28"/>
+          <w:szCs w:val="28"/>
+          <w:highlight w:val="yellow"/>
+        </w:rPr>
+        <w:t>other_fees_amount</w:t>
+      </w:r>
+      <w:proofErr w:type="spellEnd"/>
+      <w:r>
+        <w:rPr>
+          <w:sz w:val="28"/>
+          <w:szCs w:val="28"/>
+          <w:highlight w:val="yellow"/>
+        </w:rPr>
+        <w:t xml:space="preserve"> }}</w:t>
       </w:r>
       <w:r>
         <w:rPr>
@@ -2110,7 +2688,25 @@
           <w:szCs w:val="28"/>
           <w:highlight w:val="yellow"/>
         </w:rPr>
-        <w:t>{{ other_fees_cn }}</w:t>
+        <w:t xml:space="preserve">{{ </w:t>
+      </w:r>
+      <w:proofErr w:type="spellStart"/>
+      <w:r>
+        <w:rPr>
+          <w:sz w:val="28"/>
+          <w:szCs w:val="28"/>
+          <w:highlight w:val="yellow"/>
+        </w:rPr>
+        <w:t>other_fees_cn</w:t>
+      </w:r>
+      <w:proofErr w:type="spellEnd"/>
+      <w:r>
+        <w:rPr>
+          <w:sz w:val="28"/>
+          <w:szCs w:val="28"/>
+          <w:highlight w:val="yellow"/>
+        </w:rPr>
+        <w:t xml:space="preserve"> }}</w:t>
       </w:r>
       <w:r>
         <w:rPr>
@@ -2126,23 +2722,77 @@
           <w:szCs w:val="28"/>
           <w:highlight w:val="yellow"/>
         </w:rPr>
-        <w:t>{{ total_claim_amount }}</w:t>
-      </w:r>
-      <w:r>
-        <w:rPr>
-          <w:sz w:val="28"/>
-          <w:szCs w:val="28"/>
-          <w:highlight w:val="yellow"/>
-        </w:rPr>
-        <w:t>元元（大写：</w:t>
-      </w:r>
-      <w:r>
-        <w:rPr>
-          <w:sz w:val="28"/>
-          <w:szCs w:val="28"/>
-          <w:highlight w:val="yellow"/>
-        </w:rPr>
-        <w:t>{{ total_claim_cn }}</w:t>
+        <w:t xml:space="preserve">{{ </w:t>
+      </w:r>
+      <w:proofErr w:type="spellStart"/>
+      <w:r>
+        <w:rPr>
+          <w:sz w:val="28"/>
+          <w:szCs w:val="28"/>
+          <w:highlight w:val="yellow"/>
+        </w:rPr>
+        <w:t>total_claim_amount</w:t>
+      </w:r>
+      <w:proofErr w:type="spellEnd"/>
+      <w:r>
+        <w:rPr>
+          <w:sz w:val="28"/>
+          <w:szCs w:val="28"/>
+          <w:highlight w:val="yellow"/>
+        </w:rPr>
+        <w:t xml:space="preserve"> }}</w:t>
+      </w:r>
+      <w:r>
+        <w:rPr>
+          <w:sz w:val="28"/>
+          <w:szCs w:val="28"/>
+          <w:highlight w:val="yellow"/>
+        </w:rPr>
+        <w:t>元</w:t>
+      </w:r>
+      <w:proofErr w:type="gramStart"/>
+      <w:r>
+        <w:rPr>
+          <w:sz w:val="28"/>
+          <w:szCs w:val="28"/>
+          <w:highlight w:val="yellow"/>
+        </w:rPr>
+        <w:t>元</w:t>
+      </w:r>
+      <w:proofErr w:type="gramEnd"/>
+      <w:r>
+        <w:rPr>
+          <w:sz w:val="28"/>
+          <w:szCs w:val="28"/>
+          <w:highlight w:val="yellow"/>
+        </w:rPr>
+        <w:t>（大写：</w:t>
+      </w:r>
+      <w:r>
+        <w:rPr>
+          <w:sz w:val="28"/>
+          <w:szCs w:val="28"/>
+          <w:highlight w:val="yellow"/>
+        </w:rPr>
+        <w:t xml:space="preserve">{{ </w:t>
+      </w:r>
+      <w:proofErr w:type="spellStart"/>
+      <w:r>
+        <w:rPr>
+          <w:sz w:val="28"/>
+          <w:szCs w:val="28"/>
+          <w:highlight w:val="yellow"/>
+        </w:rPr>
+        <w:t>total_claim_cn</w:t>
+      </w:r>
+      <w:proofErr w:type="spellEnd"/>
+      <w:r>
+        <w:rPr>
+          <w:sz w:val="28"/>
+          <w:szCs w:val="28"/>
+          <w:highlight w:val="yellow"/>
+        </w:rPr>
+        <w:t xml:space="preserve"> }}</w:t>
       </w:r>
       <w:r>
         <w:rPr>
@@ -2176,7 +2826,31 @@
           <w:sz w:val="28"/>
           <w:szCs w:val="28"/>
         </w:rPr>
-        <w:t>债权明细以及抵债资产具体情况详见附件一《标的债权明细表》。本条及附件一所列明的债权金额仅为甲方基于既有资料进行的统计性描述，该等金额与乙方届时实际可主张或实现的金额可能存在差异，甲方对此不作任何保证。标的债权的有效性、具体金额及构成，最终须以原债权合同、借据、担保合同及生效法律文书等能够确认债权有效性的文件为准。</w:t>
+        <w:t>债权明细以及抵债资产具体情况详见附件一《标的债权明细表》。本条及附件一所列明的债权金额仅为甲方基于既有资料进行的统计性描述，该等金额与乙方届时实际</w:t>
+      </w:r>
+      <w:proofErr w:type="gramStart"/>
+      <w:r>
+        <w:rPr>
+          <w:sz w:val="28"/>
+          <w:szCs w:val="28"/>
+        </w:rPr>
+        <w:t>可主张</w:t>
+      </w:r>
+      <w:proofErr w:type="gramEnd"/>
+      <w:r>
+        <w:rPr>
+          <w:sz w:val="28"/>
+          <w:szCs w:val="28"/>
+        </w:rPr>
+        <w:t>或实现的金额可能存在差异，甲方对此不作任何保证。标的债权的有效性、具体金额及构成，最终须以</w:t>
+      </w:r>
+      <w:r>
+        <w:rPr>
+          <w:sz w:val="28"/>
+          <w:szCs w:val="28"/>
+        </w:rPr>
+        <w:lastRenderedPageBreak/>
+        <w:t>原债权合同、借据、担保合同及生效法律文书等能够确认债权有效性的文件为准。</w:t>
       </w:r>
       <w:r>
         <w:rPr>
@@ -2209,8 +2883,22 @@
           <w:sz w:val="28"/>
           <w:szCs w:val="28"/>
         </w:rPr>
-        <w:lastRenderedPageBreak/>
-        <w:t>《标的债权明细表》中关于抵债资产的记载，仅为现状描述，不构成甲方对该等资产权属、质量、价值或过户可行性的任何承诺或保证。</w:t>
+        <w:t>《标的债权明细表》中关于抵债资产</w:t>
+      </w:r>
+      <w:r>
+        <w:rPr>
+          <w:rFonts w:hint="eastAsia"/>
+          <w:sz w:val="28"/>
+          <w:szCs w:val="28"/>
+        </w:rPr>
+        <w:t>（如有）</w:t>
+      </w:r>
+      <w:r>
+        <w:rPr>
+          <w:sz w:val="28"/>
+          <w:szCs w:val="28"/>
+        </w:rPr>
+        <w:t>的记载，仅为现状描述，不构成甲方对该等资产权属、质量、价值或过户可行性的任何承诺或保证。</w:t>
       </w:r>
     </w:p>
     <w:p>
@@ -2358,7 +3046,23 @@
           <w:sz w:val="28"/>
           <w:szCs w:val="28"/>
         </w:rPr>
-        <w:t>标的债权所产生的已到期、未到期或将到期的全部还款、清偿款及其他任何形式的偿付；</w:t>
+        <w:t>标的债权所产生的已到期、未到期或将到期的全部还款、</w:t>
+      </w:r>
+      <w:proofErr w:type="gramStart"/>
+      <w:r>
+        <w:rPr>
+          <w:sz w:val="28"/>
+          <w:szCs w:val="28"/>
+        </w:rPr>
+        <w:t>清偿款</w:t>
+      </w:r>
+      <w:proofErr w:type="gramEnd"/>
+      <w:r>
+        <w:rPr>
+          <w:sz w:val="28"/>
+          <w:szCs w:val="28"/>
+        </w:rPr>
+        <w:t>及其他任何形式的偿付；</w:t>
       </w:r>
       <w:r>
         <w:rPr>
@@ -2484,8 +3188,9 @@
           <w:sz w:val="28"/>
           <w:szCs w:val="28"/>
         </w:rPr>
-        <w:t>自基准日起，乙方应承担全部标的债权自基准日起的任何已知或未知的损失、损害、风险或责任，乙方对此予以认可。乙方在此不可撤销地确认并承诺，已充分知悉且理解本合同第</w:t>
-      </w:r>
+        <w:t>自基准日起，乙方</w:t>
+      </w:r>
+      <w:proofErr w:type="gramStart"/>
       <w:r>
         <w:rPr>
           <w:bCs/>
@@ -2493,6 +3198,45 @@
           <w:sz w:val="28"/>
           <w:szCs w:val="28"/>
         </w:rPr>
+        <w:t>应承担全部标</w:t>
+      </w:r>
+      <w:proofErr w:type="gramEnd"/>
+      <w:r>
+        <w:rPr>
+          <w:bCs/>
+          <w:color w:val="000000"/>
+          <w:sz w:val="28"/>
+          <w:szCs w:val="28"/>
+        </w:rPr>
+        <w:t>的债权自基准日起的任何已知或未知的损失、损害、风险或责任，乙方对此予以认可。乙方在此不可撤销地确认并承诺，已充分知悉</w:t>
+      </w:r>
+      <w:proofErr w:type="gramStart"/>
+      <w:r>
+        <w:rPr>
+          <w:bCs/>
+          <w:color w:val="000000"/>
+          <w:sz w:val="28"/>
+          <w:szCs w:val="28"/>
+        </w:rPr>
+        <w:t>且理解本</w:t>
+      </w:r>
+      <w:proofErr w:type="gramEnd"/>
+      <w:r>
+        <w:rPr>
+          <w:bCs/>
+          <w:color w:val="000000"/>
+          <w:sz w:val="28"/>
+          <w:szCs w:val="28"/>
+        </w:rPr>
+        <w:t>合同第</w:t>
+      </w:r>
+      <w:r>
+        <w:rPr>
+          <w:bCs/>
+          <w:color w:val="000000"/>
+          <w:sz w:val="28"/>
+          <w:szCs w:val="28"/>
+        </w:rPr>
         <w:t>2.1</w:t>
       </w:r>
       <w:r>
@@ -2502,7 +3246,7 @@
           <w:sz w:val="28"/>
           <w:szCs w:val="28"/>
         </w:rPr>
-        <w:t>款所揭示的标的债权存在或可能存在的全部瑕疵与风险，在任何情况下，均不会以标的债权存在任何瑕疵或风险、或与乙方预期不符、或回收效果不佳等任何理由，向甲方主张任何形式的赔偿、补偿，或要求甲方回购标的债权、解除或撤销本合同，或要求甲方承担任何性质的违约责任或侵权责任。本条约</w:t>
+        <w:t>款所揭示的标的债权存</w:t>
       </w:r>
       <w:r>
         <w:rPr>
@@ -2512,7 +3256,7 @@
           <w:szCs w:val="28"/>
         </w:rPr>
         <w:lastRenderedPageBreak/>
-        <w:t>定的风险转移与责任豁免持续有效，不因本合同的变更、解除或终止而受到影响。</w:t>
+        <w:t>在或可能存在的全部瑕疵与风险，在任何情况下，均不会以标的债权存在任何瑕疵或风险、或与乙方预期不符、或回收效果不佳等任何理由，向甲方主张任何形式的赔偿、补偿，或要求甲方回购标的债权、解除或撤销本合同，或要求甲方承担任何性质的违约责任或侵权责任。本条约定的风险转移与责任豁免持续有效，不因本合同的变更、解除或终止而受到影响。</w:t>
       </w:r>
     </w:p>
     <w:p>
@@ -2638,7 +3382,25 @@
           <w:szCs w:val="28"/>
           <w:highlight w:val="yellow"/>
         </w:rPr>
-        <w:t>{{ transfer_price }}</w:t>
+        <w:t xml:space="preserve">{{ </w:t>
+      </w:r>
+      <w:proofErr w:type="spellStart"/>
+      <w:r>
+        <w:rPr>
+          <w:sz w:val="28"/>
+          <w:szCs w:val="28"/>
+          <w:highlight w:val="yellow"/>
+        </w:rPr>
+        <w:t>transfer_price</w:t>
+      </w:r>
+      <w:proofErr w:type="spellEnd"/>
+      <w:r>
+        <w:rPr>
+          <w:sz w:val="28"/>
+          <w:szCs w:val="28"/>
+          <w:highlight w:val="yellow"/>
+        </w:rPr>
+        <w:t xml:space="preserve"> }}</w:t>
       </w:r>
       <w:r>
         <w:rPr>
@@ -2654,7 +3416,25 @@
           <w:szCs w:val="28"/>
           <w:highlight w:val="yellow"/>
         </w:rPr>
-        <w:t>{{ transfer_price_cn }}</w:t>
+        <w:t xml:space="preserve">{{ </w:t>
+      </w:r>
+      <w:proofErr w:type="spellStart"/>
+      <w:r>
+        <w:rPr>
+          <w:sz w:val="28"/>
+          <w:szCs w:val="28"/>
+          <w:highlight w:val="yellow"/>
+        </w:rPr>
+        <w:t>transfer_price_cn</w:t>
+      </w:r>
+      <w:proofErr w:type="spellEnd"/>
+      <w:r>
+        <w:rPr>
+          <w:sz w:val="28"/>
+          <w:szCs w:val="28"/>
+          <w:highlight w:val="yellow"/>
+        </w:rPr>
+        <w:t xml:space="preserve"> }}</w:t>
       </w:r>
       <w:r>
         <w:rPr>
@@ -2782,7 +3562,25 @@
           <w:szCs w:val="28"/>
           <w:highlight w:val="yellow"/>
         </w:rPr>
-        <w:t>{{ deposit_amount }}</w:t>
+        <w:t xml:space="preserve">{{ </w:t>
+      </w:r>
+      <w:proofErr w:type="spellStart"/>
+      <w:r>
+        <w:rPr>
+          <w:sz w:val="28"/>
+          <w:szCs w:val="28"/>
+          <w:highlight w:val="yellow"/>
+        </w:rPr>
+        <w:t>deposit_amount</w:t>
+      </w:r>
+      <w:proofErr w:type="spellEnd"/>
+      <w:r>
+        <w:rPr>
+          <w:sz w:val="28"/>
+          <w:szCs w:val="28"/>
+          <w:highlight w:val="yellow"/>
+        </w:rPr>
+        <w:t xml:space="preserve"> }}</w:t>
       </w:r>
       <w:r>
         <w:rPr>
@@ -2798,7 +3596,25 @@
           <w:szCs w:val="28"/>
           <w:highlight w:val="yellow"/>
         </w:rPr>
-        <w:t>{{ deposit_cn }}</w:t>
+        <w:t xml:space="preserve">{{ </w:t>
+      </w:r>
+      <w:proofErr w:type="spellStart"/>
+      <w:r>
+        <w:rPr>
+          <w:sz w:val="28"/>
+          <w:szCs w:val="28"/>
+          <w:highlight w:val="yellow"/>
+        </w:rPr>
+        <w:t>deposit_cn</w:t>
+      </w:r>
+      <w:proofErr w:type="spellEnd"/>
+      <w:r>
+        <w:rPr>
+          <w:sz w:val="28"/>
+          <w:szCs w:val="28"/>
+          <w:highlight w:val="yellow"/>
+        </w:rPr>
+        <w:t xml:space="preserve"> }}</w:t>
       </w:r>
       <w:r>
         <w:rPr>
@@ -2832,7 +3648,23 @@
           <w:sz w:val="28"/>
           <w:szCs w:val="28"/>
         </w:rPr>
-        <w:t>前述保证金是指为保证乙方在本合同及甲乙双方签署的其他相关协议、乙方向甲方作出的相关承诺项下全部义务的履行，而由乙方事先向甲方交付的资金。甲方无需就乙方缴纳的保证金向乙方支付任何利息、资金占用费。无论该保证金最终被退还、被转化为转让价款或被没收，乙方均不向甲方主张保证金的利息、资金占用费。</w:t>
+        <w:t>前述保证金是指为保证乙方在本合同及甲乙双方签署的其他相关协议、乙方向甲方</w:t>
+      </w:r>
+      <w:proofErr w:type="gramStart"/>
+      <w:r>
+        <w:rPr>
+          <w:sz w:val="28"/>
+          <w:szCs w:val="28"/>
+        </w:rPr>
+        <w:t>作出</w:t>
+      </w:r>
+      <w:proofErr w:type="gramEnd"/>
+      <w:r>
+        <w:rPr>
+          <w:sz w:val="28"/>
+          <w:szCs w:val="28"/>
+        </w:rPr>
+        <w:t>的相关承诺项下全部义务的履行，而由乙方事先向甲方交付的资金。甲方无需就乙方缴纳的保证金向乙方支付任何利息、资金占用费。无论该保证金最终被退还、被转化为转让价款或被没收，乙方均不向甲方主张保证金的利息、资金占用费。</w:t>
       </w:r>
     </w:p>
     <w:p>
@@ -2886,7 +3718,25 @@
           <w:szCs w:val="28"/>
           <w:highlight w:val="yellow"/>
         </w:rPr>
-        <w:t>{{ remaining_price }}</w:t>
+        <w:t xml:space="preserve">{{ </w:t>
+      </w:r>
+      <w:proofErr w:type="spellStart"/>
+      <w:r>
+        <w:rPr>
+          <w:sz w:val="28"/>
+          <w:szCs w:val="28"/>
+          <w:highlight w:val="yellow"/>
+        </w:rPr>
+        <w:t>remaining_price</w:t>
+      </w:r>
+      <w:proofErr w:type="spellEnd"/>
+      <w:r>
+        <w:rPr>
+          <w:sz w:val="28"/>
+          <w:szCs w:val="28"/>
+          <w:highlight w:val="yellow"/>
+        </w:rPr>
+        <w:t xml:space="preserve"> }}</w:t>
       </w:r>
       <w:r>
         <w:rPr>
@@ -2902,7 +3752,25 @@
           <w:szCs w:val="28"/>
           <w:highlight w:val="yellow"/>
         </w:rPr>
-        <w:t>{{ remaining_cn }}</w:t>
+        <w:t xml:space="preserve">{{ </w:t>
+      </w:r>
+      <w:proofErr w:type="spellStart"/>
+      <w:r>
+        <w:rPr>
+          <w:sz w:val="28"/>
+          <w:szCs w:val="28"/>
+          <w:highlight w:val="yellow"/>
+        </w:rPr>
+        <w:t>remaining_cn</w:t>
+      </w:r>
+      <w:proofErr w:type="spellEnd"/>
+      <w:r>
+        <w:rPr>
+          <w:sz w:val="28"/>
+          <w:szCs w:val="28"/>
+          <w:highlight w:val="yellow"/>
+        </w:rPr>
+        <w:t xml:space="preserve"> }}</w:t>
       </w:r>
       <w:r>
         <w:rPr>
@@ -2970,13 +3838,50 @@
         </w:rPr>
         <w:t>名：</w:t>
       </w:r>
-      <w:r>
-        <w:rPr>
-          <w:sz w:val="28"/>
-          <w:szCs w:val="28"/>
-          <w:highlight w:val="yellow"/>
-        </w:rPr>
-        <w:t>{{ bank_account_name }}</w:t>
+      <w:proofErr w:type="gramStart"/>
+      <w:r>
+        <w:rPr>
+          <w:sz w:val="28"/>
+          <w:szCs w:val="28"/>
+          <w:highlight w:val="yellow"/>
+        </w:rPr>
+        <w:t xml:space="preserve">{{ </w:t>
+      </w:r>
+      <w:proofErr w:type="spellStart"/>
+      <w:r>
+        <w:rPr>
+          <w:sz w:val="28"/>
+          <w:szCs w:val="28"/>
+          <w:highlight w:val="yellow"/>
+        </w:rPr>
+        <w:t>bank</w:t>
+      </w:r>
+      <w:proofErr w:type="gramEnd"/>
+      <w:r>
+        <w:rPr>
+          <w:sz w:val="28"/>
+          <w:szCs w:val="28"/>
+          <w:highlight w:val="yellow"/>
+        </w:rPr>
+        <w:t>_account_</w:t>
+      </w:r>
+      <w:proofErr w:type="gramStart"/>
+      <w:r>
+        <w:rPr>
+          <w:sz w:val="28"/>
+          <w:szCs w:val="28"/>
+          <w:highlight w:val="yellow"/>
+        </w:rPr>
+        <w:t>name</w:t>
+      </w:r>
+      <w:proofErr w:type="spellEnd"/>
+      <w:r>
+        <w:rPr>
+          <w:sz w:val="28"/>
+          <w:szCs w:val="28"/>
+          <w:highlight w:val="yellow"/>
+        </w:rPr>
+        <w:t xml:space="preserve"> }}</w:t>
       </w:r>
       <w:r>
         <w:rPr>
@@ -2987,6 +3892,7 @@
         </w:rPr>
         <w:t>;</w:t>
       </w:r>
+      <w:proofErr w:type="gramEnd"/>
     </w:p>
     <w:p>
       <w:pPr>
@@ -3006,6 +3912,7 @@
           <w:szCs w:val="28"/>
           <w:highlight w:val="yellow"/>
         </w:rPr>
+        <w:lastRenderedPageBreak/>
         <w:t>开户银行：</w:t>
       </w:r>
       <w:r>
@@ -3014,7 +3921,25 @@
           <w:szCs w:val="28"/>
           <w:highlight w:val="yellow"/>
         </w:rPr>
-        <w:t>{{ bank_name }}</w:t>
+        <w:t xml:space="preserve">{{ </w:t>
+      </w:r>
+      <w:proofErr w:type="spellStart"/>
+      <w:r>
+        <w:rPr>
+          <w:sz w:val="28"/>
+          <w:szCs w:val="28"/>
+          <w:highlight w:val="yellow"/>
+        </w:rPr>
+        <w:t>bank_name</w:t>
+      </w:r>
+      <w:proofErr w:type="spellEnd"/>
+      <w:r>
+        <w:rPr>
+          <w:sz w:val="28"/>
+          <w:szCs w:val="28"/>
+          <w:highlight w:val="yellow"/>
+        </w:rPr>
+        <w:t xml:space="preserve"> }}</w:t>
       </w:r>
       <w:r>
         <w:rPr>
@@ -3036,6 +3961,7 @@
           <w:szCs w:val="28"/>
         </w:rPr>
       </w:pPr>
+      <w:proofErr w:type="gramStart"/>
       <w:r>
         <w:rPr>
           <w:sz w:val="28"/>
@@ -3044,6 +3970,7 @@
         </w:rPr>
         <w:t>账</w:t>
       </w:r>
+      <w:proofErr w:type="gramEnd"/>
       <w:r>
         <w:rPr>
           <w:sz w:val="28"/>
@@ -3060,13 +3987,59 @@
         </w:rPr>
         <w:t>号：</w:t>
       </w:r>
-      <w:r>
-        <w:rPr>
-          <w:sz w:val="28"/>
-          <w:szCs w:val="28"/>
-          <w:highlight w:val="yellow"/>
-        </w:rPr>
-        <w:t>{{ bank_account }}</w:t>
+      <w:proofErr w:type="gramStart"/>
+      <w:r>
+        <w:rPr>
+          <w:sz w:val="28"/>
+          <w:szCs w:val="28"/>
+          <w:highlight w:val="yellow"/>
+        </w:rPr>
+        <w:t xml:space="preserve">{{ </w:t>
+      </w:r>
+      <w:proofErr w:type="spellStart"/>
+      <w:r>
+        <w:rPr>
+          <w:sz w:val="28"/>
+          <w:szCs w:val="28"/>
+          <w:highlight w:val="yellow"/>
+        </w:rPr>
+        <w:t>bank</w:t>
+      </w:r>
+      <w:proofErr w:type="gramEnd"/>
+      <w:r>
+        <w:rPr>
+          <w:sz w:val="28"/>
+          <w:szCs w:val="28"/>
+          <w:highlight w:val="yellow"/>
+        </w:rPr>
+        <w:t>_</w:t>
+      </w:r>
+      <w:proofErr w:type="gramStart"/>
+      <w:r>
+        <w:rPr>
+          <w:sz w:val="28"/>
+          <w:szCs w:val="28"/>
+          <w:highlight w:val="yellow"/>
+        </w:rPr>
+        <w:t>account</w:t>
+      </w:r>
+      <w:proofErr w:type="spellEnd"/>
+      <w:r>
+        <w:rPr>
+          <w:sz w:val="28"/>
+          <w:szCs w:val="28"/>
+          <w:highlight w:val="yellow"/>
+        </w:rPr>
+        <w:t xml:space="preserve"> }</w:t>
+      </w:r>
+      <w:proofErr w:type="gramEnd"/>
+      <w:r>
+        <w:rPr>
+          <w:sz w:val="28"/>
+          <w:szCs w:val="28"/>
+          <w:highlight w:val="yellow"/>
+        </w:rPr>
+        <w:t>}</w:t>
       </w:r>
     </w:p>
     <w:p>
@@ -3139,7 +4112,6 @@
           <w:sz w:val="28"/>
           <w:szCs w:val="28"/>
         </w:rPr>
-        <w:lastRenderedPageBreak/>
         <w:t>7.1</w:t>
       </w:r>
       <w:r>
@@ -3459,7 +4431,30 @@
           <w:sz w:val="28"/>
           <w:szCs w:val="28"/>
         </w:rPr>
-        <w:t>自交割日起，标的债权归乙方所有，标的债权处置过程中产生、可能产生的收益及风险由乙方承担，乙方应无条件接受过渡期内标的债权发生的任何变化。乙方完全理解并承诺，其应自行承担标的债权处置过程中已经或可能发生的任何费用、责任、风险和损失，包括但不限于原债权人及</w:t>
+        <w:t>自交割日起，标的债权归乙方所有，标的债权处置过程中</w:t>
+      </w:r>
+      <w:r>
+        <w:rPr>
+          <w:rFonts w:hint="eastAsia"/>
+          <w:sz w:val="28"/>
+          <w:szCs w:val="28"/>
+        </w:rPr>
+        <w:t>已</w:t>
+      </w:r>
+      <w:r>
+        <w:rPr>
+          <w:sz w:val="28"/>
+          <w:szCs w:val="28"/>
+        </w:rPr>
+        <w:t>产生、可能产生的收益及风险由乙方承担，乙方应无条件接受过渡期内标</w:t>
+      </w:r>
+      <w:r>
+        <w:rPr>
+          <w:sz w:val="28"/>
+          <w:szCs w:val="28"/>
+        </w:rPr>
+        <w:lastRenderedPageBreak/>
+        <w:t>的债权发生的任何变化。乙方完全理解并承诺，其应自行承担标的债权处置过程中已经或可能发生的任何费用、责任、风险和损失，包括但不限于原债权人及</w:t>
       </w:r>
       <w:r>
         <w:rPr>
@@ -3473,15 +4468,7 @@
           <w:sz w:val="28"/>
           <w:szCs w:val="28"/>
         </w:rPr>
-        <w:t>或甲方在基准日前就标的债权处置而发生的所有应付而未付的费用，即使前述费用根据法律、法规、其他规范性文件规定或司法</w:t>
-      </w:r>
-      <w:r>
-        <w:rPr>
-          <w:sz w:val="28"/>
-          <w:szCs w:val="28"/>
-        </w:rPr>
-        <w:lastRenderedPageBreak/>
-        <w:t>裁判确定应当由原债权人及</w:t>
+        <w:t>或甲方在基准日前就标的债权处置而发生的所有应付而未付的费用，即使前述费用根据法律、法规、其他规范性文件规定或司法裁判确定应当由原债权人及</w:t>
       </w:r>
       <w:r>
         <w:rPr>
@@ -3514,13 +4501,34 @@
       </w:pPr>
       <w:r>
         <w:rPr>
+          <w:rFonts w:hint="eastAsia"/>
           <w:bCs/>
           <w:color w:val="000000"/>
           <w:sz w:val="28"/>
           <w:szCs w:val="28"/>
           <w:highlight w:val="yellow"/>
         </w:rPr>
-        <w:t>双方同意在过渡期内，对标的债权的收益归属约定如下：</w:t>
+        <w:t>除本合同另有约定外，</w:t>
+      </w:r>
+      <w:r>
+        <w:rPr>
+          <w:bCs/>
+          <w:color w:val="000000"/>
+          <w:sz w:val="28"/>
+          <w:szCs w:val="28"/>
+          <w:highlight w:val="yellow"/>
+        </w:rPr>
+        <w:t>双方同意</w:t>
+      </w:r>
+      <w:r>
+        <w:rPr>
+          <w:bCs/>
+          <w:color w:val="000000"/>
+          <w:sz w:val="28"/>
+          <w:szCs w:val="28"/>
+          <w:highlight w:val="yellow"/>
+        </w:rPr>
+        <w:t>在过渡期内，对标的债权的收益归属约定如下：</w:t>
       </w:r>
     </w:p>
     <w:p>
@@ -3541,7 +4549,25 @@
           <w:sz w:val="28"/>
           <w:szCs w:val="28"/>
         </w:rPr>
-        <w:t>{{transition_income_clause}}</w:t>
+        <w:t>{{</w:t>
+      </w:r>
+      <w:proofErr w:type="spellStart"/>
+      <w:r>
+        <w:rPr>
+          <w:color w:val="000000"/>
+          <w:sz w:val="28"/>
+          <w:szCs w:val="28"/>
+        </w:rPr>
+        <w:t>transition_income_clause</w:t>
+      </w:r>
+      <w:proofErr w:type="spellEnd"/>
+      <w:r>
+        <w:rPr>
+          <w:color w:val="000000"/>
+          <w:sz w:val="28"/>
+          <w:szCs w:val="28"/>
+        </w:rPr>
+        <w:t>}}</w:t>
       </w:r>
     </w:p>
     <w:p>
@@ -3581,7 +4607,22 @@
           <w:sz w:val="28"/>
           <w:szCs w:val="28"/>
         </w:rPr>
-        <w:t>日之内，甲乙双方完成本合同项下资产证明文件及服务协议等档案资料的移交和接收工作。如乙方拒绝接收的，乙方仍应按照本合同的规定向甲方支付全部转让价款，且甲方有权通过公证方式向乙方留置送达档案资料，由此产生的一切法律后果和相关费用均由乙方负担。如因故无法按时完成资料移交的，甲乙双方可另行协商移交时间。</w:t>
+        <w:t>日之内，甲乙双方完成本合同项下资产证明文件及服务协议等档案资料的移交和接收工作。如乙方拒绝接收的，乙方仍应按照本合同的规定向甲方支付全部转让价款，且甲方有权通过公证方式向乙方留置送达档案资料，由此产生的一切法律后果和相关费用均由乙方负担。如因</w:t>
+      </w:r>
+      <w:r>
+        <w:rPr>
+          <w:rFonts w:hint="eastAsia"/>
+          <w:sz w:val="28"/>
+          <w:szCs w:val="28"/>
+        </w:rPr>
+        <w:t>客观情况</w:t>
+      </w:r>
+      <w:r>
+        <w:rPr>
+          <w:sz w:val="28"/>
+          <w:szCs w:val="28"/>
+        </w:rPr>
+        <w:t>无法按时完成资料移交的，甲乙双方可另行协商移交时间。</w:t>
       </w:r>
     </w:p>
     <w:p>
@@ -3682,7 +4723,31 @@
           <w:sz w:val="28"/>
           <w:szCs w:val="28"/>
         </w:rPr>
-        <w:t>乙方负责办理本合同项下标的债权转让的通知事宜，将债权转让通知送达债务人、保证人等担保人，乙方明确具体通知方式后，甲方提供债权转让通知的配合工作（包括但不限于以甲方名义对外出具债权转让通知或与乙方进行联合通知），送达费用、送达方式及送达不到的风险由乙方承担。乙方进一步确认，甲方的通知义务只限于配合进行上述适当的通知行为，无论债务人、担保人对标的债权转让的通知是否签收和确认，不影响甲、乙双方之间就标的债权进行转让的效力。</w:t>
+        <w:t>乙方负责办理本合同项下标的债权转让的通知事宜，将债权转让通知送达债务人、保证人等担保人，乙方明确具体通知方式后，甲方提供债权转让通知的配合工作（包括但不限于以甲方名义对外出具债权转让通知或与乙方进行联合通知），送达费用、送达方式及送达不到的风险由乙方承担。乙方进一步确认，甲方的通知义务只限</w:t>
+      </w:r>
+      <w:proofErr w:type="gramStart"/>
+      <w:r>
+        <w:rPr>
+          <w:sz w:val="28"/>
+          <w:szCs w:val="28"/>
+        </w:rPr>
+        <w:t>于配</w:t>
+      </w:r>
+      <w:r>
+        <w:rPr>
+          <w:sz w:val="28"/>
+          <w:szCs w:val="28"/>
+        </w:rPr>
+        <w:lastRenderedPageBreak/>
+        <w:t>合</w:t>
+      </w:r>
+      <w:proofErr w:type="gramEnd"/>
+      <w:r>
+        <w:rPr>
+          <w:sz w:val="28"/>
+          <w:szCs w:val="28"/>
+        </w:rPr>
+        <w:t>进行上述适当的通知行为，无论债务人、担保人对标的债权转让的通知是否签收和确认，不影响甲、乙双方之间就标的债权进行转让的效力。</w:t>
       </w:r>
     </w:p>
     <w:bookmarkEnd w:id="7"/>
@@ -3709,15 +4774,70 @@
           <w:sz w:val="28"/>
           <w:szCs w:val="28"/>
         </w:rPr>
-        <w:t>标的债权项下涉及的抵债资产（如有），自交割日起，甲方就该等抵债资产依法享有的权益转移至乙方，应乙方之合理要求，甲方可在交割日后合理的期间内及时交付抵债资产或提供必要的文件，以协助</w:t>
-      </w:r>
-      <w:r>
-        <w:rPr>
-          <w:sz w:val="28"/>
-          <w:szCs w:val="28"/>
-        </w:rPr>
-        <w:lastRenderedPageBreak/>
-        <w:t>乙方实现对该等抵债资产的占有或控制，并配合其办理权属变更手续（如有）。前述协助行为不应被视为甲方对该等抵债资产的权属、状态或过户可能性作出任何承诺或保证。因办理权属变更登记所发生的税收和行政性收费（含可能需缴纳的土地出让金、罚款等）由乙方承担，乙方逾期受领抵债资产的，需自行承担相应抵债资产在规定期限后毁损、灭失的风险。</w:t>
+        <w:t>标的债权项</w:t>
+      </w:r>
+      <w:proofErr w:type="gramStart"/>
+      <w:r>
+        <w:rPr>
+          <w:sz w:val="28"/>
+          <w:szCs w:val="28"/>
+        </w:rPr>
+        <w:t>下涉及</w:t>
+      </w:r>
+      <w:proofErr w:type="gramEnd"/>
+      <w:r>
+        <w:rPr>
+          <w:sz w:val="28"/>
+          <w:szCs w:val="28"/>
+        </w:rPr>
+        <w:t>的抵债资产（如有），自交割日起，甲方就该等抵债资产依法享有的权益转移至乙方，应乙方之合理要求，甲方可在交割日后合理的期间内及时交付抵债资产或提供必要的文件，以协助乙方实现对该等抵债资产的占有或控制，并配合其办理权属变更手续（如有）。前述协助行为不应被视为甲方对该等抵债资产的权属、状态或过户可能性</w:t>
+      </w:r>
+      <w:proofErr w:type="gramStart"/>
+      <w:r>
+        <w:rPr>
+          <w:sz w:val="28"/>
+          <w:szCs w:val="28"/>
+        </w:rPr>
+        <w:t>作出</w:t>
+      </w:r>
+      <w:proofErr w:type="gramEnd"/>
+      <w:r>
+        <w:rPr>
+          <w:sz w:val="28"/>
+          <w:szCs w:val="28"/>
+        </w:rPr>
+        <w:t>任何承诺或保证。因办理权属变更登记所发生的税收和行政性收费（</w:t>
+      </w:r>
+      <w:proofErr w:type="gramStart"/>
+      <w:r>
+        <w:rPr>
+          <w:sz w:val="28"/>
+          <w:szCs w:val="28"/>
+        </w:rPr>
+        <w:t>含可能</w:t>
+      </w:r>
+      <w:proofErr w:type="gramEnd"/>
+      <w:r>
+        <w:rPr>
+          <w:sz w:val="28"/>
+          <w:szCs w:val="28"/>
+        </w:rPr>
+        <w:t>需缴纳的土地出让金、罚款等）由乙方承担，乙方逾期受领抵债资产的，需自行承担相应抵债资产在规定期限后毁损、灭失的风险</w:t>
+      </w:r>
+      <w:r>
+        <w:rPr>
+          <w:rFonts w:hint="eastAsia"/>
+          <w:sz w:val="28"/>
+          <w:szCs w:val="28"/>
+        </w:rPr>
+        <w:t>，甲方对此不承担任何赔偿责任</w:t>
+      </w:r>
+      <w:r>
+        <w:rPr>
+          <w:sz w:val="28"/>
+          <w:szCs w:val="28"/>
+        </w:rPr>
+        <w:t>。</w:t>
       </w:r>
     </w:p>
     <w:p>
@@ -3800,6 +4920,7 @@
           <w:sz w:val="28"/>
           <w:szCs w:val="28"/>
         </w:rPr>
+        <w:lastRenderedPageBreak/>
         <w:t>7.4.8</w:t>
       </w:r>
       <w:r>
@@ -3913,173 +5034,205 @@
           <w:sz w:val="28"/>
           <w:szCs w:val="28"/>
         </w:rPr>
+        <w:t>对于甲方或其前手在基准日前以及过渡期内与相关中介机构签署的所有服务协议，乙方有权选择是否承继，并与中介机构独立协商甲方在其相应服务协议中的权利义务的转移。乙方承诺，其将在</w:t>
+      </w:r>
+      <w:proofErr w:type="gramStart"/>
+      <w:r>
+        <w:rPr>
+          <w:sz w:val="28"/>
+          <w:szCs w:val="28"/>
+        </w:rPr>
+        <w:t>交割日前</w:t>
+      </w:r>
+      <w:proofErr w:type="gramEnd"/>
+      <w:r>
+        <w:rPr>
+          <w:sz w:val="28"/>
+          <w:szCs w:val="28"/>
+        </w:rPr>
+        <w:t>自行与相关中介机构就既有服务协议的权利义务转移事宜达成一致，并确保自交割日起，甲方在原服务协议项下的一切责任得以解除。</w:t>
+      </w:r>
+      <w:proofErr w:type="gramStart"/>
+      <w:r>
+        <w:rPr>
+          <w:sz w:val="28"/>
+          <w:szCs w:val="28"/>
+        </w:rPr>
+        <w:t>因权利</w:t>
+      </w:r>
+      <w:proofErr w:type="gramEnd"/>
+      <w:r>
+        <w:rPr>
+          <w:sz w:val="28"/>
+          <w:szCs w:val="28"/>
+        </w:rPr>
+        <w:t>义务转移所产生的任何费用，均由乙方承担。</w:t>
+      </w:r>
+    </w:p>
+    <w:p>
+      <w:pPr>
+        <w:snapToGrid w:val="0"/>
+        <w:spacing w:line="312" w:lineRule="auto"/>
+        <w:ind w:firstLineChars="200" w:firstLine="560"/>
+        <w:jc w:val="both"/>
+        <w:rPr>
+          <w:bCs/>
+          <w:sz w:val="28"/>
+          <w:szCs w:val="28"/>
+        </w:rPr>
+      </w:pPr>
+    </w:p>
+    <w:p>
+      <w:pPr>
+        <w:snapToGrid w:val="0"/>
+        <w:spacing w:line="312" w:lineRule="auto"/>
+        <w:ind w:firstLineChars="200" w:firstLine="562"/>
+        <w:jc w:val="both"/>
+        <w:rPr>
+          <w:b/>
+          <w:sz w:val="28"/>
+          <w:szCs w:val="28"/>
+        </w:rPr>
+      </w:pPr>
+      <w:r>
+        <w:rPr>
+          <w:b/>
+          <w:bCs/>
+          <w:sz w:val="28"/>
+          <w:szCs w:val="28"/>
+        </w:rPr>
+        <w:t>第八条</w:t>
+      </w:r>
+      <w:r>
+        <w:rPr>
+          <w:b/>
+          <w:bCs/>
+          <w:sz w:val="28"/>
+          <w:szCs w:val="28"/>
+        </w:rPr>
+        <w:t xml:space="preserve">  </w:t>
+      </w:r>
+      <w:r>
+        <w:rPr>
+          <w:b/>
+          <w:sz w:val="28"/>
+          <w:szCs w:val="28"/>
+        </w:rPr>
+        <w:t>过渡期标的债权的管理</w:t>
+      </w:r>
+    </w:p>
+    <w:p>
+      <w:pPr>
+        <w:snapToGrid w:val="0"/>
+        <w:spacing w:line="312" w:lineRule="auto"/>
+        <w:ind w:firstLineChars="200" w:firstLine="562"/>
+        <w:jc w:val="both"/>
+        <w:rPr>
+          <w:sz w:val="28"/>
+          <w:szCs w:val="28"/>
+        </w:rPr>
+      </w:pPr>
+      <w:r>
+        <w:rPr>
+          <w:b/>
+          <w:sz w:val="28"/>
+          <w:szCs w:val="28"/>
+        </w:rPr>
+        <w:t>8.1</w:t>
+      </w:r>
+      <w:r>
+        <w:rPr>
+          <w:sz w:val="28"/>
+          <w:szCs w:val="28"/>
+        </w:rPr>
+        <w:t>双方确认，在交割日前，标的债权仍归甲方所有，甲方有权自主决定标的债权的管理和维护工作。在过渡期内，甲方拥有对标的债权的自主处置权，但应按照国家相关法律、法规及国家有关主管部门关于不良贷款处置的规定处置标的债权。</w:t>
+      </w:r>
+    </w:p>
+    <w:p>
+      <w:pPr>
+        <w:snapToGrid w:val="0"/>
+        <w:spacing w:line="312" w:lineRule="auto"/>
+        <w:ind w:firstLineChars="200" w:firstLine="562"/>
+        <w:jc w:val="both"/>
+        <w:rPr>
+          <w:sz w:val="28"/>
+          <w:szCs w:val="28"/>
+        </w:rPr>
+      </w:pPr>
+      <w:r>
+        <w:rPr>
+          <w:b/>
+          <w:sz w:val="28"/>
+          <w:szCs w:val="28"/>
+        </w:rPr>
+        <w:t>8.2</w:t>
+      </w:r>
+      <w:r>
+        <w:rPr>
+          <w:sz w:val="28"/>
+          <w:szCs w:val="28"/>
+        </w:rPr>
+        <w:t>自本合同生效日至交割日期间，乙方可就管理和处置标的债权向甲方提出书面处置预案或建议，但该等预案或建议仅为参考，不构成对甲方的约束。甲方有权依据其自身判断决定是否采纳、修改、拒绝或执行该等预案或建议，且无需就此向乙方说明理由。乙方确认并同意，其提交处置预案或建议、或甲方对该等预案或建议的任何审阅、沟通或考虑，均不构成甲方对乙方承担任何义务或责任。无论甲方是否接受或执行任何预案，均不得作为乙方迟延或拒绝履行本合同项下任何义务（特别是付款义务）的抗辩理由。</w:t>
+      </w:r>
+    </w:p>
+    <w:p>
+      <w:pPr>
+        <w:snapToGrid w:val="0"/>
+        <w:spacing w:line="312" w:lineRule="auto"/>
+        <w:ind w:firstLineChars="200" w:firstLine="562"/>
+        <w:jc w:val="both"/>
+        <w:rPr>
+          <w:bCs/>
+          <w:sz w:val="28"/>
+          <w:szCs w:val="28"/>
+        </w:rPr>
+      </w:pPr>
+      <w:r>
+        <w:rPr>
+          <w:b/>
+          <w:sz w:val="28"/>
+          <w:szCs w:val="28"/>
+        </w:rPr>
+        <w:t>8.3</w:t>
+      </w:r>
+      <w:r>
+        <w:rPr>
+          <w:bCs/>
+          <w:sz w:val="28"/>
+          <w:szCs w:val="28"/>
+        </w:rPr>
+        <w:t>未经甲方事先书面明确授权，乙方不得自行对标的债权进行任何形式的维护、管理或处置。</w:t>
+      </w:r>
+      <w:r>
+        <w:rPr>
+          <w:sz w:val="28"/>
+          <w:szCs w:val="28"/>
+        </w:rPr>
+        <w:t>如经甲方书面授权，</w:t>
+      </w:r>
+      <w:r>
+        <w:rPr>
+          <w:bCs/>
+          <w:sz w:val="28"/>
+          <w:szCs w:val="28"/>
+        </w:rPr>
+        <w:t>乙方行使对标的债权</w:t>
+      </w:r>
+      <w:r>
+        <w:rPr>
+          <w:bCs/>
+          <w:sz w:val="28"/>
+          <w:szCs w:val="28"/>
+        </w:rPr>
         <w:lastRenderedPageBreak/>
-        <w:t>对于甲方或其前手在基准日前以及过渡期内与相关中介机构签署的所有服务协议，乙方有权选择是否承继，并与中介机构独立协商甲方在其相应服务协议中的权利义务的转移。乙方承诺，其将在交割日前自行与相关中介机构就既有服务协议的权利义务转移事宜达成一致，并确保自交割日起，甲方在原服务协议项下的一切责任得以解除。因权利义务转移所产生的任何费用，均由乙方承担。</w:t>
-      </w:r>
-    </w:p>
-    <w:p>
-      <w:pPr>
-        <w:snapToGrid w:val="0"/>
-        <w:spacing w:line="312" w:lineRule="auto"/>
-        <w:ind w:firstLineChars="200" w:firstLine="560"/>
-        <w:jc w:val="both"/>
-        <w:rPr>
-          <w:bCs/>
-          <w:sz w:val="28"/>
-          <w:szCs w:val="28"/>
-        </w:rPr>
-      </w:pPr>
-    </w:p>
-    <w:p>
-      <w:pPr>
-        <w:snapToGrid w:val="0"/>
-        <w:spacing w:line="312" w:lineRule="auto"/>
-        <w:ind w:firstLineChars="200" w:firstLine="562"/>
-        <w:jc w:val="both"/>
-        <w:rPr>
-          <w:b/>
-          <w:sz w:val="28"/>
-          <w:szCs w:val="28"/>
-        </w:rPr>
-      </w:pPr>
-      <w:r>
-        <w:rPr>
-          <w:b/>
-          <w:bCs/>
-          <w:sz w:val="28"/>
-          <w:szCs w:val="28"/>
-        </w:rPr>
-        <w:t>第八条</w:t>
-      </w:r>
-      <w:r>
-        <w:rPr>
-          <w:b/>
-          <w:bCs/>
-          <w:sz w:val="28"/>
-          <w:szCs w:val="28"/>
-        </w:rPr>
-        <w:t xml:space="preserve">  </w:t>
-      </w:r>
-      <w:r>
-        <w:rPr>
-          <w:b/>
-          <w:sz w:val="28"/>
-          <w:szCs w:val="28"/>
-        </w:rPr>
-        <w:t>过渡期标的债权的管理</w:t>
-      </w:r>
-    </w:p>
-    <w:p>
-      <w:pPr>
-        <w:snapToGrid w:val="0"/>
-        <w:spacing w:line="312" w:lineRule="auto"/>
-        <w:ind w:firstLineChars="200" w:firstLine="562"/>
-        <w:jc w:val="both"/>
-        <w:rPr>
-          <w:sz w:val="28"/>
-          <w:szCs w:val="28"/>
-        </w:rPr>
-      </w:pPr>
-      <w:r>
-        <w:rPr>
-          <w:b/>
-          <w:sz w:val="28"/>
-          <w:szCs w:val="28"/>
-        </w:rPr>
-        <w:t>8.1</w:t>
-      </w:r>
-      <w:r>
-        <w:rPr>
-          <w:sz w:val="28"/>
-          <w:szCs w:val="28"/>
-        </w:rPr>
-        <w:t>双方确认，在交割日前，标的债权仍归甲方所有，甲方有权自主决定标的债权的管理和维护工作。在过渡期内，甲方拥有对标的债权的自主处置权，但应按照国家相关法律、法规及国家有关主管部门关于不良贷款处置的规定处置标的债权。</w:t>
-      </w:r>
-    </w:p>
-    <w:p>
-      <w:pPr>
-        <w:snapToGrid w:val="0"/>
-        <w:spacing w:line="312" w:lineRule="auto"/>
-        <w:ind w:firstLineChars="200" w:firstLine="562"/>
-        <w:jc w:val="both"/>
-        <w:rPr>
-          <w:sz w:val="28"/>
-          <w:szCs w:val="28"/>
-        </w:rPr>
-      </w:pPr>
-      <w:r>
-        <w:rPr>
-          <w:b/>
-          <w:sz w:val="28"/>
-          <w:szCs w:val="28"/>
-        </w:rPr>
-        <w:t>8.2</w:t>
-      </w:r>
-      <w:r>
-        <w:rPr>
-          <w:sz w:val="28"/>
-          <w:szCs w:val="28"/>
-        </w:rPr>
-        <w:t>自本合同生效日至交割日期间，乙方可就管理和处置标的债权向甲方提出书面处置预案或建议，但该等预案或建议仅为参考，不构成对甲方的约束。甲方有权依据其自身判断决定是否采纳、修改、拒绝或执行该等预案或建议，且无需就此向乙方说明理由。乙方确认并同意，其提交处置预案或建议、或甲方对该等预案或建议的任何审阅、沟通或考虑，均不构成甲方对乙方承担任何义务或责任。无论甲方是否接受或执行任何预案，均不得作为乙方迟延或拒绝履行本合同项下任何义务（特别是付款义务）的抗辩理由。</w:t>
-      </w:r>
-    </w:p>
-    <w:p>
-      <w:pPr>
-        <w:snapToGrid w:val="0"/>
-        <w:spacing w:line="312" w:lineRule="auto"/>
-        <w:ind w:firstLineChars="200" w:firstLine="562"/>
-        <w:jc w:val="both"/>
-        <w:rPr>
-          <w:bCs/>
-          <w:sz w:val="28"/>
-          <w:szCs w:val="28"/>
-        </w:rPr>
-      </w:pPr>
-      <w:r>
-        <w:rPr>
-          <w:b/>
-          <w:sz w:val="28"/>
-          <w:szCs w:val="28"/>
-        </w:rPr>
-        <w:t>8.3</w:t>
-      </w:r>
-      <w:r>
-        <w:rPr>
-          <w:bCs/>
-          <w:sz w:val="28"/>
-          <w:szCs w:val="28"/>
-        </w:rPr>
-        <w:t>未经甲方事先书面明确授权，乙方不得自行对标的债权进行任何形式的维护、管理或处置。</w:t>
-      </w:r>
-      <w:r>
-        <w:rPr>
-          <w:sz w:val="28"/>
-          <w:szCs w:val="28"/>
-        </w:rPr>
-        <w:t>如经甲方书面授权，</w:t>
-      </w:r>
-      <w:r>
-        <w:rPr>
-          <w:bCs/>
-          <w:sz w:val="28"/>
-          <w:szCs w:val="28"/>
-        </w:rPr>
-        <w:t>乙方行使对标的债权的维护和管理工作，应按照国家相关法律、法规及国家有关主管部门关于不良贷款处置的规定的方式进行，不得违法、违规处置或进行暴力清收。</w:t>
-      </w:r>
-      <w:r>
-        <w:rPr>
-          <w:sz w:val="28"/>
-          <w:szCs w:val="28"/>
-        </w:rPr>
-        <w:t>如因乙方的任何行为（无论是否经授权）导致标的债权发生任何减损、毁损、灭失或权利瑕疵的（包括但不限于导致标的债权超过诉讼时效或法定期间、债务人对抗情绪加剧、担保物价值贬损等），乙方仍应</w:t>
-      </w:r>
-      <w:r>
-        <w:rPr>
-          <w:sz w:val="28"/>
-          <w:szCs w:val="28"/>
-        </w:rPr>
-        <w:lastRenderedPageBreak/>
-        <w:t>按照本合同的约定向甲方足额支付转让价款；如因此给甲方造成任何损失的，</w:t>
+        <w:t>的维护和管理工作，应按照国家相关法律、法规及国家有关主管部门关于不良贷款处置的规定的方式进行，不得违法、违规处置或进行暴力清收。</w:t>
+      </w:r>
+      <w:r>
+        <w:rPr>
+          <w:sz w:val="28"/>
+          <w:szCs w:val="28"/>
+        </w:rPr>
+        <w:t>如因乙方的任何行为（无论是否经授权）导致标的债权发生任何减损、毁损、灭失或权利瑕疵的（包括但不限于导致标的债权超过诉讼时效或法定期间、债务人对抗情绪加剧、担保物价值贬损等），乙方仍应按照本合同的约定向甲方足额支付转让价款；如因此给甲方造成任何损失的，</w:t>
       </w:r>
       <w:r>
         <w:rPr>
@@ -4171,7 +5324,40 @@
           <w:szCs w:val="28"/>
           <w:highlight w:val="yellow"/>
         </w:rPr>
-        <w:t>过渡期内，为管理和处置标的债权产生的处置费用按照以下方式承担：</w:t>
+        <w:t>过渡期内</w:t>
+      </w:r>
+      <w:r>
+        <w:rPr>
+          <w:sz w:val="28"/>
+          <w:szCs w:val="28"/>
+          <w:highlight w:val="yellow"/>
+        </w:rPr>
+        <w:t>，</w:t>
+      </w:r>
+      <w:r>
+        <w:rPr>
+          <w:rFonts w:hint="eastAsia"/>
+          <w:sz w:val="28"/>
+          <w:szCs w:val="28"/>
+          <w:highlight w:val="yellow"/>
+        </w:rPr>
+        <w:t>除本合同另有约定外，</w:t>
+      </w:r>
+      <w:r>
+        <w:rPr>
+          <w:sz w:val="28"/>
+          <w:szCs w:val="28"/>
+          <w:highlight w:val="yellow"/>
+        </w:rPr>
+        <w:t>为管理和</w:t>
+      </w:r>
+      <w:r>
+        <w:rPr>
+          <w:sz w:val="28"/>
+          <w:szCs w:val="28"/>
+          <w:highlight w:val="yellow"/>
+        </w:rPr>
+        <w:t>处置标的债权产生的处置费用按照以下方式承担：</w:t>
       </w:r>
     </w:p>
     <w:p>
@@ -4193,7 +5379,25 @@
           <w:sz w:val="28"/>
           <w:szCs w:val="28"/>
         </w:rPr>
-        <w:t>{{disposal_fee_clause}}</w:t>
+        <w:t>{{</w:t>
+      </w:r>
+      <w:proofErr w:type="spellStart"/>
+      <w:r>
+        <w:rPr>
+          <w:color w:val="000000"/>
+          <w:sz w:val="28"/>
+          <w:szCs w:val="28"/>
+        </w:rPr>
+        <w:t>disposal_fee_clause</w:t>
+      </w:r>
+      <w:proofErr w:type="spellEnd"/>
+      <w:r>
+        <w:rPr>
+          <w:color w:val="000000"/>
+          <w:sz w:val="28"/>
+          <w:szCs w:val="28"/>
+        </w:rPr>
+        <w:t>}}</w:t>
       </w:r>
     </w:p>
     <w:p>
@@ -4391,7 +5595,15 @@
           <w:sz w:val="28"/>
           <w:szCs w:val="28"/>
         </w:rPr>
-        <w:t>：甲方已将其在基准日实际占有的、与主张和行使标的债权项下权利有关的法律文件均纳入资产文件中，并告知乙方，不存在隐瞒或欺诈情形；如因任何事由致使资产文件存在遗漏，甲方将在发现后通知乙方并将其作为资产文件的一部分移交乙方，但该等行为不构成甲方违反本保证，也不影响交割的最终效力。</w:t>
+        <w:t>：甲方已将其在基准日实际占有的、与主张和行使标的债权项下权利有关的法律文件均纳入资产文件中，并告知乙方，不存在隐瞒或欺诈情形；如因任何事由致使资产文件存在遗漏，甲方将</w:t>
+      </w:r>
+      <w:r>
+        <w:rPr>
+          <w:sz w:val="28"/>
+          <w:szCs w:val="28"/>
+        </w:rPr>
+        <w:lastRenderedPageBreak/>
+        <w:t>在发现后通知乙方并将其作为资产文件的一部分移交乙方，但该等行为不构成甲方违反本保证，也不影响交割的最终效力。</w:t>
       </w:r>
     </w:p>
     <w:p>
@@ -4452,16 +5664,25 @@
           <w:sz w:val="28"/>
           <w:szCs w:val="28"/>
         </w:rPr>
-        <w:t>乙方确认在签订本合同之前已经全面审阅甲方所提供的标的债权的文件并全面了解本合同附件所列标的债权状况，明确知道标的债</w:t>
-      </w:r>
+        <w:t>乙方确认在签订本合同之前已经全面审阅甲方所提供的标的债权的文件并全面了解本合同附件所列标的债权状况，明确知道标的债权的现状及其在法律上和事实上可能存在的各种风险，乙方完全基于自身独立的判断</w:t>
+      </w:r>
+      <w:proofErr w:type="gramStart"/>
       <w:r>
         <w:rPr>
           <w:rFonts w:hint="default"/>
           <w:sz w:val="28"/>
           <w:szCs w:val="28"/>
         </w:rPr>
-        <w:lastRenderedPageBreak/>
-        <w:t>权的现状及其在法律上和事实上可能存在的各种风险，乙方完全基于自身独立的判断作出受让标的债权的决定。</w:t>
+        <w:t>作出</w:t>
+      </w:r>
+      <w:proofErr w:type="gramEnd"/>
+      <w:r>
+        <w:rPr>
+          <w:rFonts w:hint="default"/>
+          <w:sz w:val="28"/>
+          <w:szCs w:val="28"/>
+        </w:rPr>
+        <w:t>受让标的债权的决定。</w:t>
       </w:r>
     </w:p>
     <w:p>
@@ -4498,7 +5719,23 @@
           <w:sz w:val="28"/>
           <w:szCs w:val="28"/>
         </w:rPr>
-        <w:t>：乙方保证具有签署本合同的主体资格和履约能力，有权受让标的债权，并已获得签署和履行本合同的相应授权或批准。乙方承诺不属于法律法规规定或国家金融监督管理总局认定的不宜受让的主体，包括但不限于：（</w:t>
+        <w:t>：乙方保证具有签署本合同的主体资格和履约能力，有权受让标的债权，并已获得签署和履行本合同的相应授权或批准。乙方承诺不属于法律法规规定或国家金融监督管理总局认定的</w:t>
+      </w:r>
+      <w:proofErr w:type="gramStart"/>
+      <w:r>
+        <w:rPr>
+          <w:sz w:val="28"/>
+          <w:szCs w:val="28"/>
+        </w:rPr>
+        <w:t>不宜受</w:t>
+      </w:r>
+      <w:proofErr w:type="gramEnd"/>
+      <w:r>
+        <w:rPr>
+          <w:sz w:val="28"/>
+          <w:szCs w:val="28"/>
+        </w:rPr>
+        <w:t>让的主体，包括但不限于：（</w:t>
       </w:r>
       <w:r>
         <w:rPr>
@@ -4582,7 +5819,23 @@
           <w:sz w:val="28"/>
           <w:szCs w:val="28"/>
         </w:rPr>
-        <w:t>）法律法规规定或国家金融监督管理总局认定的其他不宜受让的主体。</w:t>
+        <w:t>）法律法规规定或国家金融监督管理总局认定的其他</w:t>
+      </w:r>
+      <w:proofErr w:type="gramStart"/>
+      <w:r>
+        <w:rPr>
+          <w:sz w:val="28"/>
+          <w:szCs w:val="28"/>
+        </w:rPr>
+        <w:t>不宜受</w:t>
+      </w:r>
+      <w:proofErr w:type="gramEnd"/>
+      <w:r>
+        <w:rPr>
+          <w:sz w:val="28"/>
+          <w:szCs w:val="28"/>
+        </w:rPr>
+        <w:t>让的主体。</w:t>
       </w:r>
       <w:r>
         <w:rPr>
@@ -4645,7 +5898,39 @@
           <w:sz w:val="28"/>
           <w:szCs w:val="28"/>
         </w:rPr>
-        <w:t>。乙方确认，乙方参与债权转让，即视为已经完全接受并知悉标的债权存在或可能存在的所有风险或瑕疵。乙方进一步确认并保证，基于标的债权的特殊性及现状出售的性质，甲方未就本合同项下标的债权的诉讼时效、担保效力、可回收性或乙方受让标的债权后的预期收益等向乙方作出任何明示或暗示的声明和保证，乙方是在独立判断标的债权法律上的有效性和商业价值后自主作出报价，并自愿独自承担因其调查不充分、判断失误或标的债权实际情况与预期不符而可能遭受的一切损失、风险及法律责任。</w:t>
+        <w:t>。乙方确认，乙方参与债权转让，即视为已经完全接受并知悉标的债权存在或可能存在的所有风险或瑕疵。乙方进一步确认并保证，基于标的债权的特殊性及现状出售的性质，甲方未就本合同项下标的债权的诉讼时效、担保效力、可回收性或乙方受让标的债权后的预期收益等向乙方</w:t>
+      </w:r>
+      <w:proofErr w:type="gramStart"/>
+      <w:r>
+        <w:rPr>
+          <w:sz w:val="28"/>
+          <w:szCs w:val="28"/>
+        </w:rPr>
+        <w:t>作出</w:t>
+      </w:r>
+      <w:proofErr w:type="gramEnd"/>
+      <w:r>
+        <w:rPr>
+          <w:sz w:val="28"/>
+          <w:szCs w:val="28"/>
+        </w:rPr>
+        <w:t>任何明示或暗示的声明和保证，乙方是在独立判断标的债权法律上的有效性和商业价值后自主</w:t>
+      </w:r>
+      <w:proofErr w:type="gramStart"/>
+      <w:r>
+        <w:rPr>
+          <w:sz w:val="28"/>
+          <w:szCs w:val="28"/>
+        </w:rPr>
+        <w:t>作出</w:t>
+      </w:r>
+      <w:proofErr w:type="gramEnd"/>
+      <w:r>
+        <w:rPr>
+          <w:sz w:val="28"/>
+          <w:szCs w:val="28"/>
+        </w:rPr>
+        <w:t>报价，并自愿独自承担因其调查不充分、判断失误或标的债权实际情况与预期不符而可能遭受的一切损失、风险及法律责任。</w:t>
       </w:r>
     </w:p>
     <w:p>
@@ -4668,6 +5953,7 @@
           <w:sz w:val="28"/>
           <w:szCs w:val="28"/>
         </w:rPr>
+        <w:lastRenderedPageBreak/>
         <w:t>9.2.4</w:t>
       </w:r>
       <w:r>
@@ -4676,16 +5962,43 @@
           <w:sz w:val="28"/>
           <w:szCs w:val="28"/>
         </w:rPr>
-        <w:t>乙方确认知悉本合同第二条所揭示的标的债权可能存在的全部瑕疵和风险，以及未列明的潜在风险，乙方接受标的债权按照交割日现状予以转让的事实，基于转让标的债权不良资产的特性，甲方亦对标的债权清收的困难性和可回收性未作出任何承诺或保证，乙方对该等事实予以确认。乙方自愿承担受让该等标的债权后可能承受的一切风险以及</w:t>
-      </w:r>
-      <w:r>
-        <w:rPr>
-          <w:color w:val="000000"/>
-          <w:sz w:val="28"/>
-          <w:szCs w:val="28"/>
-        </w:rPr>
-        <w:lastRenderedPageBreak/>
-        <w:t>由该等风险所造成的一切损失或无法实现的预期利益。本合同一经签署，乙方不可撤销地承诺其将放弃以重大误解、显失公平或其他任何理由主张变更、撤销、解除本合同或减损本合同效力的其他任何权利。</w:t>
+        <w:t>乙方确认知悉本合同第二条所揭示的标的债权可能存在的全部瑕疵和风险，以及未列明的潜在风险，乙方接受标的债权按照交割日现状予以转让的事实，基于转让标的债权不良资产的特性，甲方亦对标的债权清收的困难性和</w:t>
+      </w:r>
+      <w:proofErr w:type="gramStart"/>
+      <w:r>
+        <w:rPr>
+          <w:color w:val="000000"/>
+          <w:sz w:val="28"/>
+          <w:szCs w:val="28"/>
+        </w:rPr>
+        <w:t>可</w:t>
+      </w:r>
+      <w:proofErr w:type="gramEnd"/>
+      <w:r>
+        <w:rPr>
+          <w:color w:val="000000"/>
+          <w:sz w:val="28"/>
+          <w:szCs w:val="28"/>
+        </w:rPr>
+        <w:t>回收性未</w:t>
+      </w:r>
+      <w:proofErr w:type="gramStart"/>
+      <w:r>
+        <w:rPr>
+          <w:color w:val="000000"/>
+          <w:sz w:val="28"/>
+          <w:szCs w:val="28"/>
+        </w:rPr>
+        <w:t>作出</w:t>
+      </w:r>
+      <w:proofErr w:type="gramEnd"/>
+      <w:r>
+        <w:rPr>
+          <w:color w:val="000000"/>
+          <w:sz w:val="28"/>
+          <w:szCs w:val="28"/>
+        </w:rPr>
+        <w:t>任何承诺或保证，乙方对该等事实予以确认。乙方自愿承担受让该等标的债权后可能承受的一切风险以及由该等风险所造成的一切损失或无法实现的预期利益。本合同一经签署，乙方不可撤销地承诺其将放弃以重大误解、显失公平或其他任何理由主张变更、撤销、解除本合同或减损本合同效力的其他任何权利。</w:t>
       </w:r>
     </w:p>
     <w:p>
@@ -4796,7 +6109,27 @@
           <w:sz w:val="28"/>
           <w:szCs w:val="28"/>
         </w:rPr>
-        <w:t>乙方同意并保证，如果标的债权项下存在能够追究甲方及前手权利人任何法律责任的权利，乙方承诺自交割日起自动、无条件、不可撤销地全部放弃该等权利，乙方及其后手不以任何方式向前手权利人及甲方主张本条项下已放弃的全部权利，或要求前手权利人或甲方承担与此有关的任何法律责任。</w:t>
+        <w:t>乙方同意并保证，如果标的债权项下存在能够追究甲方及前手权利人任何法律责任的权利，乙方承诺自交割日起自动、无条件、不可撤销地全部放弃该等权利，乙方及其后手不以任何方式向前</w:t>
+      </w:r>
+      <w:proofErr w:type="gramStart"/>
+      <w:r>
+        <w:rPr>
+          <w:rFonts w:hint="default"/>
+          <w:color w:val="000000"/>
+          <w:sz w:val="28"/>
+          <w:szCs w:val="28"/>
+        </w:rPr>
+        <w:t>手权利</w:t>
+      </w:r>
+      <w:proofErr w:type="gramEnd"/>
+      <w:r>
+        <w:rPr>
+          <w:rFonts w:hint="default"/>
+          <w:color w:val="000000"/>
+          <w:sz w:val="28"/>
+          <w:szCs w:val="28"/>
+        </w:rPr>
+        <w:t>人及甲方主张本条项下已放弃的全部权利，或要求前手权利人或甲方承担与此有关的任何法律责任。</w:t>
       </w:r>
     </w:p>
     <w:p>
@@ -4892,6 +6225,7 @@
           <w:sz w:val="28"/>
           <w:szCs w:val="28"/>
         </w:rPr>
+        <w:lastRenderedPageBreak/>
         <w:t>乙方承诺其不是标的债权项下债务人、担保人的关联方或相关利益主体，乙方向甲方支付的保证金、转让价款均非来自前述主体的资金，未接受该等主体的委托、资助或提供的资金支持，且乙方</w:t>
       </w:r>
       <w:r>
@@ -4931,7 +6265,6 @@
           <w:sz w:val="28"/>
           <w:szCs w:val="28"/>
         </w:rPr>
-        <w:lastRenderedPageBreak/>
         <w:t>乙方承诺其受让标的债权不存在协助标的债权原债权银行</w:t>
       </w:r>
       <w:r>
@@ -5275,7 +6608,31 @@
           <w:sz w:val="28"/>
           <w:szCs w:val="28"/>
         </w:rPr>
-        <w:t>）解除本合同，另行处置标的债权，前述扣收款项不足以弥补甲方损失的，乙方仍应承担损失赔偿责任，同时，乙方应当承担违约期间每日以应付未付款为基数按万分之五的标准计算的违约金；（</w:t>
+        <w:t>）解除本</w:t>
+      </w:r>
+      <w:r>
+        <w:rPr>
+          <w:sz w:val="28"/>
+          <w:szCs w:val="28"/>
+        </w:rPr>
+        <w:lastRenderedPageBreak/>
+        <w:t>合同，另行处置标的债权，前述扣收款项不足以弥补甲方损失的，</w:t>
+      </w:r>
+      <w:proofErr w:type="gramStart"/>
+      <w:r>
+        <w:rPr>
+          <w:sz w:val="28"/>
+          <w:szCs w:val="28"/>
+        </w:rPr>
+        <w:t>乙方仍</w:t>
+      </w:r>
+      <w:proofErr w:type="gramEnd"/>
+      <w:r>
+        <w:rPr>
+          <w:sz w:val="28"/>
+          <w:szCs w:val="28"/>
+        </w:rPr>
+        <w:t>应承担损失赔偿责任，同时，乙方应当承担违约期间每日以应付未付款为基数按万分之五的标准计算的违约金；（</w:t>
       </w:r>
       <w:r>
         <w:rPr>
@@ -5311,7 +6668,6 @@
           <w:sz w:val="28"/>
           <w:szCs w:val="28"/>
         </w:rPr>
-        <w:lastRenderedPageBreak/>
         <w:t>10.3.2</w:t>
       </w:r>
       <w:r>
@@ -5647,6 +7003,7 @@
           <w:sz w:val="28"/>
           <w:szCs w:val="28"/>
         </w:rPr>
+        <w:lastRenderedPageBreak/>
         <w:t>11.1</w:t>
       </w:r>
       <w:r>
@@ -5706,7 +7063,6 @@
           <w:sz w:val="28"/>
           <w:szCs w:val="28"/>
         </w:rPr>
-        <w:lastRenderedPageBreak/>
         <w:t>（</w:t>
       </w:r>
       <w:r>
@@ -6127,6 +7483,7 @@
           <w:sz w:val="28"/>
           <w:szCs w:val="28"/>
         </w:rPr>
+        <w:lastRenderedPageBreak/>
         <w:t>因不可抗力不能履行合同的，视不可抗力的影响程度，部分或者全部免除责任，但法律另有规定的除外。不可抗力事件结束后，双方应立即磋商以寻求一个公平的解决方法，并应尽所有合理努力以减轻不可抗力的影响。</w:t>
       </w:r>
     </w:p>
@@ -6201,7 +7558,6 @@
           <w:sz w:val="28"/>
           <w:szCs w:val="28"/>
         </w:rPr>
-        <w:lastRenderedPageBreak/>
         <w:t>本合同经双方当事人的法定代表人</w:t>
       </w:r>
       <w:r>
@@ -6543,7 +7899,25 @@
           <w:szCs w:val="28"/>
           <w:highlight w:val="yellow"/>
         </w:rPr>
-        <w:t xml:space="preserve"> {{ party_a_address }}</w:t>
+        <w:t xml:space="preserve"> {{ </w:t>
+      </w:r>
+      <w:proofErr w:type="spellStart"/>
+      <w:r>
+        <w:rPr>
+          <w:sz w:val="28"/>
+          <w:szCs w:val="28"/>
+          <w:highlight w:val="yellow"/>
+        </w:rPr>
+        <w:t>party_a_address</w:t>
+      </w:r>
+      <w:proofErr w:type="spellEnd"/>
+      <w:r>
+        <w:rPr>
+          <w:sz w:val="28"/>
+          <w:szCs w:val="28"/>
+          <w:highlight w:val="yellow"/>
+        </w:rPr>
+        <w:t xml:space="preserve"> }}</w:t>
       </w:r>
       <w:r>
         <w:rPr>
@@ -6570,6 +7944,7 @@
           <w:highlight w:val="yellow"/>
         </w:rPr>
       </w:pPr>
+      <w:proofErr w:type="gramStart"/>
       <w:r>
         <w:rPr>
           <w:sz w:val="28"/>
@@ -6577,6 +7952,7 @@
         </w:rPr>
         <w:t>邮</w:t>
       </w:r>
+      <w:proofErr w:type="gramEnd"/>
       <w:r>
         <w:rPr>
           <w:sz w:val="28"/>
@@ -6596,7 +7972,15 @@
           <w:sz w:val="28"/>
           <w:szCs w:val="28"/>
         </w:rPr>
-        <w:t>{{ party_</w:t>
+        <w:t xml:space="preserve">{{ </w:t>
+      </w:r>
+      <w:proofErr w:type="spellStart"/>
+      <w:r>
+        <w:rPr>
+          <w:sz w:val="28"/>
+          <w:szCs w:val="28"/>
+        </w:rPr>
+        <w:t>party_</w:t>
       </w:r>
       <w:r>
         <w:rPr>
@@ -6611,7 +7995,15 @@
           <w:sz w:val="28"/>
           <w:szCs w:val="28"/>
         </w:rPr>
-        <w:t>_zip }}</w:t>
+        <w:t>_zip</w:t>
+      </w:r>
+      <w:proofErr w:type="spellEnd"/>
+      <w:r>
+        <w:rPr>
+          <w:sz w:val="28"/>
+          <w:szCs w:val="28"/>
+        </w:rPr>
+        <w:t xml:space="preserve"> }}</w:t>
       </w:r>
       <w:r>
         <w:rPr>
@@ -6659,7 +8051,15 @@
           <w:sz w:val="28"/>
           <w:szCs w:val="28"/>
         </w:rPr>
-        <w:t>{{ party_</w:t>
+        <w:t xml:space="preserve">{{ </w:t>
+      </w:r>
+      <w:proofErr w:type="spellStart"/>
+      <w:r>
+        <w:rPr>
+          <w:sz w:val="28"/>
+          <w:szCs w:val="28"/>
+        </w:rPr>
+        <w:t>party_</w:t>
       </w:r>
       <w:r>
         <w:rPr>
@@ -6674,7 +8074,15 @@
           <w:sz w:val="28"/>
           <w:szCs w:val="28"/>
         </w:rPr>
-        <w:t>_phone }}</w:t>
+        <w:t>_phone</w:t>
+      </w:r>
+      <w:proofErr w:type="spellEnd"/>
+      <w:r>
+        <w:rPr>
+          <w:sz w:val="28"/>
+          <w:szCs w:val="28"/>
+        </w:rPr>
+        <w:t xml:space="preserve"> }}</w:t>
       </w:r>
       <w:r>
         <w:rPr>
@@ -6725,7 +8133,23 @@
           <w:sz w:val="28"/>
           <w:szCs w:val="28"/>
         </w:rPr>
-        <w:t>{{ party_a_fax }}</w:t>
+        <w:t xml:space="preserve">{{ </w:t>
+      </w:r>
+      <w:proofErr w:type="spellStart"/>
+      <w:r>
+        <w:rPr>
+          <w:sz w:val="28"/>
+          <w:szCs w:val="28"/>
+        </w:rPr>
+        <w:t>party_a_fax</w:t>
+      </w:r>
+      <w:proofErr w:type="spellEnd"/>
+      <w:r>
+        <w:rPr>
+          <w:sz w:val="28"/>
+          <w:szCs w:val="28"/>
+        </w:rPr>
+        <w:t xml:space="preserve"> }}</w:t>
       </w:r>
       <w:r>
         <w:rPr>
@@ -6790,7 +8214,23 @@
           <w:sz w:val="28"/>
           <w:szCs w:val="28"/>
         </w:rPr>
-        <w:t>{{ party_a_contact }}</w:t>
+        <w:t xml:space="preserve">{{ </w:t>
+      </w:r>
+      <w:proofErr w:type="spellStart"/>
+      <w:r>
+        <w:rPr>
+          <w:sz w:val="28"/>
+          <w:szCs w:val="28"/>
+        </w:rPr>
+        <w:t>party_a_contact</w:t>
+      </w:r>
+      <w:proofErr w:type="spellEnd"/>
+      <w:r>
+        <w:rPr>
+          <w:sz w:val="28"/>
+          <w:szCs w:val="28"/>
+        </w:rPr>
+        <w:t xml:space="preserve"> }}</w:t>
       </w:r>
       <w:r>
         <w:rPr>
@@ -6824,13 +8264,59 @@
         </w:rPr>
         <w:t>电子邮件：</w:t>
       </w:r>
-      <w:r>
-        <w:rPr>
-          <w:sz w:val="28"/>
-          <w:szCs w:val="28"/>
-          <w:highlight w:val="yellow"/>
-        </w:rPr>
-        <w:t>{{ party_a_email }}</w:t>
+      <w:proofErr w:type="gramStart"/>
+      <w:r>
+        <w:rPr>
+          <w:sz w:val="28"/>
+          <w:szCs w:val="28"/>
+          <w:highlight w:val="yellow"/>
+        </w:rPr>
+        <w:t xml:space="preserve">{{ </w:t>
+      </w:r>
+      <w:proofErr w:type="spellStart"/>
+      <w:r>
+        <w:rPr>
+          <w:sz w:val="28"/>
+          <w:szCs w:val="28"/>
+          <w:highlight w:val="yellow"/>
+        </w:rPr>
+        <w:t>party</w:t>
+      </w:r>
+      <w:proofErr w:type="gramEnd"/>
+      <w:r>
+        <w:rPr>
+          <w:sz w:val="28"/>
+          <w:szCs w:val="28"/>
+          <w:highlight w:val="yellow"/>
+        </w:rPr>
+        <w:t>_a_</w:t>
+      </w:r>
+      <w:proofErr w:type="gramStart"/>
+      <w:r>
+        <w:rPr>
+          <w:sz w:val="28"/>
+          <w:szCs w:val="28"/>
+          <w:highlight w:val="yellow"/>
+        </w:rPr>
+        <w:t>email</w:t>
+      </w:r>
+      <w:proofErr w:type="spellEnd"/>
+      <w:r>
+        <w:rPr>
+          <w:sz w:val="28"/>
+          <w:szCs w:val="28"/>
+          <w:highlight w:val="yellow"/>
+        </w:rPr>
+        <w:t xml:space="preserve"> }</w:t>
+      </w:r>
+      <w:proofErr w:type="gramEnd"/>
+      <w:r>
+        <w:rPr>
+          <w:sz w:val="28"/>
+          <w:szCs w:val="28"/>
+          <w:highlight w:val="yellow"/>
+        </w:rPr>
+        <w:t>}</w:t>
       </w:r>
     </w:p>
     <w:p>
@@ -6897,7 +8383,16 @@
           <w:szCs w:val="28"/>
           <w:highlight w:val="yellow"/>
         </w:rPr>
-        <w:t xml:space="preserve"> {{ party_</w:t>
+        <w:t xml:space="preserve"> {{ </w:t>
+      </w:r>
+      <w:proofErr w:type="spellStart"/>
+      <w:r>
+        <w:rPr>
+          <w:sz w:val="28"/>
+          <w:szCs w:val="28"/>
+          <w:highlight w:val="yellow"/>
+        </w:rPr>
+        <w:t>party_</w:t>
       </w:r>
       <w:r>
         <w:rPr>
@@ -6914,7 +8409,16 @@
           <w:szCs w:val="28"/>
           <w:highlight w:val="yellow"/>
         </w:rPr>
-        <w:t>_address }}</w:t>
+        <w:t>_address</w:t>
+      </w:r>
+      <w:proofErr w:type="spellEnd"/>
+      <w:r>
+        <w:rPr>
+          <w:sz w:val="28"/>
+          <w:szCs w:val="28"/>
+          <w:highlight w:val="yellow"/>
+        </w:rPr>
+        <w:t xml:space="preserve"> }}</w:t>
       </w:r>
       <w:r>
         <w:rPr>
@@ -6941,13 +8445,16 @@
           <w:highlight w:val="yellow"/>
         </w:rPr>
       </w:pPr>
-      <w:r>
-        <w:rPr>
-          <w:sz w:val="28"/>
-          <w:szCs w:val="28"/>
-        </w:rPr>
+      <w:proofErr w:type="gramStart"/>
+      <w:r>
+        <w:rPr>
+          <w:sz w:val="28"/>
+          <w:szCs w:val="28"/>
+        </w:rPr>
+        <w:lastRenderedPageBreak/>
         <w:t>邮</w:t>
       </w:r>
+      <w:proofErr w:type="gramEnd"/>
       <w:r>
         <w:rPr>
           <w:sz w:val="28"/>
@@ -6967,7 +8474,23 @@
           <w:sz w:val="28"/>
           <w:szCs w:val="28"/>
         </w:rPr>
-        <w:t>{{ party_b_zip }}</w:t>
+        <w:t xml:space="preserve">{{ </w:t>
+      </w:r>
+      <w:proofErr w:type="spellStart"/>
+      <w:r>
+        <w:rPr>
+          <w:sz w:val="28"/>
+          <w:szCs w:val="28"/>
+        </w:rPr>
+        <w:t>party_b_zip</w:t>
+      </w:r>
+      <w:proofErr w:type="spellEnd"/>
+      <w:r>
+        <w:rPr>
+          <w:sz w:val="28"/>
+          <w:szCs w:val="28"/>
+        </w:rPr>
+        <w:t xml:space="preserve"> }}</w:t>
       </w:r>
       <w:r>
         <w:rPr>
@@ -7018,7 +8541,23 @@
           <w:sz w:val="28"/>
           <w:szCs w:val="28"/>
         </w:rPr>
-        <w:t>{{ party_b_phone }}</w:t>
+        <w:t xml:space="preserve">{{ </w:t>
+      </w:r>
+      <w:proofErr w:type="spellStart"/>
+      <w:r>
+        <w:rPr>
+          <w:sz w:val="28"/>
+          <w:szCs w:val="28"/>
+        </w:rPr>
+        <w:t>party_b_phone</w:t>
+      </w:r>
+      <w:proofErr w:type="spellEnd"/>
+      <w:r>
+        <w:rPr>
+          <w:sz w:val="28"/>
+          <w:szCs w:val="28"/>
+        </w:rPr>
+        <w:t xml:space="preserve"> }}</w:t>
       </w:r>
       <w:r>
         <w:rPr>
@@ -7069,7 +8608,15 @@
           <w:sz w:val="28"/>
           <w:szCs w:val="28"/>
         </w:rPr>
-        <w:t>{{ party_</w:t>
+        <w:t xml:space="preserve">{{ </w:t>
+      </w:r>
+      <w:proofErr w:type="spellStart"/>
+      <w:r>
+        <w:rPr>
+          <w:sz w:val="28"/>
+          <w:szCs w:val="28"/>
+        </w:rPr>
+        <w:t>party_</w:t>
       </w:r>
       <w:r>
         <w:rPr>
@@ -7084,7 +8631,15 @@
           <w:sz w:val="28"/>
           <w:szCs w:val="28"/>
         </w:rPr>
-        <w:t>_fax }}</w:t>
+        <w:t>_fax</w:t>
+      </w:r>
+      <w:proofErr w:type="spellEnd"/>
+      <w:r>
+        <w:rPr>
+          <w:sz w:val="28"/>
+          <w:szCs w:val="28"/>
+        </w:rPr>
+        <w:t xml:space="preserve"> }}</w:t>
       </w:r>
       <w:r>
         <w:rPr>
@@ -7156,7 +8711,61 @@
           <w:szCs w:val="28"/>
           <w:highlight w:val="yellow"/>
         </w:rPr>
-        <w:t xml:space="preserve"> {{ party_b_contact }}</w:t>
+        <w:t xml:space="preserve"> </w:t>
+      </w:r>
+      <w:proofErr w:type="gramStart"/>
+      <w:r>
+        <w:rPr>
+          <w:sz w:val="28"/>
+          <w:szCs w:val="28"/>
+          <w:highlight w:val="yellow"/>
+        </w:rPr>
+        <w:t xml:space="preserve">{{ </w:t>
+      </w:r>
+      <w:proofErr w:type="spellStart"/>
+      <w:r>
+        <w:rPr>
+          <w:sz w:val="28"/>
+          <w:szCs w:val="28"/>
+          <w:highlight w:val="yellow"/>
+        </w:rPr>
+        <w:t>party</w:t>
+      </w:r>
+      <w:proofErr w:type="gramEnd"/>
+      <w:r>
+        <w:rPr>
+          <w:sz w:val="28"/>
+          <w:szCs w:val="28"/>
+          <w:highlight w:val="yellow"/>
+        </w:rPr>
+        <w:t>_b_</w:t>
+      </w:r>
+      <w:proofErr w:type="gramStart"/>
+      <w:r>
+        <w:rPr>
+          <w:sz w:val="28"/>
+          <w:szCs w:val="28"/>
+          <w:highlight w:val="yellow"/>
+        </w:rPr>
+        <w:t>contact</w:t>
+      </w:r>
+      <w:proofErr w:type="spellEnd"/>
+      <w:r>
+        <w:rPr>
+          <w:sz w:val="28"/>
+          <w:szCs w:val="28"/>
+          <w:highlight w:val="yellow"/>
+        </w:rPr>
+        <w:t xml:space="preserve"> }</w:t>
+      </w:r>
+      <w:proofErr w:type="gramEnd"/>
+      <w:r>
+        <w:rPr>
+          <w:sz w:val="28"/>
+          <w:szCs w:val="28"/>
+          <w:highlight w:val="yellow"/>
+        </w:rPr>
+        <w:t>}</w:t>
       </w:r>
     </w:p>
     <w:p>
@@ -7182,13 +8791,32 @@
         </w:rPr>
         <w:t>电子邮件：</w:t>
       </w:r>
-      <w:r>
-        <w:rPr>
-          <w:sz w:val="28"/>
-          <w:szCs w:val="28"/>
-          <w:highlight w:val="yellow"/>
-        </w:rPr>
-        <w:t>{{ party_</w:t>
+      <w:proofErr w:type="gramStart"/>
+      <w:r>
+        <w:rPr>
+          <w:sz w:val="28"/>
+          <w:szCs w:val="28"/>
+          <w:highlight w:val="yellow"/>
+        </w:rPr>
+        <w:t xml:space="preserve">{{ </w:t>
+      </w:r>
+      <w:proofErr w:type="spellStart"/>
+      <w:r>
+        <w:rPr>
+          <w:sz w:val="28"/>
+          <w:szCs w:val="28"/>
+          <w:highlight w:val="yellow"/>
+        </w:rPr>
+        <w:t>party</w:t>
+      </w:r>
+      <w:proofErr w:type="gramEnd"/>
+      <w:r>
+        <w:rPr>
+          <w:sz w:val="28"/>
+          <w:szCs w:val="28"/>
+          <w:highlight w:val="yellow"/>
+        </w:rPr>
+        <w:t>_</w:t>
       </w:r>
       <w:r>
         <w:rPr>
@@ -7205,7 +8833,34 @@
           <w:szCs w:val="28"/>
           <w:highlight w:val="yellow"/>
         </w:rPr>
-        <w:t>_email }}</w:t>
+        <w:t>_</w:t>
+      </w:r>
+      <w:proofErr w:type="gramStart"/>
+      <w:r>
+        <w:rPr>
+          <w:sz w:val="28"/>
+          <w:szCs w:val="28"/>
+          <w:highlight w:val="yellow"/>
+        </w:rPr>
+        <w:t>email</w:t>
+      </w:r>
+      <w:proofErr w:type="spellEnd"/>
+      <w:r>
+        <w:rPr>
+          <w:sz w:val="28"/>
+          <w:szCs w:val="28"/>
+          <w:highlight w:val="yellow"/>
+        </w:rPr>
+        <w:t xml:space="preserve"> }</w:t>
+      </w:r>
+      <w:proofErr w:type="gramEnd"/>
+      <w:r>
+        <w:rPr>
+          <w:sz w:val="28"/>
+          <w:szCs w:val="28"/>
+          <w:highlight w:val="yellow"/>
+        </w:rPr>
+        <w:t>}</w:t>
       </w:r>
     </w:p>
     <w:p>
@@ -7229,7 +8884,6 @@
           <w:sz w:val="28"/>
           <w:szCs w:val="28"/>
         </w:rPr>
-        <w:lastRenderedPageBreak/>
         <w:t>15.3</w:t>
       </w:r>
       <w:r>
@@ -7736,7 +9390,6 @@
           <w:sz w:val="28"/>
           <w:szCs w:val="28"/>
         </w:rPr>
-        <w:lastRenderedPageBreak/>
         <w:t>（</w:t>
       </w:r>
       <w:r>
@@ -7753,7 +9406,25 @@
           <w:sz w:val="28"/>
           <w:szCs w:val="28"/>
         </w:rPr>
-        <w:t>）合同双方都清楚并愿意严格遵守中华人民共和国反商业贿赂的法律规定，双方都清楚任何形式的贿赂和贪渎行为都将触犯法律，并将受到法律的严惩。</w:t>
+        <w:t>）合同双方都清楚并愿意严格遵守中华人民共和国反商业贿赂的法律规定，双方都清楚任何形式的贿赂和贪</w:t>
+      </w:r>
+      <w:proofErr w:type="gramStart"/>
+      <w:r>
+        <w:rPr>
+          <w:bCs/>
+          <w:sz w:val="28"/>
+          <w:szCs w:val="28"/>
+        </w:rPr>
+        <w:t>渎</w:t>
+      </w:r>
+      <w:proofErr w:type="gramEnd"/>
+      <w:r>
+        <w:rPr>
+          <w:bCs/>
+          <w:sz w:val="28"/>
+          <w:szCs w:val="28"/>
+        </w:rPr>
+        <w:t>行为都将触犯法律，并将受到法律的严惩。</w:t>
       </w:r>
     </w:p>
     <w:p>
@@ -7793,7 +9464,25 @@
           <w:sz w:val="28"/>
           <w:szCs w:val="28"/>
         </w:rPr>
-        <w:t>）甲方或乙方均不得向对方或对方经办人或其他相关人员索要、收受、提供、给予合同约定外的任何利益，包括但不限于明扣、暗扣、现金、购物卡、实物、有价证券、旅游或其他非物质性利益等，但如该等利益属于行业惯例或通常做法，则须在合同中明示。</w:t>
+        <w:t>）甲方或</w:t>
+      </w:r>
+      <w:proofErr w:type="gramStart"/>
+      <w:r>
+        <w:rPr>
+          <w:bCs/>
+          <w:sz w:val="28"/>
+          <w:szCs w:val="28"/>
+        </w:rPr>
+        <w:t>乙方均</w:t>
+      </w:r>
+      <w:proofErr w:type="gramEnd"/>
+      <w:r>
+        <w:rPr>
+          <w:bCs/>
+          <w:sz w:val="28"/>
+          <w:szCs w:val="28"/>
+        </w:rPr>
+        <w:t>不得向对方或对方经办人或其他相关人员索要、收受、提供、给予合同约定外的任何利益，包括但不限于明扣、暗扣、现金、购物卡、实物、有价证券、旅游或其他非物质性利益等，但如该等利益属于行业惯例或通常做法，则须在合同中明示。</w:t>
       </w:r>
     </w:p>
     <w:p>
@@ -8188,7 +9877,27 @@
           <w:szCs w:val="28"/>
           <w:highlight w:val="yellow"/>
         </w:rPr>
-        <w:t>{{ contract_no }}</w:t>
+        <w:t xml:space="preserve">{{ </w:t>
+      </w:r>
+      <w:proofErr w:type="spellStart"/>
+      <w:r>
+        <w:rPr>
+          <w:b/>
+          <w:sz w:val="28"/>
+          <w:szCs w:val="28"/>
+          <w:highlight w:val="yellow"/>
+        </w:rPr>
+        <w:t>contract_no</w:t>
+      </w:r>
+      <w:proofErr w:type="spellEnd"/>
+      <w:r>
+        <w:rPr>
+          <w:b/>
+          <w:sz w:val="28"/>
+          <w:szCs w:val="28"/>
+          <w:highlight w:val="yellow"/>
+        </w:rPr>
+        <w:t xml:space="preserve"> }}</w:t>
       </w:r>
       <w:r>
         <w:rPr>
@@ -8435,7 +10144,27 @@
           <w:szCs w:val="28"/>
           <w:highlight w:val="yellow"/>
         </w:rPr>
-        <w:t>{{ party_b_name }}</w:t>
+        <w:t xml:space="preserve">{{ </w:t>
+      </w:r>
+      <w:proofErr w:type="spellStart"/>
+      <w:r>
+        <w:rPr>
+          <w:b/>
+          <w:sz w:val="28"/>
+          <w:szCs w:val="28"/>
+          <w:highlight w:val="yellow"/>
+        </w:rPr>
+        <w:t>party_b_name</w:t>
+      </w:r>
+      <w:proofErr w:type="spellEnd"/>
+      <w:r>
+        <w:rPr>
+          <w:b/>
+          <w:sz w:val="28"/>
+          <w:szCs w:val="28"/>
+          <w:highlight w:val="yellow"/>
+        </w:rPr>
+        <w:t xml:space="preserve"> }}</w:t>
       </w:r>
       <w:r>
         <w:rPr>
@@ -8784,7 +10513,27 @@
           <w:color w:val="auto"/>
           <w:highlight w:val="yellow"/>
         </w:rPr>
-        <w:t xml:space="preserve">{{ base_date }} </w:t>
+        <w:t xml:space="preserve">{{ </w:t>
+      </w:r>
+      <w:proofErr w:type="spellStart"/>
+      <w:r>
+        <w:rPr>
+          <w:rFonts w:eastAsia="仿宋_GB2312"/>
+          <w:bCs w:val="0"/>
+          <w:color w:val="auto"/>
+          <w:highlight w:val="yellow"/>
+        </w:rPr>
+        <w:t>base_date</w:t>
+      </w:r>
+      <w:proofErr w:type="spellEnd"/>
+      <w:r>
+        <w:rPr>
+          <w:rFonts w:eastAsia="仿宋_GB2312"/>
+          <w:bCs w:val="0"/>
+          <w:color w:val="auto"/>
+          <w:highlight w:val="yellow"/>
+        </w:rPr>
+        <w:t xml:space="preserve"> }} </w:t>
       </w:r>
       <w:r>
         <w:rPr>

--- a/word_templates/template_债权转让协议_非分期.docx
+++ b/word_templates/template_债权转让协议_非分期.docx
@@ -523,7 +523,6 @@
         <w:snapToGrid w:val="0"/>
         <w:spacing w:line="312" w:lineRule="auto"/>
         <w:rPr>
-          <w:rFonts w:hint="eastAsia"/>
           <w:bCs/>
           <w:sz w:val="28"/>
           <w:szCs w:val="28"/>
@@ -2578,7 +2577,7 @@
           <w:szCs w:val="28"/>
           <w:highlight w:val="yellow"/>
         </w:rPr>
-        <w:t>元）；利息折合人民币</w:t>
+        <w:t>）；利息折合人民币</w:t>
       </w:r>
       <w:r>
         <w:rPr>
@@ -2646,7 +2645,7 @@
           <w:szCs w:val="28"/>
           <w:highlight w:val="yellow"/>
         </w:rPr>
-        <w:t>元）；其他费用人民币</w:t>
+        <w:t>）；其他费用人民币</w:t>
       </w:r>
       <w:r>
         <w:rPr>
@@ -2714,7 +2713,7 @@
           <w:szCs w:val="28"/>
           <w:highlight w:val="yellow"/>
         </w:rPr>
-        <w:t>元），债权合计金额为</w:t>
+        <w:t>），债权合计金额为</w:t>
       </w:r>
       <w:r>
         <w:rPr>
@@ -2748,24 +2747,6 @@
           <w:szCs w:val="28"/>
           <w:highlight w:val="yellow"/>
         </w:rPr>
-        <w:t>元</w:t>
-      </w:r>
-      <w:proofErr w:type="gramStart"/>
-      <w:r>
-        <w:rPr>
-          <w:sz w:val="28"/>
-          <w:szCs w:val="28"/>
-          <w:highlight w:val="yellow"/>
-        </w:rPr>
-        <w:t>元</w:t>
-      </w:r>
-      <w:proofErr w:type="gramEnd"/>
-      <w:r>
-        <w:rPr>
-          <w:sz w:val="28"/>
-          <w:szCs w:val="28"/>
-          <w:highlight w:val="yellow"/>
-        </w:rPr>
         <w:t>（大写：</w:t>
       </w:r>
       <w:r>
@@ -2800,7 +2781,7 @@
           <w:szCs w:val="28"/>
           <w:highlight w:val="yellow"/>
         </w:rPr>
-        <w:t>元）</w:t>
+        <w:t>）</w:t>
       </w:r>
       <w:r>
         <w:rPr>
@@ -3440,16 +3421,8 @@
         <w:rPr>
           <w:sz w:val="28"/>
           <w:szCs w:val="28"/>
-          <w:highlight w:val="yellow"/>
-        </w:rPr>
-        <w:t>元</w:t>
-      </w:r>
-      <w:r>
-        <w:rPr>
-          <w:sz w:val="28"/>
-          <w:szCs w:val="28"/>
-        </w:rPr>
-        <w:t>整）。</w:t>
+        </w:rPr>
+        <w:t>）。</w:t>
       </w:r>
     </w:p>
     <w:p>
@@ -3622,7 +3595,7 @@
           <w:szCs w:val="28"/>
           <w:highlight w:val="yellow"/>
         </w:rPr>
-        <w:t>元整）</w:t>
+        <w:t>）</w:t>
       </w:r>
       <w:r>
         <w:rPr>
@@ -3778,7 +3751,7 @@
           <w:szCs w:val="28"/>
           <w:highlight w:val="yellow"/>
         </w:rPr>
-        <w:t>元整），</w:t>
+        <w:t>），</w:t>
       </w:r>
       <w:r>
         <w:rPr>

--- a/word_templates/template_债权转让协议_非分期.docx
+++ b/word_templates/template_债权转让协议_非分期.docx
@@ -29,59 +29,13 @@
         </w:rPr>
         <w:t>编号：</w:t>
       </w:r>
-      <w:proofErr w:type="gramStart"/>
       <w:r>
         <w:rPr>
           <w:sz w:val="24"/>
           <w:szCs w:val="24"/>
           <w:highlight w:val="yellow"/>
         </w:rPr>
-        <w:t xml:space="preserve">{{ </w:t>
-      </w:r>
-      <w:proofErr w:type="spellStart"/>
-      <w:r>
-        <w:rPr>
-          <w:sz w:val="24"/>
-          <w:szCs w:val="24"/>
-          <w:highlight w:val="yellow"/>
-        </w:rPr>
-        <w:t>contract</w:t>
-      </w:r>
-      <w:proofErr w:type="gramEnd"/>
-      <w:r>
-        <w:rPr>
-          <w:sz w:val="24"/>
-          <w:szCs w:val="24"/>
-          <w:highlight w:val="yellow"/>
-        </w:rPr>
-        <w:t>_</w:t>
-      </w:r>
-      <w:proofErr w:type="gramStart"/>
-      <w:r>
-        <w:rPr>
-          <w:sz w:val="24"/>
-          <w:szCs w:val="24"/>
-          <w:highlight w:val="yellow"/>
-        </w:rPr>
-        <w:t>no</w:t>
-      </w:r>
-      <w:proofErr w:type="spellEnd"/>
-      <w:r>
-        <w:rPr>
-          <w:sz w:val="24"/>
-          <w:szCs w:val="24"/>
-          <w:highlight w:val="yellow"/>
-        </w:rPr>
-        <w:t xml:space="preserve"> }</w:t>
-      </w:r>
-      <w:proofErr w:type="gramEnd"/>
-      <w:r>
-        <w:rPr>
-          <w:sz w:val="24"/>
-          <w:szCs w:val="24"/>
-          <w:highlight w:val="yellow"/>
-        </w:rPr>
-        <w:t>}</w:t>
+        <w:t>{{ contract_no }}</w:t>
       </w:r>
     </w:p>
     <w:p>
@@ -169,7 +123,14 @@
           <w:sz w:val="28"/>
           <w:szCs w:val="28"/>
         </w:rPr>
-        <w:t>法定代表人：赵子坤</w:t>
+        <w:t>法定代表人：</w:t>
+      </w:r>
+      <w:r>
+        <w:rPr>
+          <w:sz w:val="28"/>
+          <w:szCs w:val="28"/>
+        </w:rPr>
+        <w:t>岳增光</w:t>
       </w:r>
       <w:r>
         <w:rPr>
@@ -259,59 +220,13 @@
         </w:rPr>
         <w:t>：</w:t>
       </w:r>
-      <w:proofErr w:type="gramStart"/>
-      <w:r>
-        <w:rPr>
-          <w:sz w:val="28"/>
-          <w:szCs w:val="28"/>
-          <w:highlight w:val="yellow"/>
-        </w:rPr>
-        <w:t xml:space="preserve">{{ </w:t>
-      </w:r>
-      <w:proofErr w:type="spellStart"/>
-      <w:r>
-        <w:rPr>
-          <w:sz w:val="28"/>
-          <w:szCs w:val="28"/>
-          <w:highlight w:val="yellow"/>
-        </w:rPr>
-        <w:t>party</w:t>
-      </w:r>
-      <w:proofErr w:type="gramEnd"/>
-      <w:r>
-        <w:rPr>
-          <w:sz w:val="28"/>
-          <w:szCs w:val="28"/>
-          <w:highlight w:val="yellow"/>
-        </w:rPr>
-        <w:t>_b_</w:t>
-      </w:r>
-      <w:proofErr w:type="gramStart"/>
-      <w:r>
-        <w:rPr>
-          <w:sz w:val="28"/>
-          <w:szCs w:val="28"/>
-          <w:highlight w:val="yellow"/>
-        </w:rPr>
-        <w:t>name</w:t>
-      </w:r>
-      <w:proofErr w:type="spellEnd"/>
-      <w:r>
-        <w:rPr>
-          <w:sz w:val="28"/>
-          <w:szCs w:val="28"/>
-          <w:highlight w:val="yellow"/>
-        </w:rPr>
-        <w:t xml:space="preserve"> }</w:t>
-      </w:r>
-      <w:proofErr w:type="gramEnd"/>
-      <w:r>
-        <w:rPr>
-          <w:sz w:val="28"/>
-          <w:szCs w:val="28"/>
-          <w:highlight w:val="yellow"/>
-        </w:rPr>
-        <w:t>}</w:t>
+      <w:r>
+        <w:rPr>
+          <w:sz w:val="28"/>
+          <w:szCs w:val="28"/>
+          <w:highlight w:val="yellow"/>
+        </w:rPr>
+        <w:t>{{ party_b_name }}</w:t>
       </w:r>
     </w:p>
     <w:p>
@@ -365,59 +280,13 @@
         </w:rPr>
         <w:t>执行事务合伙人：</w:t>
       </w:r>
-      <w:proofErr w:type="gramStart"/>
-      <w:r>
-        <w:rPr>
-          <w:sz w:val="28"/>
-          <w:szCs w:val="28"/>
-          <w:highlight w:val="yellow"/>
-        </w:rPr>
-        <w:t xml:space="preserve">{{ </w:t>
-      </w:r>
-      <w:proofErr w:type="spellStart"/>
-      <w:r>
-        <w:rPr>
-          <w:sz w:val="28"/>
-          <w:szCs w:val="28"/>
-          <w:highlight w:val="yellow"/>
-        </w:rPr>
-        <w:t>party</w:t>
-      </w:r>
-      <w:proofErr w:type="gramEnd"/>
-      <w:r>
-        <w:rPr>
-          <w:sz w:val="28"/>
-          <w:szCs w:val="28"/>
-          <w:highlight w:val="yellow"/>
-        </w:rPr>
-        <w:t>_b_legal_</w:t>
-      </w:r>
-      <w:proofErr w:type="gramStart"/>
-      <w:r>
-        <w:rPr>
-          <w:sz w:val="28"/>
-          <w:szCs w:val="28"/>
-          <w:highlight w:val="yellow"/>
-        </w:rPr>
-        <w:t>rep</w:t>
-      </w:r>
-      <w:proofErr w:type="spellEnd"/>
-      <w:r>
-        <w:rPr>
-          <w:sz w:val="28"/>
-          <w:szCs w:val="28"/>
-          <w:highlight w:val="yellow"/>
-        </w:rPr>
-        <w:t xml:space="preserve"> }</w:t>
-      </w:r>
-      <w:proofErr w:type="gramEnd"/>
-      <w:r>
-        <w:rPr>
-          <w:sz w:val="28"/>
-          <w:szCs w:val="28"/>
-          <w:highlight w:val="yellow"/>
-        </w:rPr>
-        <w:t>}</w:t>
+      <w:r>
+        <w:rPr>
+          <w:sz w:val="28"/>
+          <w:szCs w:val="28"/>
+          <w:highlight w:val="yellow"/>
+        </w:rPr>
+        <w:t>{{ party_b_legal_rep }}</w:t>
       </w:r>
     </w:p>
     <w:p>
@@ -439,59 +308,13 @@
         </w:rPr>
         <w:t>注册地：</w:t>
       </w:r>
-      <w:proofErr w:type="gramStart"/>
-      <w:r>
-        <w:rPr>
-          <w:sz w:val="28"/>
-          <w:szCs w:val="28"/>
-          <w:highlight w:val="yellow"/>
-        </w:rPr>
-        <w:t xml:space="preserve">{{ </w:t>
-      </w:r>
-      <w:proofErr w:type="spellStart"/>
-      <w:r>
-        <w:rPr>
-          <w:sz w:val="28"/>
-          <w:szCs w:val="28"/>
-          <w:highlight w:val="yellow"/>
-        </w:rPr>
-        <w:t>party</w:t>
-      </w:r>
-      <w:proofErr w:type="gramEnd"/>
-      <w:r>
-        <w:rPr>
-          <w:sz w:val="28"/>
-          <w:szCs w:val="28"/>
-          <w:highlight w:val="yellow"/>
-        </w:rPr>
-        <w:t>_b_</w:t>
-      </w:r>
-      <w:proofErr w:type="gramStart"/>
-      <w:r>
-        <w:rPr>
-          <w:sz w:val="28"/>
-          <w:szCs w:val="28"/>
-          <w:highlight w:val="yellow"/>
-        </w:rPr>
-        <w:t>address</w:t>
-      </w:r>
-      <w:proofErr w:type="spellEnd"/>
-      <w:r>
-        <w:rPr>
-          <w:sz w:val="28"/>
-          <w:szCs w:val="28"/>
-          <w:highlight w:val="yellow"/>
-        </w:rPr>
-        <w:t xml:space="preserve"> }</w:t>
-      </w:r>
-      <w:proofErr w:type="gramEnd"/>
-      <w:r>
-        <w:rPr>
-          <w:sz w:val="28"/>
-          <w:szCs w:val="28"/>
-          <w:highlight w:val="yellow"/>
-        </w:rPr>
-        <w:t>}</w:t>
+      <w:r>
+        <w:rPr>
+          <w:sz w:val="28"/>
+          <w:szCs w:val="28"/>
+          <w:highlight w:val="yellow"/>
+        </w:rPr>
+        <w:t>{{ party_b_address }}</w:t>
       </w:r>
     </w:p>
     <w:p>
@@ -1049,25 +872,7 @@
           <w:szCs w:val="28"/>
           <w:highlight w:val="yellow"/>
         </w:rPr>
-        <w:t xml:space="preserve">{{ </w:t>
-      </w:r>
-      <w:proofErr w:type="spellStart"/>
-      <w:r>
-        <w:rPr>
-          <w:sz w:val="28"/>
-          <w:szCs w:val="28"/>
-          <w:highlight w:val="yellow"/>
-        </w:rPr>
-        <w:t>base_date</w:t>
-      </w:r>
-      <w:proofErr w:type="spellEnd"/>
-      <w:r>
-        <w:rPr>
-          <w:sz w:val="28"/>
-          <w:szCs w:val="28"/>
-          <w:highlight w:val="yellow"/>
-        </w:rPr>
-        <w:t xml:space="preserve"> }}</w:t>
+        <w:t>{{ base_date }}</w:t>
       </w:r>
       <w:r>
         <w:rPr>
@@ -1674,25 +1479,7 @@
           <w:sz w:val="28"/>
           <w:szCs w:val="28"/>
         </w:rPr>
-        <w:t>或其他原因，乙方实际接收的标的债权金额与《标的债权明细表》载明的金额可能不完全一致；基于当前法律法规、有关司法政策文件和司法实践，乙方受让标的债权后向债务人或担保人所能主张并获得</w:t>
-      </w:r>
-      <w:proofErr w:type="gramStart"/>
-      <w:r>
-        <w:rPr>
-          <w:color w:val="000000"/>
-          <w:sz w:val="28"/>
-          <w:szCs w:val="28"/>
-        </w:rPr>
-        <w:t>司法支持</w:t>
-      </w:r>
-      <w:proofErr w:type="gramEnd"/>
-      <w:r>
-        <w:rPr>
-          <w:color w:val="000000"/>
-          <w:sz w:val="28"/>
-          <w:szCs w:val="28"/>
-        </w:rPr>
-        <w:t>的</w:t>
+        <w:t>或其他原因，乙方实际接收的标的债权金额与《标的债权明细表》载明的金额可能不完全一致；基于当前法律法规、有关司法政策文件和司法实践，乙方受让标的债权后向债务人或担保人所能主张并获得司法支持的</w:t>
       </w:r>
       <w:r>
         <w:rPr>
@@ -1947,25 +1734,7 @@
           <w:sz w:val="28"/>
           <w:szCs w:val="28"/>
         </w:rPr>
-        <w:t>标的债权因债务人已无</w:t>
-      </w:r>
-      <w:proofErr w:type="gramStart"/>
-      <w:r>
-        <w:rPr>
-          <w:color w:val="000000"/>
-          <w:sz w:val="28"/>
-          <w:szCs w:val="28"/>
-        </w:rPr>
-        <w:t>任何或</w:t>
-      </w:r>
-      <w:proofErr w:type="gramEnd"/>
-      <w:r>
-        <w:rPr>
-          <w:color w:val="000000"/>
-          <w:sz w:val="28"/>
-          <w:szCs w:val="28"/>
-        </w:rPr>
-        <w:t>足够可供执行的财产、依据生效法律文书已归于消灭等事实上可能已经全部或部分灭失；</w:t>
+        <w:t>标的债权因债务人已无任何或足够可供执行的财产、依据生效法律文书已归于消灭等事实上可能已经全部或部分灭失；</w:t>
       </w:r>
     </w:p>
     <w:p>
@@ -2056,25 +1825,7 @@
           <w:sz w:val="28"/>
           <w:szCs w:val="28"/>
         </w:rPr>
-        <w:t>标的债权及其附属的</w:t>
-      </w:r>
-      <w:proofErr w:type="gramStart"/>
-      <w:r>
-        <w:rPr>
-          <w:color w:val="000000"/>
-          <w:sz w:val="28"/>
-          <w:szCs w:val="28"/>
-        </w:rPr>
-        <w:t>最</w:t>
-      </w:r>
-      <w:proofErr w:type="gramEnd"/>
-      <w:r>
-        <w:rPr>
-          <w:color w:val="000000"/>
-          <w:sz w:val="28"/>
-          <w:szCs w:val="28"/>
-        </w:rPr>
-        <w:t>高额抵押，可能因最高额抵押的决算期未届满而发生一次或数次转让，从而可能造成抵押权甚至主债权落空的风险；</w:t>
+        <w:t>标的债权及其附属的最高额抵押，可能因最高额抵押的决算期未届满而发生一次或数次转让，从而可能造成抵押权甚至主债权落空的风险；</w:t>
       </w:r>
     </w:p>
     <w:p>
@@ -2161,25 +1912,7 @@
           <w:sz w:val="28"/>
           <w:szCs w:val="28"/>
         </w:rPr>
-        <w:t>标的债权中如果存在部分债务人为国有企业，依据有关法律法规及司法解释的规定，对该企业履行了出资职责或者持有该企业国有资本的单位对该等债权享有优先购买权，如该等单位对</w:t>
-      </w:r>
-      <w:proofErr w:type="gramStart"/>
-      <w:r>
-        <w:rPr>
-          <w:color w:val="000000"/>
-          <w:sz w:val="28"/>
-          <w:szCs w:val="28"/>
-        </w:rPr>
-        <w:t>本资产</w:t>
-      </w:r>
-      <w:proofErr w:type="gramEnd"/>
-      <w:r>
-        <w:rPr>
-          <w:color w:val="000000"/>
-          <w:sz w:val="28"/>
-          <w:szCs w:val="28"/>
-        </w:rPr>
-        <w:t>所涉及的债权行使优先购买权，从而导致甲方不能根据本合同的约定将该等债权转让给乙方或转让行为无效或使乙方存在获得该等债权的障碍，乙方对此表示理解与接受，放弃追究甲方的任何责任；</w:t>
+        <w:t>标的债权中如果存在部分债务人为国有企业，依据有关法律法规及司法解释的规定，对该企业履行了出资职责或者持有该企业国有资本的单位对该等债权享有优先购买权，如该等单位对本资产所涉及的债权行使优先购买权，从而导致甲方不能根据本合同的约定将该等债权转让给乙方或转让行为无效或使乙方存在获得该等债权的障碍，乙方对此表示理解与接受，放弃追究甲方的任何责任；</w:t>
       </w:r>
     </w:p>
     <w:p>
@@ -2237,43 +1970,7 @@
           <w:sz w:val="28"/>
           <w:szCs w:val="28"/>
         </w:rPr>
-        <w:t>对于已进入破产程序的债务人，标的债权可能</w:t>
-      </w:r>
-      <w:proofErr w:type="gramStart"/>
-      <w:r>
-        <w:rPr>
-          <w:color w:val="000000"/>
-          <w:sz w:val="28"/>
-          <w:szCs w:val="28"/>
-        </w:rPr>
-        <w:t>需参与</w:t>
-      </w:r>
-      <w:proofErr w:type="gramEnd"/>
-      <w:r>
-        <w:rPr>
-          <w:color w:val="000000"/>
-          <w:sz w:val="28"/>
-          <w:szCs w:val="28"/>
-        </w:rPr>
-        <w:t>破产分配，其受偿</w:t>
-      </w:r>
-      <w:proofErr w:type="gramStart"/>
-      <w:r>
-        <w:rPr>
-          <w:color w:val="000000"/>
-          <w:sz w:val="28"/>
-          <w:szCs w:val="28"/>
-        </w:rPr>
-        <w:t>率具有</w:t>
-      </w:r>
-      <w:proofErr w:type="gramEnd"/>
-      <w:r>
-        <w:rPr>
-          <w:color w:val="000000"/>
-          <w:sz w:val="28"/>
-          <w:szCs w:val="28"/>
-        </w:rPr>
-        <w:t>高度不确定性，且可能面临重整计划草案强制批准、和解协议执行失败等风险；</w:t>
+        <w:t>对于已进入破产程序的债务人，标的债权可能需参与破产分配，其受偿率具有高度不确定性，且可能面临重整计划草案强制批准、和解协议执行失败等风险；</w:t>
       </w:r>
     </w:p>
     <w:p>
@@ -2303,25 +2000,7 @@
           <w:sz w:val="28"/>
           <w:szCs w:val="28"/>
         </w:rPr>
-        <w:t>即使法院已</w:t>
-      </w:r>
-      <w:proofErr w:type="gramStart"/>
-      <w:r>
-        <w:rPr>
-          <w:color w:val="000000"/>
-          <w:sz w:val="28"/>
-          <w:szCs w:val="28"/>
-        </w:rPr>
-        <w:t>作出</w:t>
-      </w:r>
-      <w:proofErr w:type="gramEnd"/>
-      <w:r>
-        <w:rPr>
-          <w:color w:val="000000"/>
-          <w:sz w:val="28"/>
-          <w:szCs w:val="28"/>
-        </w:rPr>
-        <w:t>有利于甲方的生效判决、裁定或调解书，仍存在因审判监督程序（如再审）或执行回转程序导致该等法律文书被变更或撤销，从而使标的债权归于无效或价值严重贬损的风险。</w:t>
+        <w:t>即使法院已作出有利于甲方的生效判决、裁定或调解书，仍存在因审判监督程序（如再审）或执行回转程序导致该等法律文书被变更或撤销，从而使标的债权归于无效或价值严重贬损的风险。</w:t>
       </w:r>
     </w:p>
     <w:p>
@@ -2340,23 +2019,7 @@
           <w:sz w:val="28"/>
           <w:szCs w:val="28"/>
         </w:rPr>
-        <w:t>甲方对上述瑕疵或风险不发表任何判断性结论，由乙方自行</w:t>
-      </w:r>
-      <w:proofErr w:type="gramStart"/>
-      <w:r>
-        <w:rPr>
-          <w:sz w:val="28"/>
-          <w:szCs w:val="28"/>
-        </w:rPr>
-        <w:t>作出</w:t>
-      </w:r>
-      <w:proofErr w:type="gramEnd"/>
-      <w:r>
-        <w:rPr>
-          <w:sz w:val="28"/>
-          <w:szCs w:val="28"/>
-        </w:rPr>
-        <w:t>判断。</w:t>
+        <w:t>甲方对上述瑕疵或风险不发表任何判断性结论，由乙方自行作出判断。</w:t>
       </w:r>
     </w:p>
     <w:p>
@@ -2517,25 +2180,7 @@
           <w:szCs w:val="28"/>
           <w:highlight w:val="yellow"/>
         </w:rPr>
-        <w:t xml:space="preserve">{{ </w:t>
-      </w:r>
-      <w:proofErr w:type="spellStart"/>
-      <w:r>
-        <w:rPr>
-          <w:sz w:val="28"/>
-          <w:szCs w:val="28"/>
-          <w:highlight w:val="yellow"/>
-        </w:rPr>
-        <w:t>principal_amount</w:t>
-      </w:r>
-      <w:proofErr w:type="spellEnd"/>
-      <w:r>
-        <w:rPr>
-          <w:sz w:val="28"/>
-          <w:szCs w:val="28"/>
-          <w:highlight w:val="yellow"/>
-        </w:rPr>
-        <w:t xml:space="preserve"> }}</w:t>
+        <w:t>{{ principal_amount }}</w:t>
       </w:r>
       <w:r>
         <w:rPr>
@@ -2551,25 +2196,7 @@
           <w:szCs w:val="28"/>
           <w:highlight w:val="yellow"/>
         </w:rPr>
-        <w:t xml:space="preserve">{{ </w:t>
-      </w:r>
-      <w:proofErr w:type="spellStart"/>
-      <w:r>
-        <w:rPr>
-          <w:sz w:val="28"/>
-          <w:szCs w:val="28"/>
-          <w:highlight w:val="yellow"/>
-        </w:rPr>
-        <w:t>principal_cn</w:t>
-      </w:r>
-      <w:proofErr w:type="spellEnd"/>
-      <w:r>
-        <w:rPr>
-          <w:sz w:val="28"/>
-          <w:szCs w:val="28"/>
-          <w:highlight w:val="yellow"/>
-        </w:rPr>
-        <w:t xml:space="preserve"> }}</w:t>
+        <w:t>{{ principal_cn }}</w:t>
       </w:r>
       <w:r>
         <w:rPr>
@@ -2585,25 +2212,7 @@
           <w:szCs w:val="28"/>
           <w:highlight w:val="yellow"/>
         </w:rPr>
-        <w:t xml:space="preserve">{{ </w:t>
-      </w:r>
-      <w:proofErr w:type="spellStart"/>
-      <w:r>
-        <w:rPr>
-          <w:sz w:val="28"/>
-          <w:szCs w:val="28"/>
-          <w:highlight w:val="yellow"/>
-        </w:rPr>
-        <w:t>interest_amount</w:t>
-      </w:r>
-      <w:proofErr w:type="spellEnd"/>
-      <w:r>
-        <w:rPr>
-          <w:sz w:val="28"/>
-          <w:szCs w:val="28"/>
-          <w:highlight w:val="yellow"/>
-        </w:rPr>
-        <w:t xml:space="preserve"> }}</w:t>
+        <w:t>{{ interest_amount }}</w:t>
       </w:r>
       <w:r>
         <w:rPr>
@@ -2619,25 +2228,7 @@
           <w:szCs w:val="28"/>
           <w:highlight w:val="yellow"/>
         </w:rPr>
-        <w:t xml:space="preserve">{{ </w:t>
-      </w:r>
-      <w:proofErr w:type="spellStart"/>
-      <w:r>
-        <w:rPr>
-          <w:sz w:val="28"/>
-          <w:szCs w:val="28"/>
-          <w:highlight w:val="yellow"/>
-        </w:rPr>
-        <w:t>interest_cn</w:t>
-      </w:r>
-      <w:proofErr w:type="spellEnd"/>
-      <w:r>
-        <w:rPr>
-          <w:sz w:val="28"/>
-          <w:szCs w:val="28"/>
-          <w:highlight w:val="yellow"/>
-        </w:rPr>
-        <w:t xml:space="preserve"> }}</w:t>
+        <w:t>{{ interest_cn }}</w:t>
       </w:r>
       <w:r>
         <w:rPr>
@@ -2653,25 +2244,7 @@
           <w:szCs w:val="28"/>
           <w:highlight w:val="yellow"/>
         </w:rPr>
-        <w:t xml:space="preserve">{{ </w:t>
-      </w:r>
-      <w:proofErr w:type="spellStart"/>
-      <w:r>
-        <w:rPr>
-          <w:sz w:val="28"/>
-          <w:szCs w:val="28"/>
-          <w:highlight w:val="yellow"/>
-        </w:rPr>
-        <w:t>other_fees_amount</w:t>
-      </w:r>
-      <w:proofErr w:type="spellEnd"/>
-      <w:r>
-        <w:rPr>
-          <w:sz w:val="28"/>
-          <w:szCs w:val="28"/>
-          <w:highlight w:val="yellow"/>
-        </w:rPr>
-        <w:t xml:space="preserve"> }}</w:t>
+        <w:t>{{ other_fees_amount }}</w:t>
       </w:r>
       <w:r>
         <w:rPr>
@@ -2687,25 +2260,7 @@
           <w:szCs w:val="28"/>
           <w:highlight w:val="yellow"/>
         </w:rPr>
-        <w:t xml:space="preserve">{{ </w:t>
-      </w:r>
-      <w:proofErr w:type="spellStart"/>
-      <w:r>
-        <w:rPr>
-          <w:sz w:val="28"/>
-          <w:szCs w:val="28"/>
-          <w:highlight w:val="yellow"/>
-        </w:rPr>
-        <w:t>other_fees_cn</w:t>
-      </w:r>
-      <w:proofErr w:type="spellEnd"/>
-      <w:r>
-        <w:rPr>
-          <w:sz w:val="28"/>
-          <w:szCs w:val="28"/>
-          <w:highlight w:val="yellow"/>
-        </w:rPr>
-        <w:t xml:space="preserve"> }}</w:t>
+        <w:t>{{ other_fees_cn }}</w:t>
       </w:r>
       <w:r>
         <w:rPr>
@@ -2721,25 +2276,7 @@
           <w:szCs w:val="28"/>
           <w:highlight w:val="yellow"/>
         </w:rPr>
-        <w:t xml:space="preserve">{{ </w:t>
-      </w:r>
-      <w:proofErr w:type="spellStart"/>
-      <w:r>
-        <w:rPr>
-          <w:sz w:val="28"/>
-          <w:szCs w:val="28"/>
-          <w:highlight w:val="yellow"/>
-        </w:rPr>
-        <w:t>total_claim_amount</w:t>
-      </w:r>
-      <w:proofErr w:type="spellEnd"/>
-      <w:r>
-        <w:rPr>
-          <w:sz w:val="28"/>
-          <w:szCs w:val="28"/>
-          <w:highlight w:val="yellow"/>
-        </w:rPr>
-        <w:t xml:space="preserve"> }}</w:t>
+        <w:t>{{ total_claim_amount }}</w:t>
       </w:r>
       <w:r>
         <w:rPr>
@@ -2755,25 +2292,7 @@
           <w:szCs w:val="28"/>
           <w:highlight w:val="yellow"/>
         </w:rPr>
-        <w:t xml:space="preserve">{{ </w:t>
-      </w:r>
-      <w:proofErr w:type="spellStart"/>
-      <w:r>
-        <w:rPr>
-          <w:sz w:val="28"/>
-          <w:szCs w:val="28"/>
-          <w:highlight w:val="yellow"/>
-        </w:rPr>
-        <w:t>total_claim_cn</w:t>
-      </w:r>
-      <w:proofErr w:type="spellEnd"/>
-      <w:r>
-        <w:rPr>
-          <w:sz w:val="28"/>
-          <w:szCs w:val="28"/>
-          <w:highlight w:val="yellow"/>
-        </w:rPr>
-        <w:t xml:space="preserve"> }}</w:t>
+        <w:t>{{ total_claim_cn }}</w:t>
       </w:r>
       <w:r>
         <w:rPr>
@@ -2807,23 +2326,7 @@
           <w:sz w:val="28"/>
           <w:szCs w:val="28"/>
         </w:rPr>
-        <w:t>债权明细以及抵债资产具体情况详见附件一《标的债权明细表》。本条及附件一所列明的债权金额仅为甲方基于既有资料进行的统计性描述，该等金额与乙方届时实际</w:t>
-      </w:r>
-      <w:proofErr w:type="gramStart"/>
-      <w:r>
-        <w:rPr>
-          <w:sz w:val="28"/>
-          <w:szCs w:val="28"/>
-        </w:rPr>
-        <w:t>可主张</w:t>
-      </w:r>
-      <w:proofErr w:type="gramEnd"/>
-      <w:r>
-        <w:rPr>
-          <w:sz w:val="28"/>
-          <w:szCs w:val="28"/>
-        </w:rPr>
-        <w:t>或实现的金额可能存在差异，甲方对此不作任何保证。标的债权的有效性、具体金额及构成，最终须以</w:t>
+        <w:t>债权明细以及抵债资产具体情况详见附件一《标的债权明细表》。本条及附件一所列明的债权金额仅为甲方基于既有资料进行的统计性描述，该等金额与乙方届时实际可主张或实现的金额可能存在差异，甲方对此不作任何保证。标的债权的有效性、具体金额及构成，最终须以</w:t>
       </w:r>
       <w:r>
         <w:rPr>
@@ -3027,23 +2530,7 @@
           <w:sz w:val="28"/>
           <w:szCs w:val="28"/>
         </w:rPr>
-        <w:t>标的债权所产生的已到期、未到期或将到期的全部还款、</w:t>
-      </w:r>
-      <w:proofErr w:type="gramStart"/>
-      <w:r>
-        <w:rPr>
-          <w:sz w:val="28"/>
-          <w:szCs w:val="28"/>
-        </w:rPr>
-        <w:t>清偿款</w:t>
-      </w:r>
-      <w:proofErr w:type="gramEnd"/>
-      <w:r>
-        <w:rPr>
-          <w:sz w:val="28"/>
-          <w:szCs w:val="28"/>
-        </w:rPr>
-        <w:t>及其他任何形式的偿付；</w:t>
+        <w:t>标的债权所产生的已到期、未到期或将到期的全部还款、清偿款及其他任何形式的偿付；</w:t>
       </w:r>
       <w:r>
         <w:rPr>
@@ -3169,47 +2656,7 @@
           <w:sz w:val="28"/>
           <w:szCs w:val="28"/>
         </w:rPr>
-        <w:t>自基准日起，乙方</w:t>
-      </w:r>
-      <w:proofErr w:type="gramStart"/>
-      <w:r>
-        <w:rPr>
-          <w:bCs/>
-          <w:color w:val="000000"/>
-          <w:sz w:val="28"/>
-          <w:szCs w:val="28"/>
-        </w:rPr>
-        <w:t>应承担全部标</w:t>
-      </w:r>
-      <w:proofErr w:type="gramEnd"/>
-      <w:r>
-        <w:rPr>
-          <w:bCs/>
-          <w:color w:val="000000"/>
-          <w:sz w:val="28"/>
-          <w:szCs w:val="28"/>
-        </w:rPr>
-        <w:t>的债权自基准日起的任何已知或未知的损失、损害、风险或责任，乙方对此予以认可。乙方在此不可撤销地确认并承诺，已充分知悉</w:t>
-      </w:r>
-      <w:proofErr w:type="gramStart"/>
-      <w:r>
-        <w:rPr>
-          <w:bCs/>
-          <w:color w:val="000000"/>
-          <w:sz w:val="28"/>
-          <w:szCs w:val="28"/>
-        </w:rPr>
-        <w:t>且理解本</w:t>
-      </w:r>
-      <w:proofErr w:type="gramEnd"/>
-      <w:r>
-        <w:rPr>
-          <w:bCs/>
-          <w:color w:val="000000"/>
-          <w:sz w:val="28"/>
-          <w:szCs w:val="28"/>
-        </w:rPr>
-        <w:t>合同第</w:t>
+        <w:t>自基准日起，乙方应承担全部标的债权自基准日起的任何已知或未知的损失、损害、风险或责任，乙方对此予以认可。乙方在此不可撤销地确认并承诺，已充分知悉且理解本合同第</w:t>
       </w:r>
       <w:r>
         <w:rPr>
@@ -3363,25 +2810,7 @@
           <w:szCs w:val="28"/>
           <w:highlight w:val="yellow"/>
         </w:rPr>
-        <w:t xml:space="preserve">{{ </w:t>
-      </w:r>
-      <w:proofErr w:type="spellStart"/>
-      <w:r>
-        <w:rPr>
-          <w:sz w:val="28"/>
-          <w:szCs w:val="28"/>
-          <w:highlight w:val="yellow"/>
-        </w:rPr>
-        <w:t>transfer_price</w:t>
-      </w:r>
-      <w:proofErr w:type="spellEnd"/>
-      <w:r>
-        <w:rPr>
-          <w:sz w:val="28"/>
-          <w:szCs w:val="28"/>
-          <w:highlight w:val="yellow"/>
-        </w:rPr>
-        <w:t xml:space="preserve"> }}</w:t>
+        <w:t>{{ transfer_price }}</w:t>
       </w:r>
       <w:r>
         <w:rPr>
@@ -3397,25 +2826,7 @@
           <w:szCs w:val="28"/>
           <w:highlight w:val="yellow"/>
         </w:rPr>
-        <w:t xml:space="preserve">{{ </w:t>
-      </w:r>
-      <w:proofErr w:type="spellStart"/>
-      <w:r>
-        <w:rPr>
-          <w:sz w:val="28"/>
-          <w:szCs w:val="28"/>
-          <w:highlight w:val="yellow"/>
-        </w:rPr>
-        <w:t>transfer_price_cn</w:t>
-      </w:r>
-      <w:proofErr w:type="spellEnd"/>
-      <w:r>
-        <w:rPr>
-          <w:sz w:val="28"/>
-          <w:szCs w:val="28"/>
-          <w:highlight w:val="yellow"/>
-        </w:rPr>
-        <w:t xml:space="preserve"> }}</w:t>
+        <w:t>{{ transfer_price_cn }}</w:t>
       </w:r>
       <w:r>
         <w:rPr>
@@ -3535,25 +2946,7 @@
           <w:szCs w:val="28"/>
           <w:highlight w:val="yellow"/>
         </w:rPr>
-        <w:t xml:space="preserve">{{ </w:t>
-      </w:r>
-      <w:proofErr w:type="spellStart"/>
-      <w:r>
-        <w:rPr>
-          <w:sz w:val="28"/>
-          <w:szCs w:val="28"/>
-          <w:highlight w:val="yellow"/>
-        </w:rPr>
-        <w:t>deposit_amount</w:t>
-      </w:r>
-      <w:proofErr w:type="spellEnd"/>
-      <w:r>
-        <w:rPr>
-          <w:sz w:val="28"/>
-          <w:szCs w:val="28"/>
-          <w:highlight w:val="yellow"/>
-        </w:rPr>
-        <w:t xml:space="preserve"> }}</w:t>
+        <w:t>{{ deposit_amount }}</w:t>
       </w:r>
       <w:r>
         <w:rPr>
@@ -3569,25 +2962,7 @@
           <w:szCs w:val="28"/>
           <w:highlight w:val="yellow"/>
         </w:rPr>
-        <w:t xml:space="preserve">{{ </w:t>
-      </w:r>
-      <w:proofErr w:type="spellStart"/>
-      <w:r>
-        <w:rPr>
-          <w:sz w:val="28"/>
-          <w:szCs w:val="28"/>
-          <w:highlight w:val="yellow"/>
-        </w:rPr>
-        <w:t>deposit_cn</w:t>
-      </w:r>
-      <w:proofErr w:type="spellEnd"/>
-      <w:r>
-        <w:rPr>
-          <w:sz w:val="28"/>
-          <w:szCs w:val="28"/>
-          <w:highlight w:val="yellow"/>
-        </w:rPr>
-        <w:t xml:space="preserve"> }}</w:t>
+        <w:t>{{ deposit_cn }}</w:t>
       </w:r>
       <w:r>
         <w:rPr>
@@ -3621,23 +2996,7 @@
           <w:sz w:val="28"/>
           <w:szCs w:val="28"/>
         </w:rPr>
-        <w:t>前述保证金是指为保证乙方在本合同及甲乙双方签署的其他相关协议、乙方向甲方</w:t>
-      </w:r>
-      <w:proofErr w:type="gramStart"/>
-      <w:r>
-        <w:rPr>
-          <w:sz w:val="28"/>
-          <w:szCs w:val="28"/>
-        </w:rPr>
-        <w:t>作出</w:t>
-      </w:r>
-      <w:proofErr w:type="gramEnd"/>
-      <w:r>
-        <w:rPr>
-          <w:sz w:val="28"/>
-          <w:szCs w:val="28"/>
-        </w:rPr>
-        <w:t>的相关承诺项下全部义务的履行，而由乙方事先向甲方交付的资金。甲方无需就乙方缴纳的保证金向乙方支付任何利息、资金占用费。无论该保证金最终被退还、被转化为转让价款或被没收，乙方均不向甲方主张保证金的利息、资金占用费。</w:t>
+        <w:t>前述保证金是指为保证乙方在本合同及甲乙双方签署的其他相关协议、乙方向甲方作出的相关承诺项下全部义务的履行，而由乙方事先向甲方交付的资金。甲方无需就乙方缴纳的保证金向乙方支付任何利息、资金占用费。无论该保证金最终被退还、被转化为转让价款或被没收，乙方均不向甲方主张保证金的利息、资金占用费。</w:t>
       </w:r>
     </w:p>
     <w:p>
@@ -3691,25 +3050,7 @@
           <w:szCs w:val="28"/>
           <w:highlight w:val="yellow"/>
         </w:rPr>
-        <w:t xml:space="preserve">{{ </w:t>
-      </w:r>
-      <w:proofErr w:type="spellStart"/>
-      <w:r>
-        <w:rPr>
-          <w:sz w:val="28"/>
-          <w:szCs w:val="28"/>
-          <w:highlight w:val="yellow"/>
-        </w:rPr>
-        <w:t>remaining_price</w:t>
-      </w:r>
-      <w:proofErr w:type="spellEnd"/>
-      <w:r>
-        <w:rPr>
-          <w:sz w:val="28"/>
-          <w:szCs w:val="28"/>
-          <w:highlight w:val="yellow"/>
-        </w:rPr>
-        <w:t xml:space="preserve"> }}</w:t>
+        <w:t>{{ remaining_price }}</w:t>
       </w:r>
       <w:r>
         <w:rPr>
@@ -3725,25 +3066,7 @@
           <w:szCs w:val="28"/>
           <w:highlight w:val="yellow"/>
         </w:rPr>
-        <w:t xml:space="preserve">{{ </w:t>
-      </w:r>
-      <w:proofErr w:type="spellStart"/>
-      <w:r>
-        <w:rPr>
-          <w:sz w:val="28"/>
-          <w:szCs w:val="28"/>
-          <w:highlight w:val="yellow"/>
-        </w:rPr>
-        <w:t>remaining_cn</w:t>
-      </w:r>
-      <w:proofErr w:type="spellEnd"/>
-      <w:r>
-        <w:rPr>
-          <w:sz w:val="28"/>
-          <w:szCs w:val="28"/>
-          <w:highlight w:val="yellow"/>
-        </w:rPr>
-        <w:t xml:space="preserve"> }}</w:t>
+        <w:t>{{ remaining_cn }}</w:t>
       </w:r>
       <w:r>
         <w:rPr>
@@ -3811,50 +3134,13 @@
         </w:rPr>
         <w:t>名：</w:t>
       </w:r>
-      <w:proofErr w:type="gramStart"/>
-      <w:r>
-        <w:rPr>
-          <w:sz w:val="28"/>
-          <w:szCs w:val="28"/>
-          <w:highlight w:val="yellow"/>
-        </w:rPr>
-        <w:t xml:space="preserve">{{ </w:t>
-      </w:r>
-      <w:proofErr w:type="spellStart"/>
-      <w:r>
-        <w:rPr>
-          <w:sz w:val="28"/>
-          <w:szCs w:val="28"/>
-          <w:highlight w:val="yellow"/>
-        </w:rPr>
-        <w:t>bank</w:t>
-      </w:r>
-      <w:proofErr w:type="gramEnd"/>
-      <w:r>
-        <w:rPr>
-          <w:sz w:val="28"/>
-          <w:szCs w:val="28"/>
-          <w:highlight w:val="yellow"/>
-        </w:rPr>
-        <w:t>_account_</w:t>
-      </w:r>
-      <w:proofErr w:type="gramStart"/>
-      <w:r>
-        <w:rPr>
-          <w:sz w:val="28"/>
-          <w:szCs w:val="28"/>
-          <w:highlight w:val="yellow"/>
-        </w:rPr>
-        <w:t>name</w:t>
-      </w:r>
-      <w:proofErr w:type="spellEnd"/>
-      <w:r>
-        <w:rPr>
-          <w:sz w:val="28"/>
-          <w:szCs w:val="28"/>
-          <w:highlight w:val="yellow"/>
-        </w:rPr>
-        <w:t xml:space="preserve"> }}</w:t>
+      <w:r>
+        <w:rPr>
+          <w:sz w:val="28"/>
+          <w:szCs w:val="28"/>
+          <w:highlight w:val="yellow"/>
+        </w:rPr>
+        <w:t>{{ bank_account_name }}</w:t>
       </w:r>
       <w:r>
         <w:rPr>
@@ -3865,7 +3151,6 @@
         </w:rPr>
         <w:t>;</w:t>
       </w:r>
-      <w:proofErr w:type="gramEnd"/>
     </w:p>
     <w:p>
       <w:pPr>
@@ -3894,25 +3179,7 @@
           <w:szCs w:val="28"/>
           <w:highlight w:val="yellow"/>
         </w:rPr>
-        <w:t xml:space="preserve">{{ </w:t>
-      </w:r>
-      <w:proofErr w:type="spellStart"/>
-      <w:r>
-        <w:rPr>
-          <w:sz w:val="28"/>
-          <w:szCs w:val="28"/>
-          <w:highlight w:val="yellow"/>
-        </w:rPr>
-        <w:t>bank_name</w:t>
-      </w:r>
-      <w:proofErr w:type="spellEnd"/>
-      <w:r>
-        <w:rPr>
-          <w:sz w:val="28"/>
-          <w:szCs w:val="28"/>
-          <w:highlight w:val="yellow"/>
-        </w:rPr>
-        <w:t xml:space="preserve"> }}</w:t>
+        <w:t>{{ bank_name }}</w:t>
       </w:r>
       <w:r>
         <w:rPr>
@@ -3934,7 +3201,6 @@
           <w:szCs w:val="28"/>
         </w:rPr>
       </w:pPr>
-      <w:proofErr w:type="gramStart"/>
       <w:r>
         <w:rPr>
           <w:sz w:val="28"/>
@@ -3943,7 +3209,6 @@
         </w:rPr>
         <w:t>账</w:t>
       </w:r>
-      <w:proofErr w:type="gramEnd"/>
       <w:r>
         <w:rPr>
           <w:sz w:val="28"/>
@@ -3960,59 +3225,13 @@
         </w:rPr>
         <w:t>号：</w:t>
       </w:r>
-      <w:proofErr w:type="gramStart"/>
-      <w:r>
-        <w:rPr>
-          <w:sz w:val="28"/>
-          <w:szCs w:val="28"/>
-          <w:highlight w:val="yellow"/>
-        </w:rPr>
-        <w:t xml:space="preserve">{{ </w:t>
-      </w:r>
-      <w:proofErr w:type="spellStart"/>
-      <w:r>
-        <w:rPr>
-          <w:sz w:val="28"/>
-          <w:szCs w:val="28"/>
-          <w:highlight w:val="yellow"/>
-        </w:rPr>
-        <w:t>bank</w:t>
-      </w:r>
-      <w:proofErr w:type="gramEnd"/>
-      <w:r>
-        <w:rPr>
-          <w:sz w:val="28"/>
-          <w:szCs w:val="28"/>
-          <w:highlight w:val="yellow"/>
-        </w:rPr>
-        <w:t>_</w:t>
-      </w:r>
-      <w:proofErr w:type="gramStart"/>
-      <w:r>
-        <w:rPr>
-          <w:sz w:val="28"/>
-          <w:szCs w:val="28"/>
-          <w:highlight w:val="yellow"/>
-        </w:rPr>
-        <w:t>account</w:t>
-      </w:r>
-      <w:proofErr w:type="spellEnd"/>
-      <w:r>
-        <w:rPr>
-          <w:sz w:val="28"/>
-          <w:szCs w:val="28"/>
-          <w:highlight w:val="yellow"/>
-        </w:rPr>
-        <w:t xml:space="preserve"> }</w:t>
-      </w:r>
-      <w:proofErr w:type="gramEnd"/>
-      <w:r>
-        <w:rPr>
-          <w:sz w:val="28"/>
-          <w:szCs w:val="28"/>
-          <w:highlight w:val="yellow"/>
-        </w:rPr>
-        <w:t>}</w:t>
+      <w:r>
+        <w:rPr>
+          <w:sz w:val="28"/>
+          <w:szCs w:val="28"/>
+          <w:highlight w:val="yellow"/>
+        </w:rPr>
+        <w:t>{{ bank_account }}</w:t>
       </w:r>
     </w:p>
     <w:p>
@@ -4522,25 +3741,7 @@
           <w:sz w:val="28"/>
           <w:szCs w:val="28"/>
         </w:rPr>
-        <w:t>{{</w:t>
-      </w:r>
-      <w:proofErr w:type="spellStart"/>
-      <w:r>
-        <w:rPr>
-          <w:color w:val="000000"/>
-          <w:sz w:val="28"/>
-          <w:szCs w:val="28"/>
-        </w:rPr>
-        <w:t>transition_income_clause</w:t>
-      </w:r>
-      <w:proofErr w:type="spellEnd"/>
-      <w:r>
-        <w:rPr>
-          <w:color w:val="000000"/>
-          <w:sz w:val="28"/>
-          <w:szCs w:val="28"/>
-        </w:rPr>
-        <w:t>}}</w:t>
+        <w:t>{{transition_income_clause}}</w:t>
       </w:r>
     </w:p>
     <w:p>
@@ -4696,15 +3897,7 @@
           <w:sz w:val="28"/>
           <w:szCs w:val="28"/>
         </w:rPr>
-        <w:t>乙方负责办理本合同项下标的债权转让的通知事宜，将债权转让通知送达债务人、保证人等担保人，乙方明确具体通知方式后，甲方提供债权转让通知的配合工作（包括但不限于以甲方名义对外出具债权转让通知或与乙方进行联合通知），送达费用、送达方式及送达不到的风险由乙方承担。乙方进一步确认，甲方的通知义务只限</w:t>
-      </w:r>
-      <w:proofErr w:type="gramStart"/>
-      <w:r>
-        <w:rPr>
-          <w:sz w:val="28"/>
-          <w:szCs w:val="28"/>
-        </w:rPr>
-        <w:t>于配</w:t>
+        <w:t>乙方负责办理本合同项下标的债权转让的通知事宜，将债权转让通知送达债务人、保证人等担保人，乙方明确具体通知方式后，甲方提供债权转让通知的配合工作（包括但不限于以甲方名义对外出具债权转让通知或与乙方进行联合通知），送达费用、送达方式及送达不到的风险由乙方承担。乙方进一步确认，甲方的通知义务只限于配</w:t>
       </w:r>
       <w:r>
         <w:rPr>
@@ -4712,15 +3905,7 @@
           <w:szCs w:val="28"/>
         </w:rPr>
         <w:lastRenderedPageBreak/>
-        <w:t>合</w:t>
-      </w:r>
-      <w:proofErr w:type="gramEnd"/>
-      <w:r>
-        <w:rPr>
-          <w:sz w:val="28"/>
-          <w:szCs w:val="28"/>
-        </w:rPr>
-        <w:t>进行上述适当的通知行为，无论债务人、担保人对标的债权转让的通知是否签收和确认，不影响甲、乙双方之间就标的债权进行转让的效力。</w:t>
+        <w:t>合进行上述适当的通知行为，无论债务人、担保人对标的债权转让的通知是否签收和确认，不影响甲、乙双方之间就标的债权进行转让的效力。</w:t>
       </w:r>
     </w:p>
     <w:bookmarkEnd w:id="7"/>
@@ -4747,55 +3932,7 @@
           <w:sz w:val="28"/>
           <w:szCs w:val="28"/>
         </w:rPr>
-        <w:t>标的债权项</w:t>
-      </w:r>
-      <w:proofErr w:type="gramStart"/>
-      <w:r>
-        <w:rPr>
-          <w:sz w:val="28"/>
-          <w:szCs w:val="28"/>
-        </w:rPr>
-        <w:t>下涉及</w:t>
-      </w:r>
-      <w:proofErr w:type="gramEnd"/>
-      <w:r>
-        <w:rPr>
-          <w:sz w:val="28"/>
-          <w:szCs w:val="28"/>
-        </w:rPr>
-        <w:t>的抵债资产（如有），自交割日起，甲方就该等抵债资产依法享有的权益转移至乙方，应乙方之合理要求，甲方可在交割日后合理的期间内及时交付抵债资产或提供必要的文件，以协助乙方实现对该等抵债资产的占有或控制，并配合其办理权属变更手续（如有）。前述协助行为不应被视为甲方对该等抵债资产的权属、状态或过户可能性</w:t>
-      </w:r>
-      <w:proofErr w:type="gramStart"/>
-      <w:r>
-        <w:rPr>
-          <w:sz w:val="28"/>
-          <w:szCs w:val="28"/>
-        </w:rPr>
-        <w:t>作出</w:t>
-      </w:r>
-      <w:proofErr w:type="gramEnd"/>
-      <w:r>
-        <w:rPr>
-          <w:sz w:val="28"/>
-          <w:szCs w:val="28"/>
-        </w:rPr>
-        <w:t>任何承诺或保证。因办理权属变更登记所发生的税收和行政性收费（</w:t>
-      </w:r>
-      <w:proofErr w:type="gramStart"/>
-      <w:r>
-        <w:rPr>
-          <w:sz w:val="28"/>
-          <w:szCs w:val="28"/>
-        </w:rPr>
-        <w:t>含可能</w:t>
-      </w:r>
-      <w:proofErr w:type="gramEnd"/>
-      <w:r>
-        <w:rPr>
-          <w:sz w:val="28"/>
-          <w:szCs w:val="28"/>
-        </w:rPr>
-        <w:t>需缴纳的土地出让金、罚款等）由乙方承担，乙方逾期受领抵债资产的，需自行承担相应抵债资产在规定期限后毁损、灭失的风险</w:t>
+        <w:t>标的债权项下涉及的抵债资产（如有），自交割日起，甲方就该等抵债资产依法享有的权益转移至乙方，应乙方之合理要求，甲方可在交割日后合理的期间内及时交付抵债资产或提供必要的文件，以协助乙方实现对该等抵债资产的占有或控制，并配合其办理权属变更手续（如有）。前述协助行为不应被视为甲方对该等抵债资产的权属、状态或过户可能性作出任何承诺或保证。因办理权属变更登记所发生的税收和行政性收费（含可能需缴纳的土地出让金、罚款等）由乙方承担，乙方逾期受领抵债资产的，需自行承担相应抵债资产在规定期限后毁损、灭失的风险</w:t>
       </w:r>
       <w:r>
         <w:rPr>
@@ -5007,39 +4144,7 @@
           <w:sz w:val="28"/>
           <w:szCs w:val="28"/>
         </w:rPr>
-        <w:t>对于甲方或其前手在基准日前以及过渡期内与相关中介机构签署的所有服务协议，乙方有权选择是否承继，并与中介机构独立协商甲方在其相应服务协议中的权利义务的转移。乙方承诺，其将在</w:t>
-      </w:r>
-      <w:proofErr w:type="gramStart"/>
-      <w:r>
-        <w:rPr>
-          <w:sz w:val="28"/>
-          <w:szCs w:val="28"/>
-        </w:rPr>
-        <w:t>交割日前</w:t>
-      </w:r>
-      <w:proofErr w:type="gramEnd"/>
-      <w:r>
-        <w:rPr>
-          <w:sz w:val="28"/>
-          <w:szCs w:val="28"/>
-        </w:rPr>
-        <w:t>自行与相关中介机构就既有服务协议的权利义务转移事宜达成一致，并确保自交割日起，甲方在原服务协议项下的一切责任得以解除。</w:t>
-      </w:r>
-      <w:proofErr w:type="gramStart"/>
-      <w:r>
-        <w:rPr>
-          <w:sz w:val="28"/>
-          <w:szCs w:val="28"/>
-        </w:rPr>
-        <w:t>因权利</w:t>
-      </w:r>
-      <w:proofErr w:type="gramEnd"/>
-      <w:r>
-        <w:rPr>
-          <w:sz w:val="28"/>
-          <w:szCs w:val="28"/>
-        </w:rPr>
-        <w:t>义务转移所产生的任何费用，均由乙方承担。</w:t>
+        <w:t>对于甲方或其前手在基准日前以及过渡期内与相关中介机构签署的所有服务协议，乙方有权选择是否承继，并与中介机构独立协商甲方在其相应服务协议中的权利义务的转移。乙方承诺，其将在交割日前自行与相关中介机构就既有服务协议的权利义务转移事宜达成一致，并确保自交割日起，甲方在原服务协议项下的一切责任得以解除。因权利义务转移所产生的任何费用，均由乙方承担。</w:t>
       </w:r>
     </w:p>
     <w:p>
@@ -5352,25 +4457,7 @@
           <w:sz w:val="28"/>
           <w:szCs w:val="28"/>
         </w:rPr>
-        <w:t>{{</w:t>
-      </w:r>
-      <w:proofErr w:type="spellStart"/>
-      <w:r>
-        <w:rPr>
-          <w:color w:val="000000"/>
-          <w:sz w:val="28"/>
-          <w:szCs w:val="28"/>
-        </w:rPr>
-        <w:t>disposal_fee_clause</w:t>
-      </w:r>
-      <w:proofErr w:type="spellEnd"/>
-      <w:r>
-        <w:rPr>
-          <w:color w:val="000000"/>
-          <w:sz w:val="28"/>
-          <w:szCs w:val="28"/>
-        </w:rPr>
-        <w:t>}}</w:t>
+        <w:t>{{disposal_fee_clause}}</w:t>
       </w:r>
     </w:p>
     <w:p>
@@ -5637,25 +4724,7 @@
           <w:sz w:val="28"/>
           <w:szCs w:val="28"/>
         </w:rPr>
-        <w:t>乙方确认在签订本合同之前已经全面审阅甲方所提供的标的债权的文件并全面了解本合同附件所列标的债权状况，明确知道标的债权的现状及其在法律上和事实上可能存在的各种风险，乙方完全基于自身独立的判断</w:t>
-      </w:r>
-      <w:proofErr w:type="gramStart"/>
-      <w:r>
-        <w:rPr>
-          <w:rFonts w:hint="default"/>
-          <w:sz w:val="28"/>
-          <w:szCs w:val="28"/>
-        </w:rPr>
-        <w:t>作出</w:t>
-      </w:r>
-      <w:proofErr w:type="gramEnd"/>
-      <w:r>
-        <w:rPr>
-          <w:rFonts w:hint="default"/>
-          <w:sz w:val="28"/>
-          <w:szCs w:val="28"/>
-        </w:rPr>
-        <w:t>受让标的债权的决定。</w:t>
+        <w:t>乙方确认在签订本合同之前已经全面审阅甲方所提供的标的债权的文件并全面了解本合同附件所列标的债权状况，明确知道标的债权的现状及其在法律上和事实上可能存在的各种风险，乙方完全基于自身独立的判断作出受让标的债权的决定。</w:t>
       </w:r>
     </w:p>
     <w:p>
@@ -5692,23 +4761,7 @@
           <w:sz w:val="28"/>
           <w:szCs w:val="28"/>
         </w:rPr>
-        <w:t>：乙方保证具有签署本合同的主体资格和履约能力，有权受让标的债权，并已获得签署和履行本合同的相应授权或批准。乙方承诺不属于法律法规规定或国家金融监督管理总局认定的</w:t>
-      </w:r>
-      <w:proofErr w:type="gramStart"/>
-      <w:r>
-        <w:rPr>
-          <w:sz w:val="28"/>
-          <w:szCs w:val="28"/>
-        </w:rPr>
-        <w:t>不宜受</w:t>
-      </w:r>
-      <w:proofErr w:type="gramEnd"/>
-      <w:r>
-        <w:rPr>
-          <w:sz w:val="28"/>
-          <w:szCs w:val="28"/>
-        </w:rPr>
-        <w:t>让的主体，包括但不限于：（</w:t>
+        <w:t>：乙方保证具有签署本合同的主体资格和履约能力，有权受让标的债权，并已获得签署和履行本合同的相应授权或批准。乙方承诺不属于法律法规规定或国家金融监督管理总局认定的不宜受让的主体，包括但不限于：（</w:t>
       </w:r>
       <w:r>
         <w:rPr>
@@ -5792,23 +4845,7 @@
           <w:sz w:val="28"/>
           <w:szCs w:val="28"/>
         </w:rPr>
-        <w:t>）法律法规规定或国家金融监督管理总局认定的其他</w:t>
-      </w:r>
-      <w:proofErr w:type="gramStart"/>
-      <w:r>
-        <w:rPr>
-          <w:sz w:val="28"/>
-          <w:szCs w:val="28"/>
-        </w:rPr>
-        <w:t>不宜受</w:t>
-      </w:r>
-      <w:proofErr w:type="gramEnd"/>
-      <w:r>
-        <w:rPr>
-          <w:sz w:val="28"/>
-          <w:szCs w:val="28"/>
-        </w:rPr>
-        <w:t>让的主体。</w:t>
+        <w:t>）法律法规规定或国家金融监督管理总局认定的其他不宜受让的主体。</w:t>
       </w:r>
       <w:r>
         <w:rPr>
@@ -5871,39 +4908,7 @@
           <w:sz w:val="28"/>
           <w:szCs w:val="28"/>
         </w:rPr>
-        <w:t>。乙方确认，乙方参与债权转让，即视为已经完全接受并知悉标的债权存在或可能存在的所有风险或瑕疵。乙方进一步确认并保证，基于标的债权的特殊性及现状出售的性质，甲方未就本合同项下标的债权的诉讼时效、担保效力、可回收性或乙方受让标的债权后的预期收益等向乙方</w:t>
-      </w:r>
-      <w:proofErr w:type="gramStart"/>
-      <w:r>
-        <w:rPr>
-          <w:sz w:val="28"/>
-          <w:szCs w:val="28"/>
-        </w:rPr>
-        <w:t>作出</w:t>
-      </w:r>
-      <w:proofErr w:type="gramEnd"/>
-      <w:r>
-        <w:rPr>
-          <w:sz w:val="28"/>
-          <w:szCs w:val="28"/>
-        </w:rPr>
-        <w:t>任何明示或暗示的声明和保证，乙方是在独立判断标的债权法律上的有效性和商业价值后自主</w:t>
-      </w:r>
-      <w:proofErr w:type="gramStart"/>
-      <w:r>
-        <w:rPr>
-          <w:sz w:val="28"/>
-          <w:szCs w:val="28"/>
-        </w:rPr>
-        <w:t>作出</w:t>
-      </w:r>
-      <w:proofErr w:type="gramEnd"/>
-      <w:r>
-        <w:rPr>
-          <w:sz w:val="28"/>
-          <w:szCs w:val="28"/>
-        </w:rPr>
-        <w:t>报价，并自愿独自承担因其调查不充分、判断失误或标的债权实际情况与预期不符而可能遭受的一切损失、风险及法律责任。</w:t>
+        <w:t>。乙方确认，乙方参与债权转让，即视为已经完全接受并知悉标的债权存在或可能存在的所有风险或瑕疵。乙方进一步确认并保证，基于标的债权的特殊性及现状出售的性质，甲方未就本合同项下标的债权的诉讼时效、担保效力、可回收性或乙方受让标的债权后的预期收益等向乙方作出任何明示或暗示的声明和保证，乙方是在独立判断标的债权法律上的有效性和商业价值后自主作出报价，并自愿独自承担因其调查不充分、判断失误或标的债权实际情况与预期不符而可能遭受的一切损失、风险及法律责任。</w:t>
       </w:r>
     </w:p>
     <w:p>
@@ -5935,43 +4940,7 @@
           <w:sz w:val="28"/>
           <w:szCs w:val="28"/>
         </w:rPr>
-        <w:t>乙方确认知悉本合同第二条所揭示的标的债权可能存在的全部瑕疵和风险，以及未列明的潜在风险，乙方接受标的债权按照交割日现状予以转让的事实，基于转让标的债权不良资产的特性，甲方亦对标的债权清收的困难性和</w:t>
-      </w:r>
-      <w:proofErr w:type="gramStart"/>
-      <w:r>
-        <w:rPr>
-          <w:color w:val="000000"/>
-          <w:sz w:val="28"/>
-          <w:szCs w:val="28"/>
-        </w:rPr>
-        <w:t>可</w:t>
-      </w:r>
-      <w:proofErr w:type="gramEnd"/>
-      <w:r>
-        <w:rPr>
-          <w:color w:val="000000"/>
-          <w:sz w:val="28"/>
-          <w:szCs w:val="28"/>
-        </w:rPr>
-        <w:t>回收性未</w:t>
-      </w:r>
-      <w:proofErr w:type="gramStart"/>
-      <w:r>
-        <w:rPr>
-          <w:color w:val="000000"/>
-          <w:sz w:val="28"/>
-          <w:szCs w:val="28"/>
-        </w:rPr>
-        <w:t>作出</w:t>
-      </w:r>
-      <w:proofErr w:type="gramEnd"/>
-      <w:r>
-        <w:rPr>
-          <w:color w:val="000000"/>
-          <w:sz w:val="28"/>
-          <w:szCs w:val="28"/>
-        </w:rPr>
-        <w:t>任何承诺或保证，乙方对该等事实予以确认。乙方自愿承担受让该等标的债权后可能承受的一切风险以及由该等风险所造成的一切损失或无法实现的预期利益。本合同一经签署，乙方不可撤销地承诺其将放弃以重大误解、显失公平或其他任何理由主张变更、撤销、解除本合同或减损本合同效力的其他任何权利。</w:t>
+        <w:t>乙方确认知悉本合同第二条所揭示的标的债权可能存在的全部瑕疵和风险，以及未列明的潜在风险，乙方接受标的债权按照交割日现状予以转让的事实，基于转让标的债权不良资产的特性，甲方亦对标的债权清收的困难性和可回收性未作出任何承诺或保证，乙方对该等事实予以确认。乙方自愿承担受让该等标的债权后可能承受的一切风险以及由该等风险所造成的一切损失或无法实现的预期利益。本合同一经签署，乙方不可撤销地承诺其将放弃以重大误解、显失公平或其他任何理由主张变更、撤销、解除本合同或减损本合同效力的其他任何权利。</w:t>
       </w:r>
     </w:p>
     <w:p>
@@ -6082,27 +5051,7 @@
           <w:sz w:val="28"/>
           <w:szCs w:val="28"/>
         </w:rPr>
-        <w:t>乙方同意并保证，如果标的债权项下存在能够追究甲方及前手权利人任何法律责任的权利，乙方承诺自交割日起自动、无条件、不可撤销地全部放弃该等权利，乙方及其后手不以任何方式向前</w:t>
-      </w:r>
-      <w:proofErr w:type="gramStart"/>
-      <w:r>
-        <w:rPr>
-          <w:rFonts w:hint="default"/>
-          <w:color w:val="000000"/>
-          <w:sz w:val="28"/>
-          <w:szCs w:val="28"/>
-        </w:rPr>
-        <w:t>手权利</w:t>
-      </w:r>
-      <w:proofErr w:type="gramEnd"/>
-      <w:r>
-        <w:rPr>
-          <w:rFonts w:hint="default"/>
-          <w:color w:val="000000"/>
-          <w:sz w:val="28"/>
-          <w:szCs w:val="28"/>
-        </w:rPr>
-        <w:t>人及甲方主张本条项下已放弃的全部权利，或要求前手权利人或甲方承担与此有关的任何法律责任。</w:t>
+        <w:t>乙方同意并保证，如果标的债权项下存在能够追究甲方及前手权利人任何法律责任的权利，乙方承诺自交割日起自动、无条件、不可撤销地全部放弃该等权利，乙方及其后手不以任何方式向前手权利人及甲方主张本条项下已放弃的全部权利，或要求前手权利人或甲方承担与此有关的任何法律责任。</w:t>
       </w:r>
     </w:p>
     <w:p>
@@ -6589,23 +5538,7 @@
           <w:szCs w:val="28"/>
         </w:rPr>
         <w:lastRenderedPageBreak/>
-        <w:t>合同，另行处置标的债权，前述扣收款项不足以弥补甲方损失的，</w:t>
-      </w:r>
-      <w:proofErr w:type="gramStart"/>
-      <w:r>
-        <w:rPr>
-          <w:sz w:val="28"/>
-          <w:szCs w:val="28"/>
-        </w:rPr>
-        <w:t>乙方仍</w:t>
-      </w:r>
-      <w:proofErr w:type="gramEnd"/>
-      <w:r>
-        <w:rPr>
-          <w:sz w:val="28"/>
-          <w:szCs w:val="28"/>
-        </w:rPr>
-        <w:t>应承担损失赔偿责任，同时，乙方应当承担违约期间每日以应付未付款为基数按万分之五的标准计算的违约金；（</w:t>
+        <w:t>合同，另行处置标的债权，前述扣收款项不足以弥补甲方损失的，乙方仍应承担损失赔偿责任，同时，乙方应当承担违约期间每日以应付未付款为基数按万分之五的标准计算的违约金；（</w:t>
       </w:r>
       <w:r>
         <w:rPr>
@@ -7872,25 +6805,7 @@
           <w:szCs w:val="28"/>
           <w:highlight w:val="yellow"/>
         </w:rPr>
-        <w:t xml:space="preserve"> {{ </w:t>
-      </w:r>
-      <w:proofErr w:type="spellStart"/>
-      <w:r>
-        <w:rPr>
-          <w:sz w:val="28"/>
-          <w:szCs w:val="28"/>
-          <w:highlight w:val="yellow"/>
-        </w:rPr>
-        <w:t>party_a_address</w:t>
-      </w:r>
-      <w:proofErr w:type="spellEnd"/>
-      <w:r>
-        <w:rPr>
-          <w:sz w:val="28"/>
-          <w:szCs w:val="28"/>
-          <w:highlight w:val="yellow"/>
-        </w:rPr>
-        <w:t xml:space="preserve"> }}</w:t>
+        <w:t xml:space="preserve"> {{ party_a_address }}</w:t>
       </w:r>
       <w:r>
         <w:rPr>
@@ -7917,7 +6832,6 @@
           <w:highlight w:val="yellow"/>
         </w:rPr>
       </w:pPr>
-      <w:proofErr w:type="gramStart"/>
       <w:r>
         <w:rPr>
           <w:sz w:val="28"/>
@@ -7925,7 +6839,6 @@
         </w:rPr>
         <w:t>邮</w:t>
       </w:r>
-      <w:proofErr w:type="gramEnd"/>
       <w:r>
         <w:rPr>
           <w:sz w:val="28"/>
@@ -7945,15 +6858,7 @@
           <w:sz w:val="28"/>
           <w:szCs w:val="28"/>
         </w:rPr>
-        <w:t xml:space="preserve">{{ </w:t>
-      </w:r>
-      <w:proofErr w:type="spellStart"/>
-      <w:r>
-        <w:rPr>
-          <w:sz w:val="28"/>
-          <w:szCs w:val="28"/>
-        </w:rPr>
-        <w:t>party_</w:t>
+        <w:t>{{ party_</w:t>
       </w:r>
       <w:r>
         <w:rPr>
@@ -7968,15 +6873,7 @@
           <w:sz w:val="28"/>
           <w:szCs w:val="28"/>
         </w:rPr>
-        <w:t>_zip</w:t>
-      </w:r>
-      <w:proofErr w:type="spellEnd"/>
-      <w:r>
-        <w:rPr>
-          <w:sz w:val="28"/>
-          <w:szCs w:val="28"/>
-        </w:rPr>
-        <w:t xml:space="preserve"> }}</w:t>
+        <w:t>_zip }}</w:t>
       </w:r>
       <w:r>
         <w:rPr>
@@ -8024,15 +6921,7 @@
           <w:sz w:val="28"/>
           <w:szCs w:val="28"/>
         </w:rPr>
-        <w:t xml:space="preserve">{{ </w:t>
-      </w:r>
-      <w:proofErr w:type="spellStart"/>
-      <w:r>
-        <w:rPr>
-          <w:sz w:val="28"/>
-          <w:szCs w:val="28"/>
-        </w:rPr>
-        <w:t>party_</w:t>
+        <w:t>{{ party_</w:t>
       </w:r>
       <w:r>
         <w:rPr>
@@ -8047,15 +6936,7 @@
           <w:sz w:val="28"/>
           <w:szCs w:val="28"/>
         </w:rPr>
-        <w:t>_phone</w:t>
-      </w:r>
-      <w:proofErr w:type="spellEnd"/>
-      <w:r>
-        <w:rPr>
-          <w:sz w:val="28"/>
-          <w:szCs w:val="28"/>
-        </w:rPr>
-        <w:t xml:space="preserve"> }}</w:t>
+        <w:t>_phone }}</w:t>
       </w:r>
       <w:r>
         <w:rPr>
@@ -8106,23 +6987,7 @@
           <w:sz w:val="28"/>
           <w:szCs w:val="28"/>
         </w:rPr>
-        <w:t xml:space="preserve">{{ </w:t>
-      </w:r>
-      <w:proofErr w:type="spellStart"/>
-      <w:r>
-        <w:rPr>
-          <w:sz w:val="28"/>
-          <w:szCs w:val="28"/>
-        </w:rPr>
-        <w:t>party_a_fax</w:t>
-      </w:r>
-      <w:proofErr w:type="spellEnd"/>
-      <w:r>
-        <w:rPr>
-          <w:sz w:val="28"/>
-          <w:szCs w:val="28"/>
-        </w:rPr>
-        <w:t xml:space="preserve"> }}</w:t>
+        <w:t>{{ party_a_fax }}</w:t>
       </w:r>
       <w:r>
         <w:rPr>
@@ -8187,23 +7052,7 @@
           <w:sz w:val="28"/>
           <w:szCs w:val="28"/>
         </w:rPr>
-        <w:t xml:space="preserve">{{ </w:t>
-      </w:r>
-      <w:proofErr w:type="spellStart"/>
-      <w:r>
-        <w:rPr>
-          <w:sz w:val="28"/>
-          <w:szCs w:val="28"/>
-        </w:rPr>
-        <w:t>party_a_contact</w:t>
-      </w:r>
-      <w:proofErr w:type="spellEnd"/>
-      <w:r>
-        <w:rPr>
-          <w:sz w:val="28"/>
-          <w:szCs w:val="28"/>
-        </w:rPr>
-        <w:t xml:space="preserve"> }}</w:t>
+        <w:t>{{ party_a_contact }}</w:t>
       </w:r>
       <w:r>
         <w:rPr>
@@ -8237,59 +7086,13 @@
         </w:rPr>
         <w:t>电子邮件：</w:t>
       </w:r>
-      <w:proofErr w:type="gramStart"/>
-      <w:r>
-        <w:rPr>
-          <w:sz w:val="28"/>
-          <w:szCs w:val="28"/>
-          <w:highlight w:val="yellow"/>
-        </w:rPr>
-        <w:t xml:space="preserve">{{ </w:t>
-      </w:r>
-      <w:proofErr w:type="spellStart"/>
-      <w:r>
-        <w:rPr>
-          <w:sz w:val="28"/>
-          <w:szCs w:val="28"/>
-          <w:highlight w:val="yellow"/>
-        </w:rPr>
-        <w:t>party</w:t>
-      </w:r>
-      <w:proofErr w:type="gramEnd"/>
-      <w:r>
-        <w:rPr>
-          <w:sz w:val="28"/>
-          <w:szCs w:val="28"/>
-          <w:highlight w:val="yellow"/>
-        </w:rPr>
-        <w:t>_a_</w:t>
-      </w:r>
-      <w:proofErr w:type="gramStart"/>
-      <w:r>
-        <w:rPr>
-          <w:sz w:val="28"/>
-          <w:szCs w:val="28"/>
-          <w:highlight w:val="yellow"/>
-        </w:rPr>
-        <w:t>email</w:t>
-      </w:r>
-      <w:proofErr w:type="spellEnd"/>
-      <w:r>
-        <w:rPr>
-          <w:sz w:val="28"/>
-          <w:szCs w:val="28"/>
-          <w:highlight w:val="yellow"/>
-        </w:rPr>
-        <w:t xml:space="preserve"> }</w:t>
-      </w:r>
-      <w:proofErr w:type="gramEnd"/>
-      <w:r>
-        <w:rPr>
-          <w:sz w:val="28"/>
-          <w:szCs w:val="28"/>
-          <w:highlight w:val="yellow"/>
-        </w:rPr>
-        <w:t>}</w:t>
+      <w:r>
+        <w:rPr>
+          <w:sz w:val="28"/>
+          <w:szCs w:val="28"/>
+          <w:highlight w:val="yellow"/>
+        </w:rPr>
+        <w:t>{{ party_a_email }}</w:t>
       </w:r>
     </w:p>
     <w:p>
@@ -8356,16 +7159,7 @@
           <w:szCs w:val="28"/>
           <w:highlight w:val="yellow"/>
         </w:rPr>
-        <w:t xml:space="preserve"> {{ </w:t>
-      </w:r>
-      <w:proofErr w:type="spellStart"/>
-      <w:r>
-        <w:rPr>
-          <w:sz w:val="28"/>
-          <w:szCs w:val="28"/>
-          <w:highlight w:val="yellow"/>
-        </w:rPr>
-        <w:t>party_</w:t>
+        <w:t xml:space="preserve"> {{ party_</w:t>
       </w:r>
       <w:r>
         <w:rPr>
@@ -8382,16 +7176,7 @@
           <w:szCs w:val="28"/>
           <w:highlight w:val="yellow"/>
         </w:rPr>
-        <w:t>_address</w:t>
-      </w:r>
-      <w:proofErr w:type="spellEnd"/>
-      <w:r>
-        <w:rPr>
-          <w:sz w:val="28"/>
-          <w:szCs w:val="28"/>
-          <w:highlight w:val="yellow"/>
-        </w:rPr>
-        <w:t xml:space="preserve"> }}</w:t>
+        <w:t>_address }}</w:t>
       </w:r>
       <w:r>
         <w:rPr>
@@ -8418,7 +7203,6 @@
           <w:highlight w:val="yellow"/>
         </w:rPr>
       </w:pPr>
-      <w:proofErr w:type="gramStart"/>
       <w:r>
         <w:rPr>
           <w:sz w:val="28"/>
@@ -8427,7 +7211,6 @@
         <w:lastRenderedPageBreak/>
         <w:t>邮</w:t>
       </w:r>
-      <w:proofErr w:type="gramEnd"/>
       <w:r>
         <w:rPr>
           <w:sz w:val="28"/>
@@ -8447,23 +7230,7 @@
           <w:sz w:val="28"/>
           <w:szCs w:val="28"/>
         </w:rPr>
-        <w:t xml:space="preserve">{{ </w:t>
-      </w:r>
-      <w:proofErr w:type="spellStart"/>
-      <w:r>
-        <w:rPr>
-          <w:sz w:val="28"/>
-          <w:szCs w:val="28"/>
-        </w:rPr>
-        <w:t>party_b_zip</w:t>
-      </w:r>
-      <w:proofErr w:type="spellEnd"/>
-      <w:r>
-        <w:rPr>
-          <w:sz w:val="28"/>
-          <w:szCs w:val="28"/>
-        </w:rPr>
-        <w:t xml:space="preserve"> }}</w:t>
+        <w:t>{{ party_b_zip }}</w:t>
       </w:r>
       <w:r>
         <w:rPr>
@@ -8514,23 +7281,7 @@
           <w:sz w:val="28"/>
           <w:szCs w:val="28"/>
         </w:rPr>
-        <w:t xml:space="preserve">{{ </w:t>
-      </w:r>
-      <w:proofErr w:type="spellStart"/>
-      <w:r>
-        <w:rPr>
-          <w:sz w:val="28"/>
-          <w:szCs w:val="28"/>
-        </w:rPr>
-        <w:t>party_b_phone</w:t>
-      </w:r>
-      <w:proofErr w:type="spellEnd"/>
-      <w:r>
-        <w:rPr>
-          <w:sz w:val="28"/>
-          <w:szCs w:val="28"/>
-        </w:rPr>
-        <w:t xml:space="preserve"> }}</w:t>
+        <w:t>{{ party_b_phone }}</w:t>
       </w:r>
       <w:r>
         <w:rPr>
@@ -8581,15 +7332,7 @@
           <w:sz w:val="28"/>
           <w:szCs w:val="28"/>
         </w:rPr>
-        <w:t xml:space="preserve">{{ </w:t>
-      </w:r>
-      <w:proofErr w:type="spellStart"/>
-      <w:r>
-        <w:rPr>
-          <w:sz w:val="28"/>
-          <w:szCs w:val="28"/>
-        </w:rPr>
-        <w:t>party_</w:t>
+        <w:t>{{ party_</w:t>
       </w:r>
       <w:r>
         <w:rPr>
@@ -8604,15 +7347,7 @@
           <w:sz w:val="28"/>
           <w:szCs w:val="28"/>
         </w:rPr>
-        <w:t>_fax</w:t>
-      </w:r>
-      <w:proofErr w:type="spellEnd"/>
-      <w:r>
-        <w:rPr>
-          <w:sz w:val="28"/>
-          <w:szCs w:val="28"/>
-        </w:rPr>
-        <w:t xml:space="preserve"> }}</w:t>
+        <w:t>_fax }}</w:t>
       </w:r>
       <w:r>
         <w:rPr>
@@ -8684,61 +7419,7 @@
           <w:szCs w:val="28"/>
           <w:highlight w:val="yellow"/>
         </w:rPr>
-        <w:t xml:space="preserve"> </w:t>
-      </w:r>
-      <w:proofErr w:type="gramStart"/>
-      <w:r>
-        <w:rPr>
-          <w:sz w:val="28"/>
-          <w:szCs w:val="28"/>
-          <w:highlight w:val="yellow"/>
-        </w:rPr>
-        <w:t xml:space="preserve">{{ </w:t>
-      </w:r>
-      <w:proofErr w:type="spellStart"/>
-      <w:r>
-        <w:rPr>
-          <w:sz w:val="28"/>
-          <w:szCs w:val="28"/>
-          <w:highlight w:val="yellow"/>
-        </w:rPr>
-        <w:t>party</w:t>
-      </w:r>
-      <w:proofErr w:type="gramEnd"/>
-      <w:r>
-        <w:rPr>
-          <w:sz w:val="28"/>
-          <w:szCs w:val="28"/>
-          <w:highlight w:val="yellow"/>
-        </w:rPr>
-        <w:t>_b_</w:t>
-      </w:r>
-      <w:proofErr w:type="gramStart"/>
-      <w:r>
-        <w:rPr>
-          <w:sz w:val="28"/>
-          <w:szCs w:val="28"/>
-          <w:highlight w:val="yellow"/>
-        </w:rPr>
-        <w:t>contact</w:t>
-      </w:r>
-      <w:proofErr w:type="spellEnd"/>
-      <w:r>
-        <w:rPr>
-          <w:sz w:val="28"/>
-          <w:szCs w:val="28"/>
-          <w:highlight w:val="yellow"/>
-        </w:rPr>
-        <w:t xml:space="preserve"> }</w:t>
-      </w:r>
-      <w:proofErr w:type="gramEnd"/>
-      <w:r>
-        <w:rPr>
-          <w:sz w:val="28"/>
-          <w:szCs w:val="28"/>
-          <w:highlight w:val="yellow"/>
-        </w:rPr>
-        <w:t>}</w:t>
+        <w:t xml:space="preserve"> {{ party_b_contact }}</w:t>
       </w:r>
     </w:p>
     <w:p>
@@ -8764,32 +7445,13 @@
         </w:rPr>
         <w:t>电子邮件：</w:t>
       </w:r>
-      <w:proofErr w:type="gramStart"/>
-      <w:r>
-        <w:rPr>
-          <w:sz w:val="28"/>
-          <w:szCs w:val="28"/>
-          <w:highlight w:val="yellow"/>
-        </w:rPr>
-        <w:t xml:space="preserve">{{ </w:t>
-      </w:r>
-      <w:proofErr w:type="spellStart"/>
-      <w:r>
-        <w:rPr>
-          <w:sz w:val="28"/>
-          <w:szCs w:val="28"/>
-          <w:highlight w:val="yellow"/>
-        </w:rPr>
-        <w:t>party</w:t>
-      </w:r>
-      <w:proofErr w:type="gramEnd"/>
-      <w:r>
-        <w:rPr>
-          <w:sz w:val="28"/>
-          <w:szCs w:val="28"/>
-          <w:highlight w:val="yellow"/>
-        </w:rPr>
-        <w:t>_</w:t>
+      <w:r>
+        <w:rPr>
+          <w:sz w:val="28"/>
+          <w:szCs w:val="28"/>
+          <w:highlight w:val="yellow"/>
+        </w:rPr>
+        <w:t>{{ party_</w:t>
       </w:r>
       <w:r>
         <w:rPr>
@@ -8806,34 +7468,7 @@
           <w:szCs w:val="28"/>
           <w:highlight w:val="yellow"/>
         </w:rPr>
-        <w:t>_</w:t>
-      </w:r>
-      <w:proofErr w:type="gramStart"/>
-      <w:r>
-        <w:rPr>
-          <w:sz w:val="28"/>
-          <w:szCs w:val="28"/>
-          <w:highlight w:val="yellow"/>
-        </w:rPr>
-        <w:t>email</w:t>
-      </w:r>
-      <w:proofErr w:type="spellEnd"/>
-      <w:r>
-        <w:rPr>
-          <w:sz w:val="28"/>
-          <w:szCs w:val="28"/>
-          <w:highlight w:val="yellow"/>
-        </w:rPr>
-        <w:t xml:space="preserve"> }</w:t>
-      </w:r>
-      <w:proofErr w:type="gramEnd"/>
-      <w:r>
-        <w:rPr>
-          <w:sz w:val="28"/>
-          <w:szCs w:val="28"/>
-          <w:highlight w:val="yellow"/>
-        </w:rPr>
-        <w:t>}</w:t>
+        <w:t>_email }}</w:t>
       </w:r>
     </w:p>
     <w:p>
@@ -9379,83 +8014,47 @@
           <w:sz w:val="28"/>
           <w:szCs w:val="28"/>
         </w:rPr>
-        <w:t>）合同双方都清楚并愿意严格遵守中华人民共和国反商业贿赂的法律规定，双方都清楚任何形式的贿赂和贪</w:t>
-      </w:r>
-      <w:proofErr w:type="gramStart"/>
-      <w:r>
+        <w:t>）合同双方都清楚并愿意严格遵守中华人民共和国反商业贿赂的法律规定，双方都清楚任何形式的贿赂和贪渎行为都将触犯法律，并将受到法律的严惩。</w:t>
+      </w:r>
+    </w:p>
+    <w:p>
+      <w:pPr>
+        <w:tabs>
+          <w:tab w:val="left" w:pos="1260"/>
+        </w:tabs>
+        <w:snapToGrid w:val="0"/>
+        <w:spacing w:line="312" w:lineRule="auto"/>
+        <w:ind w:right="-87" w:firstLineChars="200" w:firstLine="560"/>
+        <w:jc w:val="both"/>
         <w:rPr>
           <w:bCs/>
           <w:sz w:val="28"/>
           <w:szCs w:val="28"/>
         </w:rPr>
-        <w:t>渎</w:t>
-      </w:r>
-      <w:proofErr w:type="gramEnd"/>
+      </w:pPr>
       <w:r>
         <w:rPr>
           <w:bCs/>
           <w:sz w:val="28"/>
           <w:szCs w:val="28"/>
         </w:rPr>
-        <w:t>行为都将触犯法律，并将受到法律的严惩。</w:t>
-      </w:r>
-    </w:p>
-    <w:p>
-      <w:pPr>
-        <w:tabs>
-          <w:tab w:val="left" w:pos="1260"/>
-        </w:tabs>
-        <w:snapToGrid w:val="0"/>
-        <w:spacing w:line="312" w:lineRule="auto"/>
-        <w:ind w:right="-87" w:firstLineChars="200" w:firstLine="560"/>
-        <w:jc w:val="both"/>
+        <w:t>（</w:t>
+      </w:r>
+      <w:r>
         <w:rPr>
           <w:bCs/>
           <w:sz w:val="28"/>
           <w:szCs w:val="28"/>
         </w:rPr>
-      </w:pPr>
+        <w:t>2</w:t>
+      </w:r>
       <w:r>
         <w:rPr>
           <w:bCs/>
           <w:sz w:val="28"/>
           <w:szCs w:val="28"/>
         </w:rPr>
-        <w:t>（</w:t>
-      </w:r>
-      <w:r>
-        <w:rPr>
-          <w:bCs/>
-          <w:sz w:val="28"/>
-          <w:szCs w:val="28"/>
-        </w:rPr>
-        <w:t>2</w:t>
-      </w:r>
-      <w:r>
-        <w:rPr>
-          <w:bCs/>
-          <w:sz w:val="28"/>
-          <w:szCs w:val="28"/>
-        </w:rPr>
-        <w:t>）甲方或</w:t>
-      </w:r>
-      <w:proofErr w:type="gramStart"/>
-      <w:r>
-        <w:rPr>
-          <w:bCs/>
-          <w:sz w:val="28"/>
-          <w:szCs w:val="28"/>
-        </w:rPr>
-        <w:t>乙方均</w:t>
-      </w:r>
-      <w:proofErr w:type="gramEnd"/>
-      <w:r>
-        <w:rPr>
-          <w:bCs/>
-          <w:sz w:val="28"/>
-          <w:szCs w:val="28"/>
-        </w:rPr>
-        <w:t>不得向对方或对方经办人或其他相关人员索要、收受、提供、给予合同约定外的任何利益，包括但不限于明扣、暗扣、现金、购物卡、实物、有价证券、旅游或其他非物质性利益等，但如该等利益属于行业惯例或通常做法，则须在合同中明示。</w:t>
+        <w:t>）甲方或乙方均不得向对方或对方经办人或其他相关人员索要、收受、提供、给予合同约定外的任何利益，包括但不限于明扣、暗扣、现金、购物卡、实物、有价证券、旅游或其他非物质性利益等，但如该等利益属于行业惯例或通常做法，则须在合同中明示。</w:t>
       </w:r>
     </w:p>
     <w:p>
@@ -9850,27 +8449,7 @@
           <w:szCs w:val="28"/>
           <w:highlight w:val="yellow"/>
         </w:rPr>
-        <w:t xml:space="preserve">{{ </w:t>
-      </w:r>
-      <w:proofErr w:type="spellStart"/>
-      <w:r>
-        <w:rPr>
-          <w:b/>
-          <w:sz w:val="28"/>
-          <w:szCs w:val="28"/>
-          <w:highlight w:val="yellow"/>
-        </w:rPr>
-        <w:t>contract_no</w:t>
-      </w:r>
-      <w:proofErr w:type="spellEnd"/>
-      <w:r>
-        <w:rPr>
-          <w:b/>
-          <w:sz w:val="28"/>
-          <w:szCs w:val="28"/>
-          <w:highlight w:val="yellow"/>
-        </w:rPr>
-        <w:t xml:space="preserve"> }}</w:t>
+        <w:t>{{ contract_no }}</w:t>
       </w:r>
       <w:r>
         <w:rPr>
@@ -10117,27 +8696,7 @@
           <w:szCs w:val="28"/>
           <w:highlight w:val="yellow"/>
         </w:rPr>
-        <w:t xml:space="preserve">{{ </w:t>
-      </w:r>
-      <w:proofErr w:type="spellStart"/>
-      <w:r>
-        <w:rPr>
-          <w:b/>
-          <w:sz w:val="28"/>
-          <w:szCs w:val="28"/>
-          <w:highlight w:val="yellow"/>
-        </w:rPr>
-        <w:t>party_b_name</w:t>
-      </w:r>
-      <w:proofErr w:type="spellEnd"/>
-      <w:r>
-        <w:rPr>
-          <w:b/>
-          <w:sz w:val="28"/>
-          <w:szCs w:val="28"/>
-          <w:highlight w:val="yellow"/>
-        </w:rPr>
-        <w:t xml:space="preserve"> }}</w:t>
+        <w:t>{{ party_b_name }}</w:t>
       </w:r>
       <w:r>
         <w:rPr>
@@ -10486,27 +9045,7 @@
           <w:color w:val="auto"/>
           <w:highlight w:val="yellow"/>
         </w:rPr>
-        <w:t xml:space="preserve">{{ </w:t>
-      </w:r>
-      <w:proofErr w:type="spellStart"/>
-      <w:r>
-        <w:rPr>
-          <w:rFonts w:eastAsia="仿宋_GB2312"/>
-          <w:bCs w:val="0"/>
-          <w:color w:val="auto"/>
-          <w:highlight w:val="yellow"/>
-        </w:rPr>
-        <w:t>base_date</w:t>
-      </w:r>
-      <w:proofErr w:type="spellEnd"/>
-      <w:r>
-        <w:rPr>
-          <w:rFonts w:eastAsia="仿宋_GB2312"/>
-          <w:bCs w:val="0"/>
-          <w:color w:val="auto"/>
-          <w:highlight w:val="yellow"/>
-        </w:rPr>
-        <w:t xml:space="preserve"> }} </w:t>
+        <w:t xml:space="preserve">{{ base_date }} </w:t>
       </w:r>
       <w:r>
         <w:rPr>
